--- a/Lab_3/Лаб4.docx
+++ b/Lab_3/Лаб4.docx
@@ -3102,15 +3102,7 @@
             <w:noProof/>
             <w:lang w:val="en-US"/>
           </w:rPr>
-          <m:t>=</m:t>
-        </m:r>
-        <m:r>
-          <w:rPr>
-            <w:rFonts w:ascii="Cambria Math" w:hAnsi="Cambria Math"/>
-            <w:noProof/>
-            <w:lang w:val="en-US"/>
-          </w:rPr>
-          <m:t>0</m:t>
+          <m:t>=0</m:t>
         </m:r>
       </m:oMath>
     </w:p>
@@ -3422,15 +3414,7 @@
                     <w:noProof/>
                     <w:lang w:val="en-US"/>
                   </w:rPr>
-                  <m:t>k</m:t>
-                </m:r>
-                <m:r>
-                  <w:rPr>
-                    <w:rFonts w:ascii="Cambria Math" w:hAnsi="Cambria Math"/>
-                    <w:noProof/>
-                    <w:lang w:val="en-US"/>
-                  </w:rPr>
-                  <m:t>-1</m:t>
+                  <m:t>k-1</m:t>
                 </m:r>
               </m:sup>
             </m:sSup>
@@ -4667,15 +4651,7 @@
                 <w:noProof/>
                 <w:lang w:val="en-US"/>
               </w:rPr>
-              <m:t>k</m:t>
-            </m:r>
-            <m:r>
-              <w:rPr>
-                <w:rFonts w:ascii="Cambria Math" w:hAnsi="Cambria Math"/>
-                <w:noProof/>
-                <w:lang w:val="en-US"/>
-              </w:rPr>
-              <m:t>-1</m:t>
+              <m:t>k-1</m:t>
             </m:r>
           </m:sup>
         </m:sSup>
@@ -6313,16 +6289,18 @@
         <w:tblLook w:val="04A0" w:firstRow="1" w:lastRow="0" w:firstColumn="1" w:lastColumn="0" w:noHBand="0" w:noVBand="1"/>
       </w:tblPr>
       <w:tblGrid>
-        <w:gridCol w:w="992"/>
-        <w:gridCol w:w="992"/>
-        <w:gridCol w:w="991"/>
-        <w:gridCol w:w="991"/>
-        <w:gridCol w:w="1417"/>
-        <w:gridCol w:w="1417"/>
-        <w:gridCol w:w="1417"/>
-        <w:gridCol w:w="1411"/>
-        <w:gridCol w:w="1991"/>
-        <w:gridCol w:w="1843"/>
+        <w:gridCol w:w="917"/>
+        <w:gridCol w:w="965"/>
+        <w:gridCol w:w="897"/>
+        <w:gridCol w:w="910"/>
+        <w:gridCol w:w="1212"/>
+        <w:gridCol w:w="1081"/>
+        <w:gridCol w:w="1287"/>
+        <w:gridCol w:w="1212"/>
+        <w:gridCol w:w="1219"/>
+        <w:gridCol w:w="1494"/>
+        <w:gridCol w:w="1719"/>
+        <w:gridCol w:w="1647"/>
       </w:tblGrid>
       <w:tr>
         <w:trPr>
@@ -6330,8 +6308,8 @@
         </w:trPr>
         <w:tc>
           <w:tcPr>
-            <w:tcW w:w="13462" w:type="dxa"/>
-            <w:gridSpan w:val="10"/>
+            <w:tcW w:w="14560" w:type="dxa"/>
+            <w:gridSpan w:val="12"/>
           </w:tcPr>
           <w:p>
             <w:pPr>
@@ -6365,7 +6343,7 @@
         </w:trPr>
         <w:tc>
           <w:tcPr>
-            <w:tcW w:w="992" w:type="dxa"/>
+            <w:tcW w:w="917" w:type="dxa"/>
             <w:vAlign w:val="center"/>
           </w:tcPr>
           <w:p>
@@ -6396,7 +6374,7 @@
         </w:tc>
         <w:tc>
           <w:tcPr>
-            <w:tcW w:w="992" w:type="dxa"/>
+            <w:tcW w:w="965" w:type="dxa"/>
             <w:vAlign w:val="center"/>
           </w:tcPr>
           <w:p>
@@ -6427,7 +6405,7 @@
         </w:tc>
         <w:tc>
           <w:tcPr>
-            <w:tcW w:w="991" w:type="dxa"/>
+            <w:tcW w:w="897" w:type="dxa"/>
             <w:vAlign w:val="center"/>
           </w:tcPr>
           <w:p>
@@ -6458,7 +6436,7 @@
         </w:tc>
         <w:tc>
           <w:tcPr>
-            <w:tcW w:w="991" w:type="dxa"/>
+            <w:tcW w:w="910" w:type="dxa"/>
             <w:vAlign w:val="center"/>
           </w:tcPr>
           <w:p>
@@ -6489,7 +6467,7 @@
         </w:tc>
         <w:tc>
           <w:tcPr>
-            <w:tcW w:w="1417" w:type="dxa"/>
+            <w:tcW w:w="1212" w:type="dxa"/>
             <w:vAlign w:val="center"/>
           </w:tcPr>
           <w:p>
@@ -6520,8 +6498,7 @@
         </w:tc>
         <w:tc>
           <w:tcPr>
-            <w:tcW w:w="1417" w:type="dxa"/>
-            <w:vAlign w:val="center"/>
+            <w:tcW w:w="1081" w:type="dxa"/>
           </w:tcPr>
           <w:p>
             <w:pPr>
@@ -6531,27 +6508,28 @@
               <w:ind w:left="0" w:right="0"/>
               <w:jc w:val="center"/>
               <w:rPr>
-                <w:rFonts w:eastAsia="Calibri" w:cs="Times New Roman"/>
-                <w:noProof/>
-                <w:sz w:val="22"/>
-                <w:lang w:val="en-US"/>
-              </w:rPr>
-            </w:pPr>
-            <w:r>
-              <w:rPr>
-                <w:rFonts w:cs="Times New Roman"/>
-                <w:noProof/>
-                <w:color w:val="000000"/>
-                <w:sz w:val="22"/>
-                <w:lang w:val="en-US"/>
-              </w:rPr>
-              <w:t>||u - u*||MSG</w:t>
-            </w:r>
-          </w:p>
-        </w:tc>
-        <w:tc>
-          <w:tcPr>
-            <w:tcW w:w="1417" w:type="dxa"/>
+                <w:rFonts w:cs="Times New Roman"/>
+                <w:noProof/>
+                <w:color w:val="000000"/>
+                <w:sz w:val="22"/>
+                <w:lang w:val="en-US"/>
+              </w:rPr>
+            </w:pPr>
+            <w:r>
+              <w:rPr>
+                <w:rFonts w:cs="Times New Roman"/>
+                <w:noProof/>
+                <w:color w:val="000000"/>
+                <w:sz w:val="22"/>
+                <w:lang w:val="en-US"/>
+              </w:rPr>
+              <w:t>Кол-во итеарций</w:t>
+            </w:r>
+          </w:p>
+        </w:tc>
+        <w:tc>
+          <w:tcPr>
+            <w:tcW w:w="1287" w:type="dxa"/>
             <w:vAlign w:val="center"/>
           </w:tcPr>
           <w:p>
@@ -6576,13 +6554,13 @@
                 <w:sz w:val="22"/>
                 <w:lang w:val="en-US"/>
               </w:rPr>
-              <w:t>время LU, мс</w:t>
-            </w:r>
-          </w:p>
-        </w:tc>
-        <w:tc>
-          <w:tcPr>
-            <w:tcW w:w="1411" w:type="dxa"/>
+              <w:t>||u - u*||MSG</w:t>
+            </w:r>
+          </w:p>
+        </w:tc>
+        <w:tc>
+          <w:tcPr>
+            <w:tcW w:w="1212" w:type="dxa"/>
             <w:vAlign w:val="center"/>
           </w:tcPr>
           <w:p>
@@ -6607,13 +6585,13 @@
                 <w:sz w:val="22"/>
                 <w:lang w:val="en-US"/>
               </w:rPr>
-              <w:t>||u - u*||LU</w:t>
-            </w:r>
-          </w:p>
-        </w:tc>
-        <w:tc>
-          <w:tcPr>
-            <w:tcW w:w="1991" w:type="dxa"/>
+              <w:t>время LU, мс</w:t>
+            </w:r>
+          </w:p>
+        </w:tc>
+        <w:tc>
+          <w:tcPr>
+            <w:tcW w:w="1219" w:type="dxa"/>
             <w:vAlign w:val="center"/>
           </w:tcPr>
           <w:p>
@@ -6624,6 +6602,37 @@
               <w:ind w:left="0" w:right="0"/>
               <w:jc w:val="center"/>
               <w:rPr>
+                <w:rFonts w:eastAsia="Calibri" w:cs="Times New Roman"/>
+                <w:noProof/>
+                <w:sz w:val="22"/>
+                <w:lang w:val="en-US"/>
+              </w:rPr>
+            </w:pPr>
+            <w:r>
+              <w:rPr>
+                <w:rFonts w:cs="Times New Roman"/>
+                <w:noProof/>
+                <w:color w:val="000000"/>
+                <w:sz w:val="22"/>
+                <w:lang w:val="en-US"/>
+              </w:rPr>
+              <w:t>||u - u*||LU</w:t>
+            </w:r>
+          </w:p>
+        </w:tc>
+        <w:tc>
+          <w:tcPr>
+            <w:tcW w:w="1494" w:type="dxa"/>
+            <w:vAlign w:val="center"/>
+          </w:tcPr>
+          <w:p>
+            <w:pPr>
+              <w:autoSpaceDE w:val="0"/>
+              <w:autoSpaceDN w:val="0"/>
+              <w:adjustRightInd w:val="0"/>
+              <w:ind w:left="0" w:right="0"/>
+              <w:jc w:val="center"/>
+              <w:rPr>
                 <w:rFonts w:cs="Times New Roman"/>
                 <w:noProof/>
                 <w:color w:val="000000"/>
@@ -6665,7 +6674,38 @@
         </w:tc>
         <w:tc>
           <w:tcPr>
-            <w:tcW w:w="1843" w:type="dxa"/>
+            <w:tcW w:w="1719" w:type="dxa"/>
+          </w:tcPr>
+          <w:p>
+            <w:pPr>
+              <w:autoSpaceDE w:val="0"/>
+              <w:autoSpaceDN w:val="0"/>
+              <w:adjustRightInd w:val="0"/>
+              <w:ind w:left="0" w:right="0"/>
+              <w:jc w:val="center"/>
+              <w:rPr>
+                <w:rFonts w:cs="Times New Roman"/>
+                <w:noProof/>
+                <w:color w:val="000000"/>
+                <w:sz w:val="22"/>
+                <w:lang w:val="en-US"/>
+              </w:rPr>
+            </w:pPr>
+            <w:r>
+              <w:rPr>
+                <w:rFonts w:cs="Times New Roman"/>
+                <w:noProof/>
+                <w:color w:val="000000"/>
+                <w:sz w:val="22"/>
+                <w:lang w:val="en-US"/>
+              </w:rPr>
+              <w:t>Кол-во итеарций</w:t>
+            </w:r>
+          </w:p>
+        </w:tc>
+        <w:tc>
+          <w:tcPr>
+            <w:tcW w:w="1647" w:type="dxa"/>
             <w:vAlign w:val="center"/>
           </w:tcPr>
           <w:p>
@@ -6712,8 +6752,8 @@
         </w:trPr>
         <w:tc>
           <w:tcPr>
-            <w:tcW w:w="992" w:type="dxa"/>
-            <w:vAlign w:val="bottom"/>
+            <w:tcW w:w="917" w:type="dxa"/>
+            <w:vAlign w:val="center"/>
           </w:tcPr>
           <w:p>
             <w:pPr>
@@ -6733,11 +6773,8 @@
             </w:pPr>
             <w:r>
               <w:rPr>
-                <w:rFonts w:cs="Times New Roman"/>
-                <w:noProof/>
-                <w:color w:val="000000"/>
-                <w:sz w:val="22"/>
-                <w:lang w:val="en-US"/>
+                <w:color w:val="000000"/>
+                <w:sz w:val="22"/>
               </w:rPr>
               <w:t>100</w:t>
             </w:r>
@@ -6745,7 +6782,7 @@
         </w:tc>
         <w:tc>
           <w:tcPr>
-            <w:tcW w:w="992" w:type="dxa"/>
+            <w:tcW w:w="965" w:type="dxa"/>
             <w:vMerge w:val="restart"/>
             <w:vAlign w:val="center"/>
           </w:tcPr>
@@ -6766,11 +6803,8 @@
             </w:pPr>
             <w:r>
               <w:rPr>
-                <w:rFonts w:cs="Times New Roman"/>
-                <w:noProof/>
-                <w:color w:val="000000"/>
-                <w:sz w:val="22"/>
-                <w:lang w:val="en-US"/>
+                <w:color w:val="000000"/>
+                <w:sz w:val="22"/>
               </w:rPr>
               <w:t>100</w:t>
             </w:r>
@@ -6778,7 +6812,7 @@
         </w:tc>
         <w:tc>
           <w:tcPr>
-            <w:tcW w:w="991" w:type="dxa"/>
+            <w:tcW w:w="897" w:type="dxa"/>
             <w:vMerge w:val="restart"/>
             <w:vAlign w:val="center"/>
           </w:tcPr>
@@ -6800,11 +6834,8 @@
             </w:pPr>
             <w:r>
               <w:rPr>
-                <w:rFonts w:cs="Times New Roman"/>
-                <w:noProof/>
-                <w:color w:val="000000"/>
-                <w:sz w:val="22"/>
-                <w:lang w:val="en-US"/>
+                <w:color w:val="000000"/>
+                <w:sz w:val="22"/>
               </w:rPr>
               <w:t>1</w:t>
             </w:r>
@@ -6812,7 +6843,7 @@
         </w:tc>
         <w:tc>
           <w:tcPr>
-            <w:tcW w:w="991" w:type="dxa"/>
+            <w:tcW w:w="910" w:type="dxa"/>
             <w:vMerge w:val="restart"/>
             <w:vAlign w:val="center"/>
           </w:tcPr>
@@ -6834,38 +6865,16 @@
             </w:pPr>
             <w:r>
               <w:rPr>
-                <w:rFonts w:cs="Times New Roman"/>
-                <w:noProof/>
-                <w:color w:val="000000"/>
-                <w:sz w:val="22"/>
-                <w:lang w:val="en-US"/>
-              </w:rPr>
-              <w:t>1</w:t>
-            </w:r>
-            <w:r>
-              <w:rPr>
-                <w:rFonts w:cs="Times New Roman"/>
-                <w:noProof/>
-                <w:color w:val="000000"/>
-                <w:sz w:val="22"/>
-              </w:rPr>
-              <w:t>.</w:t>
-            </w:r>
-            <w:r>
-              <w:rPr>
-                <w:rFonts w:cs="Times New Roman"/>
-                <w:noProof/>
-                <w:color w:val="000000"/>
-                <w:sz w:val="22"/>
-                <w:lang w:val="en-US"/>
-              </w:rPr>
-              <w:t>00E-11</w:t>
-            </w:r>
-          </w:p>
-        </w:tc>
-        <w:tc>
-          <w:tcPr>
-            <w:tcW w:w="1417" w:type="dxa"/>
+                <w:color w:val="000000"/>
+                <w:sz w:val="22"/>
+              </w:rPr>
+              <w:t>1.00E-11</w:t>
+            </w:r>
+          </w:p>
+        </w:tc>
+        <w:tc>
+          <w:tcPr>
+            <w:tcW w:w="1212" w:type="dxa"/>
             <w:vAlign w:val="bottom"/>
           </w:tcPr>
           <w:p>
@@ -6886,17 +6895,16 @@
             </w:pPr>
             <w:r>
               <w:rPr>
-                <w:rFonts w:cs="Times New Roman"/>
-                <w:color w:val="000000"/>
-                <w:sz w:val="22"/>
-              </w:rPr>
-              <w:t>471</w:t>
-            </w:r>
-          </w:p>
-        </w:tc>
-        <w:tc>
-          <w:tcPr>
-            <w:tcW w:w="1417" w:type="dxa"/>
+                <w:color w:val="000000"/>
+                <w:sz w:val="22"/>
+              </w:rPr>
+              <w:t>371</w:t>
+            </w:r>
+          </w:p>
+        </w:tc>
+        <w:tc>
+          <w:tcPr>
+            <w:tcW w:w="1081" w:type="dxa"/>
             <w:vAlign w:val="bottom"/>
           </w:tcPr>
           <w:p>
@@ -6908,26 +6916,22 @@
               <w:jc w:val="center"/>
               <w:rPr>
                 <w:rFonts w:cs="Times New Roman"/>
-                <w:noProof/>
-                <w:color w:val="000000"/>
-                <w:sz w:val="14"/>
-                <w:szCs w:val="14"/>
-                <w:lang w:val="en-US"/>
-              </w:rPr>
-            </w:pPr>
-            <w:r>
-              <w:rPr>
-                <w:rFonts w:cs="Times New Roman"/>
-                <w:color w:val="000000"/>
-                <w:sz w:val="22"/>
-              </w:rPr>
-              <w:t>8.39E-04</w:t>
-            </w:r>
-          </w:p>
-        </w:tc>
-        <w:tc>
-          <w:tcPr>
-            <w:tcW w:w="1417" w:type="dxa"/>
+                <w:color w:val="000000"/>
+                <w:sz w:val="22"/>
+              </w:rPr>
+            </w:pPr>
+            <w:r>
+              <w:rPr>
+                <w:color w:val="000000"/>
+                <w:sz w:val="22"/>
+              </w:rPr>
+              <w:t>142</w:t>
+            </w:r>
+          </w:p>
+        </w:tc>
+        <w:tc>
+          <w:tcPr>
+            <w:tcW w:w="1287" w:type="dxa"/>
             <w:vAlign w:val="bottom"/>
           </w:tcPr>
           <w:p>
@@ -6948,18 +6952,17 @@
             </w:pPr>
             <w:r>
               <w:rPr>
-                <w:rFonts w:cs="Times New Roman"/>
-                <w:color w:val="000000"/>
-                <w:sz w:val="22"/>
-              </w:rPr>
-              <w:t>79684</w:t>
-            </w:r>
-          </w:p>
-        </w:tc>
-        <w:tc>
-          <w:tcPr>
-            <w:tcW w:w="1411" w:type="dxa"/>
-            <w:vAlign w:val="bottom"/>
+                <w:color w:val="000000"/>
+                <w:sz w:val="22"/>
+              </w:rPr>
+              <w:t>1.28E-10</w:t>
+            </w:r>
+          </w:p>
+        </w:tc>
+        <w:tc>
+          <w:tcPr>
+            <w:tcW w:w="1212" w:type="dxa"/>
+            <w:vAlign w:val="center"/>
           </w:tcPr>
           <w:p>
             <w:pPr>
@@ -6979,17 +6982,17 @@
             </w:pPr>
             <w:r>
               <w:rPr>
-                <w:rFonts w:cs="Times New Roman"/>
-                <w:color w:val="000000"/>
-                <w:sz w:val="22"/>
-              </w:rPr>
-              <w:t>8.39E-04</w:t>
-            </w:r>
-          </w:p>
-        </w:tc>
-        <w:tc>
-          <w:tcPr>
-            <w:tcW w:w="1991" w:type="dxa"/>
+                <w:color w:val="000000"/>
+                <w:sz w:val="22"/>
+              </w:rPr>
+              <w:t>79684</w:t>
+            </w:r>
+          </w:p>
+        </w:tc>
+        <w:tc>
+          <w:tcPr>
+            <w:tcW w:w="1219" w:type="dxa"/>
+            <w:vAlign w:val="center"/>
           </w:tcPr>
           <w:p>
             <w:pPr>
@@ -7000,23 +7003,26 @@
               <w:jc w:val="center"/>
               <w:rPr>
                 <w:rFonts w:cs="Times New Roman"/>
-                <w:color w:val="000000"/>
-                <w:sz w:val="22"/>
-              </w:rPr>
-            </w:pPr>
-            <w:r>
-              <w:rPr>
-                <w:rFonts w:cs="Times New Roman"/>
-                <w:color w:val="000000"/>
-                <w:sz w:val="22"/>
-              </w:rPr>
-              <w:t>325</w:t>
-            </w:r>
-          </w:p>
-        </w:tc>
-        <w:tc>
-          <w:tcPr>
-            <w:tcW w:w="1843" w:type="dxa"/>
+                <w:noProof/>
+                <w:color w:val="000000"/>
+                <w:sz w:val="14"/>
+                <w:szCs w:val="14"/>
+                <w:lang w:val="en-US"/>
+              </w:rPr>
+            </w:pPr>
+            <w:r>
+              <w:rPr>
+                <w:color w:val="000000"/>
+                <w:sz w:val="22"/>
+              </w:rPr>
+              <w:t>8.39E-04</w:t>
+            </w:r>
+          </w:p>
+        </w:tc>
+        <w:tc>
+          <w:tcPr>
+            <w:tcW w:w="1494" w:type="dxa"/>
+            <w:vAlign w:val="bottom"/>
           </w:tcPr>
           <w:p>
             <w:pPr>
@@ -7033,11 +7039,64 @@
             </w:pPr>
             <w:r>
               <w:rPr>
-                <w:rFonts w:cs="Times New Roman"/>
-                <w:color w:val="000000"/>
-                <w:sz w:val="22"/>
-              </w:rPr>
-              <w:t>8.385811e-04</w:t>
+                <w:color w:val="000000"/>
+                <w:sz w:val="22"/>
+              </w:rPr>
+              <w:t>364</w:t>
+            </w:r>
+          </w:p>
+        </w:tc>
+        <w:tc>
+          <w:tcPr>
+            <w:tcW w:w="1719" w:type="dxa"/>
+            <w:vAlign w:val="bottom"/>
+          </w:tcPr>
+          <w:p>
+            <w:pPr>
+              <w:autoSpaceDE w:val="0"/>
+              <w:autoSpaceDN w:val="0"/>
+              <w:adjustRightInd w:val="0"/>
+              <w:ind w:left="0" w:right="0"/>
+              <w:jc w:val="center"/>
+              <w:rPr>
+                <w:rFonts w:cs="Times New Roman"/>
+                <w:color w:val="000000"/>
+                <w:sz w:val="22"/>
+              </w:rPr>
+            </w:pPr>
+            <w:r>
+              <w:rPr>
+                <w:color w:val="000000"/>
+                <w:sz w:val="22"/>
+              </w:rPr>
+              <w:t>66</w:t>
+            </w:r>
+          </w:p>
+        </w:tc>
+        <w:tc>
+          <w:tcPr>
+            <w:tcW w:w="1647" w:type="dxa"/>
+            <w:vAlign w:val="bottom"/>
+          </w:tcPr>
+          <w:p>
+            <w:pPr>
+              <w:autoSpaceDE w:val="0"/>
+              <w:autoSpaceDN w:val="0"/>
+              <w:adjustRightInd w:val="0"/>
+              <w:ind w:left="0" w:right="0"/>
+              <w:jc w:val="center"/>
+              <w:rPr>
+                <w:rFonts w:cs="Times New Roman"/>
+                <w:color w:val="000000"/>
+                <w:sz w:val="22"/>
+              </w:rPr>
+            </w:pPr>
+            <w:r>
+              <w:rPr>
+                <w:color w:val="000000"/>
+                <w:sz w:val="22"/>
+              </w:rPr>
+              <w:t>1.35E-10</w:t>
             </w:r>
           </w:p>
         </w:tc>
@@ -7048,8 +7107,8 @@
         </w:trPr>
         <w:tc>
           <w:tcPr>
-            <w:tcW w:w="992" w:type="dxa"/>
-            <w:vAlign w:val="bottom"/>
+            <w:tcW w:w="917" w:type="dxa"/>
+            <w:vAlign w:val="center"/>
           </w:tcPr>
           <w:p>
             <w:pPr>
@@ -7069,11 +7128,8 @@
             </w:pPr>
             <w:r>
               <w:rPr>
-                <w:rFonts w:cs="Times New Roman"/>
-                <w:noProof/>
-                <w:color w:val="000000"/>
-                <w:sz w:val="22"/>
-                <w:lang w:val="en-US"/>
+                <w:color w:val="000000"/>
+                <w:sz w:val="22"/>
               </w:rPr>
               <w:t>1000</w:t>
             </w:r>
@@ -7081,7 +7137,7 @@
         </w:tc>
         <w:tc>
           <w:tcPr>
-            <w:tcW w:w="992" w:type="dxa"/>
+            <w:tcW w:w="965" w:type="dxa"/>
             <w:vMerge/>
             <w:vAlign w:val="center"/>
           </w:tcPr>
@@ -7105,7 +7161,7 @@
         </w:tc>
         <w:tc>
           <w:tcPr>
-            <w:tcW w:w="991" w:type="dxa"/>
+            <w:tcW w:w="897" w:type="dxa"/>
             <w:vMerge/>
             <w:vAlign w:val="center"/>
           </w:tcPr>
@@ -7129,7 +7185,7 @@
         </w:tc>
         <w:tc>
           <w:tcPr>
-            <w:tcW w:w="991" w:type="dxa"/>
+            <w:tcW w:w="910" w:type="dxa"/>
             <w:vMerge/>
             <w:vAlign w:val="center"/>
           </w:tcPr>
@@ -7153,7 +7209,7 @@
         </w:tc>
         <w:tc>
           <w:tcPr>
-            <w:tcW w:w="1417" w:type="dxa"/>
+            <w:tcW w:w="1212" w:type="dxa"/>
             <w:vAlign w:val="bottom"/>
           </w:tcPr>
           <w:p>
@@ -7174,17 +7230,16 @@
             </w:pPr>
             <w:r>
               <w:rPr>
-                <w:rFonts w:cs="Times New Roman"/>
-                <w:color w:val="000000"/>
-                <w:sz w:val="22"/>
-              </w:rPr>
-              <w:t>307</w:t>
-            </w:r>
-          </w:p>
-        </w:tc>
-        <w:tc>
-          <w:tcPr>
-            <w:tcW w:w="1417" w:type="dxa"/>
+                <w:color w:val="000000"/>
+                <w:sz w:val="22"/>
+              </w:rPr>
+              <w:t>282</w:t>
+            </w:r>
+          </w:p>
+        </w:tc>
+        <w:tc>
+          <w:tcPr>
+            <w:tcW w:w="1081" w:type="dxa"/>
             <w:vAlign w:val="bottom"/>
           </w:tcPr>
           <w:p>
@@ -7196,26 +7251,22 @@
               <w:jc w:val="center"/>
               <w:rPr>
                 <w:rFonts w:cs="Times New Roman"/>
-                <w:noProof/>
-                <w:color w:val="000000"/>
-                <w:sz w:val="14"/>
-                <w:szCs w:val="14"/>
-                <w:lang w:val="en-US"/>
-              </w:rPr>
-            </w:pPr>
-            <w:r>
-              <w:rPr>
-                <w:rFonts w:cs="Times New Roman"/>
-                <w:color w:val="000000"/>
-                <w:sz w:val="22"/>
-              </w:rPr>
-              <w:t>1.42E-03</w:t>
-            </w:r>
-          </w:p>
-        </w:tc>
-        <w:tc>
-          <w:tcPr>
-            <w:tcW w:w="1417" w:type="dxa"/>
+                <w:color w:val="000000"/>
+                <w:sz w:val="22"/>
+              </w:rPr>
+            </w:pPr>
+            <w:r>
+              <w:rPr>
+                <w:color w:val="000000"/>
+                <w:sz w:val="22"/>
+              </w:rPr>
+              <w:t>108</w:t>
+            </w:r>
+          </w:p>
+        </w:tc>
+        <w:tc>
+          <w:tcPr>
+            <w:tcW w:w="1287" w:type="dxa"/>
             <w:vAlign w:val="bottom"/>
           </w:tcPr>
           <w:p>
@@ -7236,18 +7287,17 @@
             </w:pPr>
             <w:r>
               <w:rPr>
-                <w:rFonts w:cs="Times New Roman"/>
-                <w:color w:val="000000"/>
-                <w:sz w:val="22"/>
-              </w:rPr>
-              <w:t>79964</w:t>
-            </w:r>
-          </w:p>
-        </w:tc>
-        <w:tc>
-          <w:tcPr>
-            <w:tcW w:w="1411" w:type="dxa"/>
-            <w:vAlign w:val="bottom"/>
+                <w:color w:val="000000"/>
+                <w:sz w:val="22"/>
+              </w:rPr>
+              <w:t>9.02E-11</w:t>
+            </w:r>
+          </w:p>
+        </w:tc>
+        <w:tc>
+          <w:tcPr>
+            <w:tcW w:w="1212" w:type="dxa"/>
+            <w:vAlign w:val="center"/>
           </w:tcPr>
           <w:p>
             <w:pPr>
@@ -7267,17 +7317,17 @@
             </w:pPr>
             <w:r>
               <w:rPr>
-                <w:rFonts w:cs="Times New Roman"/>
-                <w:color w:val="000000"/>
-                <w:sz w:val="22"/>
-              </w:rPr>
-              <w:t>1.42E-03</w:t>
-            </w:r>
-          </w:p>
-        </w:tc>
-        <w:tc>
-          <w:tcPr>
-            <w:tcW w:w="1991" w:type="dxa"/>
+                <w:color w:val="000000"/>
+                <w:sz w:val="22"/>
+              </w:rPr>
+              <w:t>79964</w:t>
+            </w:r>
+          </w:p>
+        </w:tc>
+        <w:tc>
+          <w:tcPr>
+            <w:tcW w:w="1219" w:type="dxa"/>
+            <w:vAlign w:val="center"/>
           </w:tcPr>
           <w:p>
             <w:pPr>
@@ -7288,23 +7338,26 @@
               <w:jc w:val="center"/>
               <w:rPr>
                 <w:rFonts w:cs="Times New Roman"/>
-                <w:color w:val="000000"/>
-                <w:sz w:val="22"/>
-              </w:rPr>
-            </w:pPr>
-            <w:r>
-              <w:rPr>
-                <w:rFonts w:cs="Times New Roman"/>
-                <w:color w:val="000000"/>
-                <w:sz w:val="22"/>
-              </w:rPr>
-              <w:t>326</w:t>
-            </w:r>
-          </w:p>
-        </w:tc>
-        <w:tc>
-          <w:tcPr>
-            <w:tcW w:w="1843" w:type="dxa"/>
+                <w:noProof/>
+                <w:color w:val="000000"/>
+                <w:sz w:val="14"/>
+                <w:szCs w:val="14"/>
+                <w:lang w:val="en-US"/>
+              </w:rPr>
+            </w:pPr>
+            <w:r>
+              <w:rPr>
+                <w:color w:val="000000"/>
+                <w:sz w:val="22"/>
+              </w:rPr>
+              <w:t>1.42E-03</w:t>
+            </w:r>
+          </w:p>
+        </w:tc>
+        <w:tc>
+          <w:tcPr>
+            <w:tcW w:w="1494" w:type="dxa"/>
+            <w:vAlign w:val="bottom"/>
           </w:tcPr>
           <w:p>
             <w:pPr>
@@ -7321,11 +7374,64 @@
             </w:pPr>
             <w:r>
               <w:rPr>
-                <w:rFonts w:cs="Times New Roman"/>
-                <w:color w:val="000000"/>
-                <w:sz w:val="22"/>
-              </w:rPr>
-              <w:t>1.420673e-03</w:t>
+                <w:color w:val="000000"/>
+                <w:sz w:val="22"/>
+              </w:rPr>
+              <w:t>345</w:t>
+            </w:r>
+          </w:p>
+        </w:tc>
+        <w:tc>
+          <w:tcPr>
+            <w:tcW w:w="1719" w:type="dxa"/>
+            <w:vAlign w:val="bottom"/>
+          </w:tcPr>
+          <w:p>
+            <w:pPr>
+              <w:autoSpaceDE w:val="0"/>
+              <w:autoSpaceDN w:val="0"/>
+              <w:adjustRightInd w:val="0"/>
+              <w:ind w:left="0" w:right="0"/>
+              <w:jc w:val="center"/>
+              <w:rPr>
+                <w:rFonts w:cs="Times New Roman"/>
+                <w:color w:val="000000"/>
+                <w:sz w:val="22"/>
+              </w:rPr>
+            </w:pPr>
+            <w:r>
+              <w:rPr>
+                <w:color w:val="000000"/>
+                <w:sz w:val="22"/>
+              </w:rPr>
+              <w:t>65</w:t>
+            </w:r>
+          </w:p>
+        </w:tc>
+        <w:tc>
+          <w:tcPr>
+            <w:tcW w:w="1647" w:type="dxa"/>
+            <w:vAlign w:val="bottom"/>
+          </w:tcPr>
+          <w:p>
+            <w:pPr>
+              <w:autoSpaceDE w:val="0"/>
+              <w:autoSpaceDN w:val="0"/>
+              <w:adjustRightInd w:val="0"/>
+              <w:ind w:left="0" w:right="0"/>
+              <w:jc w:val="center"/>
+              <w:rPr>
+                <w:rFonts w:cs="Times New Roman"/>
+                <w:color w:val="000000"/>
+                <w:sz w:val="22"/>
+              </w:rPr>
+            </w:pPr>
+            <w:r>
+              <w:rPr>
+                <w:color w:val="000000"/>
+                <w:sz w:val="22"/>
+              </w:rPr>
+              <w:t>2.15E-10</w:t>
             </w:r>
           </w:p>
         </w:tc>
@@ -7336,8 +7442,8 @@
         </w:trPr>
         <w:tc>
           <w:tcPr>
-            <w:tcW w:w="992" w:type="dxa"/>
-            <w:vAlign w:val="bottom"/>
+            <w:tcW w:w="917" w:type="dxa"/>
+            <w:vAlign w:val="center"/>
           </w:tcPr>
           <w:p>
             <w:pPr>
@@ -7357,11 +7463,8 @@
             </w:pPr>
             <w:r>
               <w:rPr>
-                <w:rFonts w:cs="Times New Roman"/>
-                <w:noProof/>
-                <w:color w:val="000000"/>
-                <w:sz w:val="22"/>
-                <w:lang w:val="en-US"/>
+                <w:color w:val="000000"/>
+                <w:sz w:val="22"/>
               </w:rPr>
               <w:t>10000</w:t>
             </w:r>
@@ -7369,7 +7472,7 @@
         </w:tc>
         <w:tc>
           <w:tcPr>
-            <w:tcW w:w="992" w:type="dxa"/>
+            <w:tcW w:w="965" w:type="dxa"/>
             <w:vMerge/>
             <w:vAlign w:val="center"/>
           </w:tcPr>
@@ -7393,7 +7496,7 @@
         </w:tc>
         <w:tc>
           <w:tcPr>
-            <w:tcW w:w="991" w:type="dxa"/>
+            <w:tcW w:w="897" w:type="dxa"/>
             <w:vMerge/>
             <w:vAlign w:val="center"/>
           </w:tcPr>
@@ -7417,7 +7520,7 @@
         </w:tc>
         <w:tc>
           <w:tcPr>
-            <w:tcW w:w="991" w:type="dxa"/>
+            <w:tcW w:w="910" w:type="dxa"/>
             <w:vMerge/>
             <w:vAlign w:val="center"/>
           </w:tcPr>
@@ -7441,7 +7544,7 @@
         </w:tc>
         <w:tc>
           <w:tcPr>
-            <w:tcW w:w="1417" w:type="dxa"/>
+            <w:tcW w:w="1212" w:type="dxa"/>
             <w:vAlign w:val="bottom"/>
           </w:tcPr>
           <w:p>
@@ -7462,17 +7565,16 @@
             </w:pPr>
             <w:r>
               <w:rPr>
-                <w:rFonts w:cs="Times New Roman"/>
-                <w:color w:val="000000"/>
-                <w:sz w:val="22"/>
-              </w:rPr>
-              <w:t>265</w:t>
-            </w:r>
-          </w:p>
-        </w:tc>
-        <w:tc>
-          <w:tcPr>
-            <w:tcW w:w="1417" w:type="dxa"/>
+                <w:color w:val="000000"/>
+                <w:sz w:val="22"/>
+              </w:rPr>
+              <w:t>230</w:t>
+            </w:r>
+          </w:p>
+        </w:tc>
+        <w:tc>
+          <w:tcPr>
+            <w:tcW w:w="1081" w:type="dxa"/>
             <w:vAlign w:val="bottom"/>
           </w:tcPr>
           <w:p>
@@ -7484,26 +7586,22 @@
               <w:jc w:val="center"/>
               <w:rPr>
                 <w:rFonts w:cs="Times New Roman"/>
-                <w:noProof/>
-                <w:color w:val="000000"/>
-                <w:sz w:val="14"/>
-                <w:szCs w:val="14"/>
-                <w:lang w:val="en-US"/>
-              </w:rPr>
-            </w:pPr>
-            <w:r>
-              <w:rPr>
-                <w:rFonts w:cs="Times New Roman"/>
-                <w:color w:val="000000"/>
-                <w:sz w:val="22"/>
-              </w:rPr>
-              <w:t>1.48E-03</w:t>
-            </w:r>
-          </w:p>
-        </w:tc>
-        <w:tc>
-          <w:tcPr>
-            <w:tcW w:w="1417" w:type="dxa"/>
+                <w:color w:val="000000"/>
+                <w:sz w:val="22"/>
+              </w:rPr>
+            </w:pPr>
+            <w:r>
+              <w:rPr>
+                <w:color w:val="000000"/>
+                <w:sz w:val="22"/>
+              </w:rPr>
+              <w:t>94</w:t>
+            </w:r>
+          </w:p>
+        </w:tc>
+        <w:tc>
+          <w:tcPr>
+            <w:tcW w:w="1287" w:type="dxa"/>
             <w:vAlign w:val="bottom"/>
           </w:tcPr>
           <w:p>
@@ -7524,18 +7622,17 @@
             </w:pPr>
             <w:r>
               <w:rPr>
-                <w:rFonts w:cs="Times New Roman"/>
-                <w:color w:val="000000"/>
-                <w:sz w:val="22"/>
-              </w:rPr>
-              <w:t>79548</w:t>
-            </w:r>
-          </w:p>
-        </w:tc>
-        <w:tc>
-          <w:tcPr>
-            <w:tcW w:w="1411" w:type="dxa"/>
-            <w:vAlign w:val="bottom"/>
+                <w:color w:val="000000"/>
+                <w:sz w:val="22"/>
+              </w:rPr>
+              <w:t>4.22E-11</w:t>
+            </w:r>
+          </w:p>
+        </w:tc>
+        <w:tc>
+          <w:tcPr>
+            <w:tcW w:w="1212" w:type="dxa"/>
+            <w:vAlign w:val="center"/>
           </w:tcPr>
           <w:p>
             <w:pPr>
@@ -7555,17 +7652,17 @@
             </w:pPr>
             <w:r>
               <w:rPr>
-                <w:rFonts w:cs="Times New Roman"/>
-                <w:color w:val="000000"/>
-                <w:sz w:val="22"/>
-              </w:rPr>
-              <w:t>1.48E-03</w:t>
-            </w:r>
-          </w:p>
-        </w:tc>
-        <w:tc>
-          <w:tcPr>
-            <w:tcW w:w="1991" w:type="dxa"/>
+                <w:color w:val="000000"/>
+                <w:sz w:val="22"/>
+              </w:rPr>
+              <w:t>79548</w:t>
+            </w:r>
+          </w:p>
+        </w:tc>
+        <w:tc>
+          <w:tcPr>
+            <w:tcW w:w="1219" w:type="dxa"/>
+            <w:vAlign w:val="center"/>
           </w:tcPr>
           <w:p>
             <w:pPr>
@@ -7576,23 +7673,26 @@
               <w:jc w:val="center"/>
               <w:rPr>
                 <w:rFonts w:cs="Times New Roman"/>
-                <w:color w:val="000000"/>
-                <w:sz w:val="22"/>
-              </w:rPr>
-            </w:pPr>
-            <w:r>
-              <w:rPr>
-                <w:rFonts w:cs="Times New Roman"/>
-                <w:color w:val="000000"/>
-                <w:sz w:val="22"/>
-              </w:rPr>
-              <w:t>336</w:t>
-            </w:r>
-          </w:p>
-        </w:tc>
-        <w:tc>
-          <w:tcPr>
-            <w:tcW w:w="1843" w:type="dxa"/>
+                <w:noProof/>
+                <w:color w:val="000000"/>
+                <w:sz w:val="14"/>
+                <w:szCs w:val="14"/>
+                <w:lang w:val="en-US"/>
+              </w:rPr>
+            </w:pPr>
+            <w:r>
+              <w:rPr>
+                <w:color w:val="000000"/>
+                <w:sz w:val="22"/>
+              </w:rPr>
+              <w:t>1.48E-03</w:t>
+            </w:r>
+          </w:p>
+        </w:tc>
+        <w:tc>
+          <w:tcPr>
+            <w:tcW w:w="1494" w:type="dxa"/>
+            <w:vAlign w:val="bottom"/>
           </w:tcPr>
           <w:p>
             <w:pPr>
@@ -7609,11 +7709,64 @@
             </w:pPr>
             <w:r>
               <w:rPr>
-                <w:rFonts w:cs="Times New Roman"/>
-                <w:color w:val="000000"/>
-                <w:sz w:val="22"/>
-              </w:rPr>
-              <w:t>1.479200e-03</w:t>
+                <w:color w:val="000000"/>
+                <w:sz w:val="22"/>
+              </w:rPr>
+              <w:t>371</w:t>
+            </w:r>
+          </w:p>
+        </w:tc>
+        <w:tc>
+          <w:tcPr>
+            <w:tcW w:w="1719" w:type="dxa"/>
+            <w:vAlign w:val="bottom"/>
+          </w:tcPr>
+          <w:p>
+            <w:pPr>
+              <w:autoSpaceDE w:val="0"/>
+              <w:autoSpaceDN w:val="0"/>
+              <w:adjustRightInd w:val="0"/>
+              <w:ind w:left="0" w:right="0"/>
+              <w:jc w:val="center"/>
+              <w:rPr>
+                <w:rFonts w:cs="Times New Roman"/>
+                <w:color w:val="000000"/>
+                <w:sz w:val="22"/>
+              </w:rPr>
+            </w:pPr>
+            <w:r>
+              <w:rPr>
+                <w:color w:val="000000"/>
+                <w:sz w:val="22"/>
+              </w:rPr>
+              <w:t>69</w:t>
+            </w:r>
+          </w:p>
+        </w:tc>
+        <w:tc>
+          <w:tcPr>
+            <w:tcW w:w="1647" w:type="dxa"/>
+            <w:vAlign w:val="bottom"/>
+          </w:tcPr>
+          <w:p>
+            <w:pPr>
+              <w:autoSpaceDE w:val="0"/>
+              <w:autoSpaceDN w:val="0"/>
+              <w:adjustRightInd w:val="0"/>
+              <w:ind w:left="0" w:right="0"/>
+              <w:jc w:val="center"/>
+              <w:rPr>
+                <w:rFonts w:cs="Times New Roman"/>
+                <w:color w:val="000000"/>
+                <w:sz w:val="22"/>
+              </w:rPr>
+            </w:pPr>
+            <w:r>
+              <w:rPr>
+                <w:color w:val="000000"/>
+                <w:sz w:val="22"/>
+              </w:rPr>
+              <w:t>6.27E-11</w:t>
             </w:r>
           </w:p>
         </w:tc>
@@ -7624,8 +7777,8 @@
         </w:trPr>
         <w:tc>
           <w:tcPr>
-            <w:tcW w:w="992" w:type="dxa"/>
-            <w:vAlign w:val="bottom"/>
+            <w:tcW w:w="917" w:type="dxa"/>
+            <w:vAlign w:val="center"/>
           </w:tcPr>
           <w:p>
             <w:pPr>
@@ -7645,11 +7798,8 @@
             </w:pPr>
             <w:r>
               <w:rPr>
-                <w:rFonts w:cs="Times New Roman"/>
-                <w:noProof/>
-                <w:color w:val="000000"/>
-                <w:sz w:val="22"/>
-                <w:lang w:val="en-US"/>
+                <w:color w:val="000000"/>
+                <w:sz w:val="22"/>
               </w:rPr>
               <w:t>100000</w:t>
             </w:r>
@@ -7657,7 +7807,7 @@
         </w:tc>
         <w:tc>
           <w:tcPr>
-            <w:tcW w:w="992" w:type="dxa"/>
+            <w:tcW w:w="965" w:type="dxa"/>
             <w:vMerge/>
             <w:vAlign w:val="center"/>
           </w:tcPr>
@@ -7681,7 +7831,7 @@
         </w:tc>
         <w:tc>
           <w:tcPr>
-            <w:tcW w:w="991" w:type="dxa"/>
+            <w:tcW w:w="897" w:type="dxa"/>
             <w:vMerge/>
             <w:vAlign w:val="center"/>
           </w:tcPr>
@@ -7705,7 +7855,7 @@
         </w:tc>
         <w:tc>
           <w:tcPr>
-            <w:tcW w:w="991" w:type="dxa"/>
+            <w:tcW w:w="910" w:type="dxa"/>
             <w:vMerge/>
             <w:vAlign w:val="center"/>
           </w:tcPr>
@@ -7729,7 +7879,7 @@
         </w:tc>
         <w:tc>
           <w:tcPr>
-            <w:tcW w:w="1417" w:type="dxa"/>
+            <w:tcW w:w="1212" w:type="dxa"/>
             <w:vAlign w:val="bottom"/>
           </w:tcPr>
           <w:p>
@@ -7750,17 +7900,16 @@
             </w:pPr>
             <w:r>
               <w:rPr>
-                <w:rFonts w:cs="Times New Roman"/>
-                <w:color w:val="000000"/>
-                <w:sz w:val="22"/>
-              </w:rPr>
-              <w:t>251</w:t>
-            </w:r>
-          </w:p>
-        </w:tc>
-        <w:tc>
-          <w:tcPr>
-            <w:tcW w:w="1417" w:type="dxa"/>
+                <w:color w:val="000000"/>
+                <w:sz w:val="22"/>
+              </w:rPr>
+              <w:t>215</w:t>
+            </w:r>
+          </w:p>
+        </w:tc>
+        <w:tc>
+          <w:tcPr>
+            <w:tcW w:w="1081" w:type="dxa"/>
             <w:vAlign w:val="bottom"/>
           </w:tcPr>
           <w:p>
@@ -7772,26 +7921,22 @@
               <w:jc w:val="center"/>
               <w:rPr>
                 <w:rFonts w:cs="Times New Roman"/>
-                <w:noProof/>
-                <w:color w:val="000000"/>
-                <w:sz w:val="14"/>
-                <w:szCs w:val="14"/>
-                <w:lang w:val="en-US"/>
-              </w:rPr>
-            </w:pPr>
-            <w:r>
-              <w:rPr>
-                <w:rFonts w:cs="Times New Roman"/>
-                <w:color w:val="000000"/>
-                <w:sz w:val="22"/>
-              </w:rPr>
-              <w:t>1.49E-03</w:t>
-            </w:r>
-          </w:p>
-        </w:tc>
-        <w:tc>
-          <w:tcPr>
-            <w:tcW w:w="1417" w:type="dxa"/>
+                <w:color w:val="000000"/>
+                <w:sz w:val="22"/>
+              </w:rPr>
+            </w:pPr>
+            <w:r>
+              <w:rPr>
+                <w:color w:val="000000"/>
+                <w:sz w:val="22"/>
+              </w:rPr>
+              <w:t>87</w:t>
+            </w:r>
+          </w:p>
+        </w:tc>
+        <w:tc>
+          <w:tcPr>
+            <w:tcW w:w="1287" w:type="dxa"/>
             <w:vAlign w:val="bottom"/>
           </w:tcPr>
           <w:p>
@@ -7812,18 +7957,17 @@
             </w:pPr>
             <w:r>
               <w:rPr>
-                <w:rFonts w:cs="Times New Roman"/>
-                <w:color w:val="000000"/>
-                <w:sz w:val="22"/>
-              </w:rPr>
-              <w:t>79814</w:t>
-            </w:r>
-          </w:p>
-        </w:tc>
-        <w:tc>
-          <w:tcPr>
-            <w:tcW w:w="1411" w:type="dxa"/>
-            <w:vAlign w:val="bottom"/>
+                <w:color w:val="000000"/>
+                <w:sz w:val="22"/>
+              </w:rPr>
+              <w:t>2.91E-11</w:t>
+            </w:r>
+          </w:p>
+        </w:tc>
+        <w:tc>
+          <w:tcPr>
+            <w:tcW w:w="1212" w:type="dxa"/>
+            <w:vAlign w:val="center"/>
           </w:tcPr>
           <w:p>
             <w:pPr>
@@ -7843,17 +7987,17 @@
             </w:pPr>
             <w:r>
               <w:rPr>
-                <w:rFonts w:cs="Times New Roman"/>
-                <w:color w:val="000000"/>
-                <w:sz w:val="22"/>
-              </w:rPr>
-              <w:t>1.49E-03</w:t>
-            </w:r>
-          </w:p>
-        </w:tc>
-        <w:tc>
-          <w:tcPr>
-            <w:tcW w:w="1991" w:type="dxa"/>
+                <w:color w:val="000000"/>
+                <w:sz w:val="22"/>
+              </w:rPr>
+              <w:t>79814</w:t>
+            </w:r>
+          </w:p>
+        </w:tc>
+        <w:tc>
+          <w:tcPr>
+            <w:tcW w:w="1219" w:type="dxa"/>
+            <w:vAlign w:val="center"/>
           </w:tcPr>
           <w:p>
             <w:pPr>
@@ -7864,24 +8008,26 @@
               <w:jc w:val="center"/>
               <w:rPr>
                 <w:rFonts w:cs="Times New Roman"/>
-                <w:color w:val="000000"/>
-                <w:sz w:val="22"/>
-                <w:lang w:val="en-US"/>
-              </w:rPr>
-            </w:pPr>
-            <w:r>
-              <w:rPr>
-                <w:rFonts w:cs="Times New Roman"/>
-                <w:color w:val="000000"/>
-                <w:sz w:val="22"/>
-              </w:rPr>
-              <w:t>323</w:t>
-            </w:r>
-          </w:p>
-        </w:tc>
-        <w:tc>
-          <w:tcPr>
-            <w:tcW w:w="1843" w:type="dxa"/>
+                <w:noProof/>
+                <w:color w:val="000000"/>
+                <w:sz w:val="14"/>
+                <w:szCs w:val="14"/>
+                <w:lang w:val="en-US"/>
+              </w:rPr>
+            </w:pPr>
+            <w:r>
+              <w:rPr>
+                <w:color w:val="000000"/>
+                <w:sz w:val="22"/>
+              </w:rPr>
+              <w:t>1.49E-03</w:t>
+            </w:r>
+          </w:p>
+        </w:tc>
+        <w:tc>
+          <w:tcPr>
+            <w:tcW w:w="1494" w:type="dxa"/>
+            <w:vAlign w:val="bottom"/>
           </w:tcPr>
           <w:p>
             <w:pPr>
@@ -7894,15 +8040,69 @@
                 <w:rFonts w:cs="Times New Roman"/>
                 <w:color w:val="000000"/>
                 <w:sz w:val="22"/>
-              </w:rPr>
-            </w:pPr>
-            <w:r>
-              <w:rPr>
-                <w:rFonts w:cs="Times New Roman"/>
-                <w:color w:val="000000"/>
-                <w:sz w:val="22"/>
-              </w:rPr>
-              <w:t>1.485054e-03</w:t>
+                <w:lang w:val="en-US"/>
+              </w:rPr>
+            </w:pPr>
+            <w:r>
+              <w:rPr>
+                <w:color w:val="000000"/>
+                <w:sz w:val="22"/>
+              </w:rPr>
+              <w:t>335</w:t>
+            </w:r>
+          </w:p>
+        </w:tc>
+        <w:tc>
+          <w:tcPr>
+            <w:tcW w:w="1719" w:type="dxa"/>
+            <w:vAlign w:val="bottom"/>
+          </w:tcPr>
+          <w:p>
+            <w:pPr>
+              <w:autoSpaceDE w:val="0"/>
+              <w:autoSpaceDN w:val="0"/>
+              <w:adjustRightInd w:val="0"/>
+              <w:ind w:left="0" w:right="0"/>
+              <w:jc w:val="center"/>
+              <w:rPr>
+                <w:rFonts w:cs="Times New Roman"/>
+                <w:color w:val="000000"/>
+                <w:sz w:val="22"/>
+              </w:rPr>
+            </w:pPr>
+            <w:r>
+              <w:rPr>
+                <w:color w:val="000000"/>
+                <w:sz w:val="22"/>
+              </w:rPr>
+              <w:t>63</w:t>
+            </w:r>
+          </w:p>
+        </w:tc>
+        <w:tc>
+          <w:tcPr>
+            <w:tcW w:w="1647" w:type="dxa"/>
+            <w:vAlign w:val="bottom"/>
+          </w:tcPr>
+          <w:p>
+            <w:pPr>
+              <w:autoSpaceDE w:val="0"/>
+              <w:autoSpaceDN w:val="0"/>
+              <w:adjustRightInd w:val="0"/>
+              <w:ind w:left="0" w:right="0"/>
+              <w:jc w:val="center"/>
+              <w:rPr>
+                <w:rFonts w:cs="Times New Roman"/>
+                <w:color w:val="000000"/>
+                <w:sz w:val="22"/>
+              </w:rPr>
+            </w:pPr>
+            <w:r>
+              <w:rPr>
+                <w:color w:val="000000"/>
+                <w:sz w:val="22"/>
+              </w:rPr>
+              <w:t>1.97E-10</w:t>
             </w:r>
           </w:p>
         </w:tc>
@@ -7913,8 +8113,8 @@
         </w:trPr>
         <w:tc>
           <w:tcPr>
-            <w:tcW w:w="992" w:type="dxa"/>
-            <w:vAlign w:val="bottom"/>
+            <w:tcW w:w="917" w:type="dxa"/>
+            <w:vAlign w:val="center"/>
           </w:tcPr>
           <w:p>
             <w:pPr>
@@ -7934,11 +8134,8 @@
             </w:pPr>
             <w:r>
               <w:rPr>
-                <w:rFonts w:cs="Times New Roman"/>
-                <w:noProof/>
-                <w:color w:val="000000"/>
-                <w:sz w:val="22"/>
-                <w:lang w:val="en-US"/>
+                <w:color w:val="000000"/>
+                <w:sz w:val="22"/>
               </w:rPr>
               <w:t>800000</w:t>
             </w:r>
@@ -7946,7 +8143,7 @@
         </w:tc>
         <w:tc>
           <w:tcPr>
-            <w:tcW w:w="992" w:type="dxa"/>
+            <w:tcW w:w="965" w:type="dxa"/>
             <w:vMerge/>
             <w:vAlign w:val="center"/>
           </w:tcPr>
@@ -7970,7 +8167,7 @@
         </w:tc>
         <w:tc>
           <w:tcPr>
-            <w:tcW w:w="991" w:type="dxa"/>
+            <w:tcW w:w="897" w:type="dxa"/>
             <w:vMerge/>
             <w:vAlign w:val="center"/>
           </w:tcPr>
@@ -7994,7 +8191,7 @@
         </w:tc>
         <w:tc>
           <w:tcPr>
-            <w:tcW w:w="991" w:type="dxa"/>
+            <w:tcW w:w="910" w:type="dxa"/>
             <w:vMerge/>
             <w:vAlign w:val="center"/>
           </w:tcPr>
@@ -8018,7 +8215,7 @@
         </w:tc>
         <w:tc>
           <w:tcPr>
-            <w:tcW w:w="1417" w:type="dxa"/>
+            <w:tcW w:w="1212" w:type="dxa"/>
             <w:vAlign w:val="bottom"/>
           </w:tcPr>
           <w:p>
@@ -8039,17 +8236,16 @@
             </w:pPr>
             <w:r>
               <w:rPr>
-                <w:rFonts w:cs="Times New Roman"/>
-                <w:color w:val="000000"/>
-                <w:sz w:val="22"/>
-              </w:rPr>
-              <w:t>242</w:t>
-            </w:r>
-          </w:p>
-        </w:tc>
-        <w:tc>
-          <w:tcPr>
-            <w:tcW w:w="1417" w:type="dxa"/>
+                <w:color w:val="000000"/>
+                <w:sz w:val="22"/>
+              </w:rPr>
+              <w:t>211</w:t>
+            </w:r>
+          </w:p>
+        </w:tc>
+        <w:tc>
+          <w:tcPr>
+            <w:tcW w:w="1081" w:type="dxa"/>
             <w:vAlign w:val="bottom"/>
           </w:tcPr>
           <w:p>
@@ -8061,26 +8257,22 @@
               <w:jc w:val="center"/>
               <w:rPr>
                 <w:rFonts w:cs="Times New Roman"/>
-                <w:noProof/>
-                <w:color w:val="000000"/>
-                <w:sz w:val="14"/>
-                <w:szCs w:val="14"/>
-                <w:lang w:val="en-US"/>
-              </w:rPr>
-            </w:pPr>
-            <w:r>
-              <w:rPr>
-                <w:rFonts w:cs="Times New Roman"/>
-                <w:color w:val="000000"/>
-                <w:sz w:val="22"/>
-              </w:rPr>
-              <w:t>1.49E-03</w:t>
-            </w:r>
-          </w:p>
-        </w:tc>
-        <w:tc>
-          <w:tcPr>
-            <w:tcW w:w="1417" w:type="dxa"/>
+                <w:color w:val="000000"/>
+                <w:sz w:val="22"/>
+              </w:rPr>
+            </w:pPr>
+            <w:r>
+              <w:rPr>
+                <w:color w:val="000000"/>
+                <w:sz w:val="22"/>
+              </w:rPr>
+              <w:t>83</w:t>
+            </w:r>
+          </w:p>
+        </w:tc>
+        <w:tc>
+          <w:tcPr>
+            <w:tcW w:w="1287" w:type="dxa"/>
             <w:vAlign w:val="bottom"/>
           </w:tcPr>
           <w:p>
@@ -8101,18 +8293,17 @@
             </w:pPr>
             <w:r>
               <w:rPr>
-                <w:rFonts w:cs="Times New Roman"/>
-                <w:color w:val="000000"/>
-                <w:sz w:val="22"/>
-              </w:rPr>
-              <w:t>79517</w:t>
-            </w:r>
-          </w:p>
-        </w:tc>
-        <w:tc>
-          <w:tcPr>
-            <w:tcW w:w="1411" w:type="dxa"/>
-            <w:vAlign w:val="bottom"/>
+                <w:color w:val="000000"/>
+                <w:sz w:val="22"/>
+              </w:rPr>
+              <w:t>5.23E-11</w:t>
+            </w:r>
+          </w:p>
+        </w:tc>
+        <w:tc>
+          <w:tcPr>
+            <w:tcW w:w="1212" w:type="dxa"/>
+            <w:vAlign w:val="center"/>
           </w:tcPr>
           <w:p>
             <w:pPr>
@@ -8132,17 +8323,17 @@
             </w:pPr>
             <w:r>
               <w:rPr>
-                <w:rFonts w:cs="Times New Roman"/>
-                <w:color w:val="000000"/>
-                <w:sz w:val="22"/>
-              </w:rPr>
-              <w:t>1.49E-03</w:t>
-            </w:r>
-          </w:p>
-        </w:tc>
-        <w:tc>
-          <w:tcPr>
-            <w:tcW w:w="1991" w:type="dxa"/>
+                <w:color w:val="000000"/>
+                <w:sz w:val="22"/>
+              </w:rPr>
+              <w:t>79517</w:t>
+            </w:r>
+          </w:p>
+        </w:tc>
+        <w:tc>
+          <w:tcPr>
+            <w:tcW w:w="1219" w:type="dxa"/>
+            <w:vAlign w:val="center"/>
           </w:tcPr>
           <w:p>
             <w:pPr>
@@ -8153,23 +8344,26 @@
               <w:jc w:val="center"/>
               <w:rPr>
                 <w:rFonts w:cs="Times New Roman"/>
-                <w:color w:val="000000"/>
-                <w:sz w:val="22"/>
-              </w:rPr>
-            </w:pPr>
-            <w:r>
-              <w:rPr>
-                <w:rFonts w:cs="Times New Roman"/>
-                <w:color w:val="000000"/>
-                <w:sz w:val="22"/>
-              </w:rPr>
-              <w:t>335</w:t>
-            </w:r>
-          </w:p>
-        </w:tc>
-        <w:tc>
-          <w:tcPr>
-            <w:tcW w:w="1843" w:type="dxa"/>
+                <w:noProof/>
+                <w:color w:val="000000"/>
+                <w:sz w:val="14"/>
+                <w:szCs w:val="14"/>
+                <w:lang w:val="en-US"/>
+              </w:rPr>
+            </w:pPr>
+            <w:r>
+              <w:rPr>
+                <w:color w:val="000000"/>
+                <w:sz w:val="22"/>
+              </w:rPr>
+              <w:t>1.49E-03</w:t>
+            </w:r>
+          </w:p>
+        </w:tc>
+        <w:tc>
+          <w:tcPr>
+            <w:tcW w:w="1494" w:type="dxa"/>
+            <w:vAlign w:val="bottom"/>
           </w:tcPr>
           <w:p>
             <w:pPr>
@@ -8186,11 +8380,64 @@
             </w:pPr>
             <w:r>
               <w:rPr>
-                <w:rFonts w:cs="Times New Roman"/>
-                <w:color w:val="000000"/>
-                <w:sz w:val="22"/>
-              </w:rPr>
-              <w:t>1.485623e-03</w:t>
+                <w:color w:val="000000"/>
+                <w:sz w:val="22"/>
+              </w:rPr>
+              <w:t>344</w:t>
+            </w:r>
+          </w:p>
+        </w:tc>
+        <w:tc>
+          <w:tcPr>
+            <w:tcW w:w="1719" w:type="dxa"/>
+            <w:vAlign w:val="bottom"/>
+          </w:tcPr>
+          <w:p>
+            <w:pPr>
+              <w:autoSpaceDE w:val="0"/>
+              <w:autoSpaceDN w:val="0"/>
+              <w:adjustRightInd w:val="0"/>
+              <w:ind w:left="0" w:right="0"/>
+              <w:jc w:val="center"/>
+              <w:rPr>
+                <w:rFonts w:cs="Times New Roman"/>
+                <w:color w:val="000000"/>
+                <w:sz w:val="22"/>
+              </w:rPr>
+            </w:pPr>
+            <w:r>
+              <w:rPr>
+                <w:color w:val="000000"/>
+                <w:sz w:val="22"/>
+              </w:rPr>
+              <w:t>67</w:t>
+            </w:r>
+          </w:p>
+        </w:tc>
+        <w:tc>
+          <w:tcPr>
+            <w:tcW w:w="1647" w:type="dxa"/>
+            <w:vAlign w:val="bottom"/>
+          </w:tcPr>
+          <w:p>
+            <w:pPr>
+              <w:autoSpaceDE w:val="0"/>
+              <w:autoSpaceDN w:val="0"/>
+              <w:adjustRightInd w:val="0"/>
+              <w:ind w:left="0" w:right="0"/>
+              <w:jc w:val="center"/>
+              <w:rPr>
+                <w:rFonts w:cs="Times New Roman"/>
+                <w:color w:val="000000"/>
+                <w:sz w:val="22"/>
+              </w:rPr>
+            </w:pPr>
+            <w:r>
+              <w:rPr>
+                <w:color w:val="000000"/>
+                <w:sz w:val="22"/>
+              </w:rPr>
+              <w:t>1.73E-10</w:t>
             </w:r>
           </w:p>
         </w:tc>
@@ -8201,7 +8448,7 @@
         </w:trPr>
         <w:tc>
           <w:tcPr>
-            <w:tcW w:w="992" w:type="dxa"/>
+            <w:tcW w:w="917" w:type="dxa"/>
             <w:vMerge w:val="restart"/>
             <w:vAlign w:val="center"/>
           </w:tcPr>
@@ -8222,8 +8469,6 @@
             </w:pPr>
             <w:r>
               <w:rPr>
-                <w:rFonts w:cs="Times New Roman"/>
-                <w:noProof/>
                 <w:color w:val="000000"/>
                 <w:sz w:val="22"/>
               </w:rPr>
@@ -8233,8 +8478,8 @@
         </w:tc>
         <w:tc>
           <w:tcPr>
-            <w:tcW w:w="992" w:type="dxa"/>
-            <w:vAlign w:val="bottom"/>
+            <w:tcW w:w="965" w:type="dxa"/>
+            <w:vAlign w:val="center"/>
           </w:tcPr>
           <w:p>
             <w:pPr>
@@ -8254,12 +8499,8 @@
             </w:pPr>
             <w:r>
               <w:rPr>
-                <w:rFonts w:cs="Times New Roman"/>
-                <w:noProof/>
-                <w:color w:val="000000"/>
-                <w:sz w:val="22"/>
-                <w:szCs w:val="20"/>
-                <w:lang w:val="en-US"/>
+                <w:color w:val="000000"/>
+                <w:sz w:val="22"/>
               </w:rPr>
               <w:t>0.0001</w:t>
             </w:r>
@@ -8267,7 +8508,7 @@
         </w:tc>
         <w:tc>
           <w:tcPr>
-            <w:tcW w:w="991" w:type="dxa"/>
+            <w:tcW w:w="897" w:type="dxa"/>
             <w:vMerge w:val="restart"/>
             <w:vAlign w:val="center"/>
           </w:tcPr>
@@ -8289,11 +8530,8 @@
             </w:pPr>
             <w:r>
               <w:rPr>
-                <w:rFonts w:cs="Times New Roman"/>
-                <w:noProof/>
-                <w:color w:val="000000"/>
-                <w:sz w:val="22"/>
-                <w:lang w:val="en-US"/>
+                <w:color w:val="000000"/>
+                <w:sz w:val="22"/>
               </w:rPr>
               <w:t>1</w:t>
             </w:r>
@@ -8301,7 +8539,7 @@
         </w:tc>
         <w:tc>
           <w:tcPr>
-            <w:tcW w:w="991" w:type="dxa"/>
+            <w:tcW w:w="910" w:type="dxa"/>
             <w:vMerge w:val="restart"/>
             <w:vAlign w:val="center"/>
           </w:tcPr>
@@ -8323,11 +8561,8 @@
             </w:pPr>
             <w:r>
               <w:rPr>
-                <w:rFonts w:cs="Times New Roman"/>
-                <w:noProof/>
-                <w:color w:val="000000"/>
-                <w:sz w:val="22"/>
-                <w:lang w:val="en-US"/>
+                <w:color w:val="000000"/>
+                <w:sz w:val="22"/>
               </w:rPr>
               <w:t>1.00E-11</w:t>
             </w:r>
@@ -8335,7 +8570,7 @@
         </w:tc>
         <w:tc>
           <w:tcPr>
-            <w:tcW w:w="1417" w:type="dxa"/>
+            <w:tcW w:w="1212" w:type="dxa"/>
             <w:vAlign w:val="bottom"/>
           </w:tcPr>
           <w:p>
@@ -8355,17 +8590,16 @@
             </w:pPr>
             <w:r>
               <w:rPr>
-                <w:rFonts w:cs="Times New Roman"/>
-                <w:color w:val="000000"/>
-                <w:sz w:val="22"/>
-              </w:rPr>
-              <w:t>214</w:t>
-            </w:r>
-          </w:p>
-        </w:tc>
-        <w:tc>
-          <w:tcPr>
-            <w:tcW w:w="1417" w:type="dxa"/>
+                <w:color w:val="000000"/>
+                <w:sz w:val="22"/>
+              </w:rPr>
+              <w:t>180</w:t>
+            </w:r>
+          </w:p>
+        </w:tc>
+        <w:tc>
+          <w:tcPr>
+            <w:tcW w:w="1081" w:type="dxa"/>
             <w:vAlign w:val="bottom"/>
           </w:tcPr>
           <w:p>
@@ -8377,26 +8611,22 @@
               <w:jc w:val="center"/>
               <w:rPr>
                 <w:rFonts w:cs="Times New Roman"/>
-                <w:noProof/>
-                <w:color w:val="000000"/>
-                <w:sz w:val="14"/>
-                <w:szCs w:val="14"/>
-                <w:lang w:val="en-US"/>
-              </w:rPr>
-            </w:pPr>
-            <w:r>
-              <w:rPr>
-                <w:rFonts w:cs="Times New Roman"/>
-                <w:color w:val="000000"/>
-                <w:sz w:val="22"/>
-              </w:rPr>
-              <w:t>1.13E-02</w:t>
-            </w:r>
-          </w:p>
-        </w:tc>
-        <w:tc>
-          <w:tcPr>
-            <w:tcW w:w="1417" w:type="dxa"/>
+                <w:color w:val="000000"/>
+                <w:sz w:val="22"/>
+              </w:rPr>
+            </w:pPr>
+            <w:r>
+              <w:rPr>
+                <w:color w:val="000000"/>
+                <w:sz w:val="22"/>
+              </w:rPr>
+              <w:t>72</w:t>
+            </w:r>
+          </w:p>
+        </w:tc>
+        <w:tc>
+          <w:tcPr>
+            <w:tcW w:w="1287" w:type="dxa"/>
             <w:vAlign w:val="bottom"/>
           </w:tcPr>
           <w:p>
@@ -8417,18 +8647,17 @@
             </w:pPr>
             <w:r>
               <w:rPr>
-                <w:rFonts w:cs="Times New Roman"/>
-                <w:color w:val="000000"/>
-                <w:sz w:val="22"/>
-              </w:rPr>
-              <w:t>79413</w:t>
-            </w:r>
-          </w:p>
-        </w:tc>
-        <w:tc>
-          <w:tcPr>
-            <w:tcW w:w="1411" w:type="dxa"/>
-            <w:vAlign w:val="bottom"/>
+                <w:color w:val="000000"/>
+                <w:sz w:val="22"/>
+              </w:rPr>
+              <w:t>1.12E-10</w:t>
+            </w:r>
+          </w:p>
+        </w:tc>
+        <w:tc>
+          <w:tcPr>
+            <w:tcW w:w="1212" w:type="dxa"/>
+            <w:vAlign w:val="center"/>
           </w:tcPr>
           <w:p>
             <w:pPr>
@@ -8448,17 +8677,17 @@
             </w:pPr>
             <w:r>
               <w:rPr>
-                <w:rFonts w:cs="Times New Roman"/>
-                <w:color w:val="000000"/>
-                <w:sz w:val="22"/>
-              </w:rPr>
-              <w:t>1.13E-02</w:t>
-            </w:r>
-          </w:p>
-        </w:tc>
-        <w:tc>
-          <w:tcPr>
-            <w:tcW w:w="1991" w:type="dxa"/>
+                <w:color w:val="000000"/>
+                <w:sz w:val="22"/>
+              </w:rPr>
+              <w:t>79413</w:t>
+            </w:r>
+          </w:p>
+        </w:tc>
+        <w:tc>
+          <w:tcPr>
+            <w:tcW w:w="1219" w:type="dxa"/>
+            <w:vAlign w:val="center"/>
           </w:tcPr>
           <w:p>
             <w:pPr>
@@ -8469,23 +8698,26 @@
               <w:jc w:val="center"/>
               <w:rPr>
                 <w:rFonts w:cs="Times New Roman"/>
-                <w:color w:val="000000"/>
-                <w:sz w:val="22"/>
-              </w:rPr>
-            </w:pPr>
-            <w:r>
-              <w:rPr>
-                <w:rFonts w:cs="Times New Roman"/>
-                <w:color w:val="000000"/>
-                <w:sz w:val="22"/>
-              </w:rPr>
-              <w:t>341</w:t>
-            </w:r>
-          </w:p>
-        </w:tc>
-        <w:tc>
-          <w:tcPr>
-            <w:tcW w:w="1843" w:type="dxa"/>
+                <w:noProof/>
+                <w:color w:val="000000"/>
+                <w:sz w:val="14"/>
+                <w:szCs w:val="14"/>
+                <w:lang w:val="en-US"/>
+              </w:rPr>
+            </w:pPr>
+            <w:r>
+              <w:rPr>
+                <w:color w:val="000000"/>
+                <w:sz w:val="22"/>
+              </w:rPr>
+              <w:t>1.13E-02</w:t>
+            </w:r>
+          </w:p>
+        </w:tc>
+        <w:tc>
+          <w:tcPr>
+            <w:tcW w:w="1494" w:type="dxa"/>
+            <w:vAlign w:val="bottom"/>
           </w:tcPr>
           <w:p>
             <w:pPr>
@@ -8502,11 +8734,64 @@
             </w:pPr>
             <w:r>
               <w:rPr>
-                <w:rFonts w:cs="Times New Roman"/>
-                <w:color w:val="000000"/>
-                <w:sz w:val="22"/>
-              </w:rPr>
-              <w:t>1.129708e-02</w:t>
+                <w:color w:val="000000"/>
+                <w:sz w:val="22"/>
+              </w:rPr>
+              <w:t>252</w:t>
+            </w:r>
+          </w:p>
+        </w:tc>
+        <w:tc>
+          <w:tcPr>
+            <w:tcW w:w="1719" w:type="dxa"/>
+            <w:vAlign w:val="bottom"/>
+          </w:tcPr>
+          <w:p>
+            <w:pPr>
+              <w:autoSpaceDE w:val="0"/>
+              <w:autoSpaceDN w:val="0"/>
+              <w:adjustRightInd w:val="0"/>
+              <w:ind w:left="0" w:right="0"/>
+              <w:jc w:val="center"/>
+              <w:rPr>
+                <w:rFonts w:cs="Times New Roman"/>
+                <w:color w:val="000000"/>
+                <w:sz w:val="22"/>
+              </w:rPr>
+            </w:pPr>
+            <w:r>
+              <w:rPr>
+                <w:color w:val="000000"/>
+                <w:sz w:val="22"/>
+              </w:rPr>
+              <w:t>49</w:t>
+            </w:r>
+          </w:p>
+        </w:tc>
+        <w:tc>
+          <w:tcPr>
+            <w:tcW w:w="1647" w:type="dxa"/>
+            <w:vAlign w:val="bottom"/>
+          </w:tcPr>
+          <w:p>
+            <w:pPr>
+              <w:autoSpaceDE w:val="0"/>
+              <w:autoSpaceDN w:val="0"/>
+              <w:adjustRightInd w:val="0"/>
+              <w:ind w:left="0" w:right="0"/>
+              <w:jc w:val="center"/>
+              <w:rPr>
+                <w:rFonts w:cs="Times New Roman"/>
+                <w:color w:val="000000"/>
+                <w:sz w:val="22"/>
+              </w:rPr>
+            </w:pPr>
+            <w:r>
+              <w:rPr>
+                <w:color w:val="000000"/>
+                <w:sz w:val="22"/>
+              </w:rPr>
+              <w:t>7.53E-11</w:t>
             </w:r>
           </w:p>
         </w:tc>
@@ -8517,7 +8802,7 @@
         </w:trPr>
         <w:tc>
           <w:tcPr>
-            <w:tcW w:w="992" w:type="dxa"/>
+            <w:tcW w:w="917" w:type="dxa"/>
             <w:vMerge/>
             <w:vAlign w:val="center"/>
           </w:tcPr>
@@ -8541,8 +8826,8 @@
         </w:tc>
         <w:tc>
           <w:tcPr>
-            <w:tcW w:w="992" w:type="dxa"/>
-            <w:vAlign w:val="bottom"/>
+            <w:tcW w:w="965" w:type="dxa"/>
+            <w:vAlign w:val="center"/>
           </w:tcPr>
           <w:p>
             <w:pPr>
@@ -8562,12 +8847,8 @@
             </w:pPr>
             <w:r>
               <w:rPr>
-                <w:rFonts w:cs="Times New Roman"/>
-                <w:noProof/>
-                <w:color w:val="000000"/>
-                <w:sz w:val="22"/>
-                <w:szCs w:val="20"/>
-                <w:lang w:val="en-US"/>
+                <w:color w:val="000000"/>
+                <w:sz w:val="22"/>
               </w:rPr>
               <w:t>0.01</w:t>
             </w:r>
@@ -8575,7 +8856,7 @@
         </w:tc>
         <w:tc>
           <w:tcPr>
-            <w:tcW w:w="991" w:type="dxa"/>
+            <w:tcW w:w="897" w:type="dxa"/>
             <w:vMerge/>
             <w:vAlign w:val="center"/>
           </w:tcPr>
@@ -8599,7 +8880,7 @@
         </w:tc>
         <w:tc>
           <w:tcPr>
-            <w:tcW w:w="991" w:type="dxa"/>
+            <w:tcW w:w="910" w:type="dxa"/>
             <w:vMerge/>
             <w:vAlign w:val="center"/>
           </w:tcPr>
@@ -8623,7 +8904,7 @@
         </w:tc>
         <w:tc>
           <w:tcPr>
-            <w:tcW w:w="1417" w:type="dxa"/>
+            <w:tcW w:w="1212" w:type="dxa"/>
             <w:vAlign w:val="bottom"/>
           </w:tcPr>
           <w:p>
@@ -8644,17 +8925,16 @@
             </w:pPr>
             <w:r>
               <w:rPr>
-                <w:rFonts w:cs="Times New Roman"/>
-                <w:color w:val="000000"/>
-                <w:sz w:val="22"/>
-              </w:rPr>
-              <w:t>220</w:t>
-            </w:r>
-          </w:p>
-        </w:tc>
-        <w:tc>
-          <w:tcPr>
-            <w:tcW w:w="1417" w:type="dxa"/>
+                <w:color w:val="000000"/>
+                <w:sz w:val="22"/>
+              </w:rPr>
+              <w:t>203</w:t>
+            </w:r>
+          </w:p>
+        </w:tc>
+        <w:tc>
+          <w:tcPr>
+            <w:tcW w:w="1081" w:type="dxa"/>
             <w:vAlign w:val="bottom"/>
           </w:tcPr>
           <w:p>
@@ -8666,26 +8946,22 @@
               <w:jc w:val="center"/>
               <w:rPr>
                 <w:rFonts w:cs="Times New Roman"/>
-                <w:noProof/>
-                <w:color w:val="000000"/>
-                <w:sz w:val="14"/>
-                <w:szCs w:val="14"/>
-                <w:lang w:val="en-US"/>
-              </w:rPr>
-            </w:pPr>
-            <w:r>
-              <w:rPr>
-                <w:rFonts w:cs="Times New Roman"/>
-                <w:color w:val="000000"/>
-                <w:sz w:val="22"/>
-              </w:rPr>
-              <w:t>1.15E-02</w:t>
-            </w:r>
-          </w:p>
-        </w:tc>
-        <w:tc>
-          <w:tcPr>
-            <w:tcW w:w="1417" w:type="dxa"/>
+                <w:color w:val="000000"/>
+                <w:sz w:val="22"/>
+              </w:rPr>
+            </w:pPr>
+            <w:r>
+              <w:rPr>
+                <w:color w:val="000000"/>
+                <w:sz w:val="22"/>
+              </w:rPr>
+              <w:t>81</w:t>
+            </w:r>
+          </w:p>
+        </w:tc>
+        <w:tc>
+          <w:tcPr>
+            <w:tcW w:w="1287" w:type="dxa"/>
             <w:vAlign w:val="bottom"/>
           </w:tcPr>
           <w:p>
@@ -8706,18 +8982,17 @@
             </w:pPr>
             <w:r>
               <w:rPr>
-                <w:rFonts w:cs="Times New Roman"/>
-                <w:color w:val="000000"/>
-                <w:sz w:val="22"/>
-              </w:rPr>
-              <w:t>79471</w:t>
-            </w:r>
-          </w:p>
-        </w:tc>
-        <w:tc>
-          <w:tcPr>
-            <w:tcW w:w="1411" w:type="dxa"/>
-            <w:vAlign w:val="bottom"/>
+                <w:color w:val="000000"/>
+                <w:sz w:val="22"/>
+              </w:rPr>
+              <w:t>8.72E-11</w:t>
+            </w:r>
+          </w:p>
+        </w:tc>
+        <w:tc>
+          <w:tcPr>
+            <w:tcW w:w="1212" w:type="dxa"/>
+            <w:vAlign w:val="center"/>
           </w:tcPr>
           <w:p>
             <w:pPr>
@@ -8737,17 +9012,17 @@
             </w:pPr>
             <w:r>
               <w:rPr>
-                <w:rFonts w:cs="Times New Roman"/>
-                <w:color w:val="000000"/>
-                <w:sz w:val="22"/>
-              </w:rPr>
-              <w:t>1.15E-02</w:t>
-            </w:r>
-          </w:p>
-        </w:tc>
-        <w:tc>
-          <w:tcPr>
-            <w:tcW w:w="1991" w:type="dxa"/>
+                <w:color w:val="000000"/>
+                <w:sz w:val="22"/>
+              </w:rPr>
+              <w:t>79471</w:t>
+            </w:r>
+          </w:p>
+        </w:tc>
+        <w:tc>
+          <w:tcPr>
+            <w:tcW w:w="1219" w:type="dxa"/>
+            <w:vAlign w:val="center"/>
           </w:tcPr>
           <w:p>
             <w:pPr>
@@ -8758,23 +9033,26 @@
               <w:jc w:val="center"/>
               <w:rPr>
                 <w:rFonts w:cs="Times New Roman"/>
-                <w:color w:val="000000"/>
-                <w:sz w:val="22"/>
-              </w:rPr>
-            </w:pPr>
-            <w:r>
-              <w:rPr>
-                <w:rFonts w:cs="Times New Roman"/>
-                <w:color w:val="000000"/>
-                <w:sz w:val="22"/>
-              </w:rPr>
-              <w:t>321</w:t>
-            </w:r>
-          </w:p>
-        </w:tc>
-        <w:tc>
-          <w:tcPr>
-            <w:tcW w:w="1843" w:type="dxa"/>
+                <w:noProof/>
+                <w:color w:val="000000"/>
+                <w:sz w:val="14"/>
+                <w:szCs w:val="14"/>
+                <w:lang w:val="en-US"/>
+              </w:rPr>
+            </w:pPr>
+            <w:r>
+              <w:rPr>
+                <w:color w:val="000000"/>
+                <w:sz w:val="22"/>
+              </w:rPr>
+              <w:t>1.15E-02</w:t>
+            </w:r>
+          </w:p>
+        </w:tc>
+        <w:tc>
+          <w:tcPr>
+            <w:tcW w:w="1494" w:type="dxa"/>
+            <w:vAlign w:val="bottom"/>
           </w:tcPr>
           <w:p>
             <w:pPr>
@@ -8791,11 +9069,64 @@
             </w:pPr>
             <w:r>
               <w:rPr>
-                <w:rFonts w:cs="Times New Roman"/>
-                <w:color w:val="000000"/>
-                <w:sz w:val="22"/>
-              </w:rPr>
-              <w:t>1.145789e-02</w:t>
+                <w:color w:val="000000"/>
+                <w:sz w:val="22"/>
+              </w:rPr>
+              <w:t>351</w:t>
+            </w:r>
+          </w:p>
+        </w:tc>
+        <w:tc>
+          <w:tcPr>
+            <w:tcW w:w="1719" w:type="dxa"/>
+            <w:vAlign w:val="bottom"/>
+          </w:tcPr>
+          <w:p>
+            <w:pPr>
+              <w:autoSpaceDE w:val="0"/>
+              <w:autoSpaceDN w:val="0"/>
+              <w:adjustRightInd w:val="0"/>
+              <w:ind w:left="0" w:right="0"/>
+              <w:jc w:val="center"/>
+              <w:rPr>
+                <w:rFonts w:cs="Times New Roman"/>
+                <w:color w:val="000000"/>
+                <w:sz w:val="22"/>
+              </w:rPr>
+            </w:pPr>
+            <w:r>
+              <w:rPr>
+                <w:color w:val="000000"/>
+                <w:sz w:val="22"/>
+              </w:rPr>
+              <w:t>70</w:t>
+            </w:r>
+          </w:p>
+        </w:tc>
+        <w:tc>
+          <w:tcPr>
+            <w:tcW w:w="1647" w:type="dxa"/>
+            <w:vAlign w:val="bottom"/>
+          </w:tcPr>
+          <w:p>
+            <w:pPr>
+              <w:autoSpaceDE w:val="0"/>
+              <w:autoSpaceDN w:val="0"/>
+              <w:adjustRightInd w:val="0"/>
+              <w:ind w:left="0" w:right="0"/>
+              <w:jc w:val="center"/>
+              <w:rPr>
+                <w:rFonts w:cs="Times New Roman"/>
+                <w:color w:val="000000"/>
+                <w:sz w:val="22"/>
+              </w:rPr>
+            </w:pPr>
+            <w:r>
+              <w:rPr>
+                <w:color w:val="000000"/>
+                <w:sz w:val="22"/>
+              </w:rPr>
+              <w:t>1.83E-10</w:t>
             </w:r>
           </w:p>
         </w:tc>
@@ -8806,7 +9137,7 @@
         </w:trPr>
         <w:tc>
           <w:tcPr>
-            <w:tcW w:w="992" w:type="dxa"/>
+            <w:tcW w:w="917" w:type="dxa"/>
             <w:vMerge/>
             <w:vAlign w:val="center"/>
           </w:tcPr>
@@ -8830,8 +9161,8 @@
         </w:tc>
         <w:tc>
           <w:tcPr>
-            <w:tcW w:w="992" w:type="dxa"/>
-            <w:vAlign w:val="bottom"/>
+            <w:tcW w:w="965" w:type="dxa"/>
+            <w:vAlign w:val="center"/>
           </w:tcPr>
           <w:p>
             <w:pPr>
@@ -8851,12 +9182,8 @@
             </w:pPr>
             <w:r>
               <w:rPr>
-                <w:rFonts w:cs="Times New Roman"/>
-                <w:noProof/>
-                <w:color w:val="000000"/>
-                <w:sz w:val="22"/>
-                <w:szCs w:val="20"/>
-                <w:lang w:val="en-US"/>
+                <w:color w:val="000000"/>
+                <w:sz w:val="22"/>
               </w:rPr>
               <w:t>1</w:t>
             </w:r>
@@ -8864,7 +9191,7 @@
         </w:tc>
         <w:tc>
           <w:tcPr>
-            <w:tcW w:w="991" w:type="dxa"/>
+            <w:tcW w:w="897" w:type="dxa"/>
             <w:vMerge/>
             <w:vAlign w:val="center"/>
           </w:tcPr>
@@ -8888,7 +9215,7 @@
         </w:tc>
         <w:tc>
           <w:tcPr>
-            <w:tcW w:w="991" w:type="dxa"/>
+            <w:tcW w:w="910" w:type="dxa"/>
             <w:vMerge/>
             <w:vAlign w:val="center"/>
           </w:tcPr>
@@ -8912,7 +9239,7 @@
         </w:tc>
         <w:tc>
           <w:tcPr>
-            <w:tcW w:w="1417" w:type="dxa"/>
+            <w:tcW w:w="1212" w:type="dxa"/>
             <w:vAlign w:val="bottom"/>
           </w:tcPr>
           <w:p>
@@ -8932,17 +9259,16 @@
             </w:pPr>
             <w:r>
               <w:rPr>
-                <w:rFonts w:cs="Times New Roman"/>
-                <w:color w:val="000000"/>
-                <w:sz w:val="22"/>
-              </w:rPr>
-              <w:t>246</w:t>
-            </w:r>
-          </w:p>
-        </w:tc>
-        <w:tc>
-          <w:tcPr>
-            <w:tcW w:w="1417" w:type="dxa"/>
+                <w:color w:val="000000"/>
+                <w:sz w:val="22"/>
+              </w:rPr>
+              <w:t>215</w:t>
+            </w:r>
+          </w:p>
+        </w:tc>
+        <w:tc>
+          <w:tcPr>
+            <w:tcW w:w="1081" w:type="dxa"/>
             <w:vAlign w:val="bottom"/>
           </w:tcPr>
           <w:p>
@@ -8954,25 +9280,22 @@
               <w:jc w:val="center"/>
               <w:rPr>
                 <w:rFonts w:cs="Times New Roman"/>
-                <w:noProof/>
-                <w:color w:val="000000"/>
-                <w:sz w:val="22"/>
-                <w:lang w:val="en-US"/>
-              </w:rPr>
-            </w:pPr>
-            <w:r>
-              <w:rPr>
-                <w:rFonts w:cs="Times New Roman"/>
-                <w:color w:val="000000"/>
-                <w:sz w:val="22"/>
-              </w:rPr>
-              <w:t>1.98E-02</w:t>
-            </w:r>
-          </w:p>
-        </w:tc>
-        <w:tc>
-          <w:tcPr>
-            <w:tcW w:w="1417" w:type="dxa"/>
+                <w:color w:val="000000"/>
+                <w:sz w:val="22"/>
+              </w:rPr>
+            </w:pPr>
+            <w:r>
+              <w:rPr>
+                <w:color w:val="000000"/>
+                <w:sz w:val="22"/>
+              </w:rPr>
+              <w:t>87</w:t>
+            </w:r>
+          </w:p>
+        </w:tc>
+        <w:tc>
+          <w:tcPr>
+            <w:tcW w:w="1287" w:type="dxa"/>
             <w:vAlign w:val="bottom"/>
           </w:tcPr>
           <w:p>
@@ -8992,18 +9315,17 @@
             </w:pPr>
             <w:r>
               <w:rPr>
-                <w:rFonts w:cs="Times New Roman"/>
-                <w:color w:val="000000"/>
-                <w:sz w:val="22"/>
-              </w:rPr>
-              <w:t>79384</w:t>
-            </w:r>
-          </w:p>
-        </w:tc>
-        <w:tc>
-          <w:tcPr>
-            <w:tcW w:w="1411" w:type="dxa"/>
-            <w:vAlign w:val="bottom"/>
+                <w:color w:val="000000"/>
+                <w:sz w:val="22"/>
+              </w:rPr>
+              <w:t>2.91E-11</w:t>
+            </w:r>
+          </w:p>
+        </w:tc>
+        <w:tc>
+          <w:tcPr>
+            <w:tcW w:w="1212" w:type="dxa"/>
+            <w:vAlign w:val="center"/>
           </w:tcPr>
           <w:p>
             <w:pPr>
@@ -9022,17 +9344,17 @@
             </w:pPr>
             <w:r>
               <w:rPr>
-                <w:rFonts w:cs="Times New Roman"/>
-                <w:color w:val="000000"/>
-                <w:sz w:val="22"/>
-              </w:rPr>
-              <w:t>1.98E-02</w:t>
-            </w:r>
-          </w:p>
-        </w:tc>
-        <w:tc>
-          <w:tcPr>
-            <w:tcW w:w="1991" w:type="dxa"/>
+                <w:color w:val="000000"/>
+                <w:sz w:val="22"/>
+              </w:rPr>
+              <w:t>79384</w:t>
+            </w:r>
+          </w:p>
+        </w:tc>
+        <w:tc>
+          <w:tcPr>
+            <w:tcW w:w="1219" w:type="dxa"/>
+            <w:vAlign w:val="center"/>
           </w:tcPr>
           <w:p>
             <w:pPr>
@@ -9043,23 +9365,25 @@
               <w:jc w:val="center"/>
               <w:rPr>
                 <w:rFonts w:cs="Times New Roman"/>
-                <w:color w:val="000000"/>
-                <w:sz w:val="22"/>
-              </w:rPr>
-            </w:pPr>
-            <w:r>
-              <w:rPr>
-                <w:rFonts w:cs="Times New Roman"/>
-                <w:color w:val="000000"/>
-                <w:sz w:val="22"/>
-              </w:rPr>
-              <w:t>341</w:t>
-            </w:r>
-          </w:p>
-        </w:tc>
-        <w:tc>
-          <w:tcPr>
-            <w:tcW w:w="1843" w:type="dxa"/>
+                <w:noProof/>
+                <w:color w:val="000000"/>
+                <w:sz w:val="22"/>
+                <w:lang w:val="en-US"/>
+              </w:rPr>
+            </w:pPr>
+            <w:r>
+              <w:rPr>
+                <w:color w:val="000000"/>
+                <w:sz w:val="22"/>
+              </w:rPr>
+              <w:t>1.98E-02</w:t>
+            </w:r>
+          </w:p>
+        </w:tc>
+        <w:tc>
+          <w:tcPr>
+            <w:tcW w:w="1494" w:type="dxa"/>
+            <w:vAlign w:val="bottom"/>
           </w:tcPr>
           <w:p>
             <w:pPr>
@@ -9076,11 +9400,64 @@
             </w:pPr>
             <w:r>
               <w:rPr>
-                <w:rFonts w:cs="Times New Roman"/>
-                <w:color w:val="000000"/>
-                <w:sz w:val="22"/>
-              </w:rPr>
-              <w:t>1.982032e-02</w:t>
+                <w:color w:val="000000"/>
+                <w:sz w:val="22"/>
+              </w:rPr>
+              <w:t>324</w:t>
+            </w:r>
+          </w:p>
+        </w:tc>
+        <w:tc>
+          <w:tcPr>
+            <w:tcW w:w="1719" w:type="dxa"/>
+            <w:vAlign w:val="bottom"/>
+          </w:tcPr>
+          <w:p>
+            <w:pPr>
+              <w:autoSpaceDE w:val="0"/>
+              <w:autoSpaceDN w:val="0"/>
+              <w:adjustRightInd w:val="0"/>
+              <w:ind w:left="0" w:right="0"/>
+              <w:jc w:val="center"/>
+              <w:rPr>
+                <w:rFonts w:cs="Times New Roman"/>
+                <w:color w:val="000000"/>
+                <w:sz w:val="22"/>
+              </w:rPr>
+            </w:pPr>
+            <w:r>
+              <w:rPr>
+                <w:color w:val="000000"/>
+                <w:sz w:val="22"/>
+              </w:rPr>
+              <w:t>63</w:t>
+            </w:r>
+          </w:p>
+        </w:tc>
+        <w:tc>
+          <w:tcPr>
+            <w:tcW w:w="1647" w:type="dxa"/>
+            <w:vAlign w:val="bottom"/>
+          </w:tcPr>
+          <w:p>
+            <w:pPr>
+              <w:autoSpaceDE w:val="0"/>
+              <w:autoSpaceDN w:val="0"/>
+              <w:adjustRightInd w:val="0"/>
+              <w:ind w:left="0" w:right="0"/>
+              <w:jc w:val="center"/>
+              <w:rPr>
+                <w:rFonts w:cs="Times New Roman"/>
+                <w:color w:val="000000"/>
+                <w:sz w:val="22"/>
+              </w:rPr>
+            </w:pPr>
+            <w:r>
+              <w:rPr>
+                <w:color w:val="000000"/>
+                <w:sz w:val="22"/>
+              </w:rPr>
+              <w:t>1.97E-10</w:t>
             </w:r>
           </w:p>
         </w:tc>
@@ -9091,7 +9468,7 @@
         </w:trPr>
         <w:tc>
           <w:tcPr>
-            <w:tcW w:w="992" w:type="dxa"/>
+            <w:tcW w:w="917" w:type="dxa"/>
             <w:vMerge/>
             <w:vAlign w:val="center"/>
           </w:tcPr>
@@ -9115,8 +9492,8 @@
         </w:tc>
         <w:tc>
           <w:tcPr>
-            <w:tcW w:w="992" w:type="dxa"/>
-            <w:vAlign w:val="bottom"/>
+            <w:tcW w:w="965" w:type="dxa"/>
+            <w:vAlign w:val="center"/>
           </w:tcPr>
           <w:p>
             <w:pPr>
@@ -9136,12 +9513,8 @@
             </w:pPr>
             <w:r>
               <w:rPr>
-                <w:rFonts w:cs="Times New Roman"/>
-                <w:noProof/>
-                <w:color w:val="000000"/>
-                <w:sz w:val="22"/>
-                <w:szCs w:val="20"/>
-                <w:lang w:val="en-US"/>
+                <w:color w:val="000000"/>
+                <w:sz w:val="22"/>
               </w:rPr>
               <w:t>100</w:t>
             </w:r>
@@ -9149,7 +9522,7 @@
         </w:tc>
         <w:tc>
           <w:tcPr>
-            <w:tcW w:w="991" w:type="dxa"/>
+            <w:tcW w:w="897" w:type="dxa"/>
             <w:vMerge/>
             <w:vAlign w:val="center"/>
           </w:tcPr>
@@ -9173,7 +9546,7 @@
         </w:tc>
         <w:tc>
           <w:tcPr>
-            <w:tcW w:w="991" w:type="dxa"/>
+            <w:tcW w:w="910" w:type="dxa"/>
             <w:vMerge/>
             <w:vAlign w:val="center"/>
           </w:tcPr>
@@ -9197,7 +9570,7 @@
         </w:tc>
         <w:tc>
           <w:tcPr>
-            <w:tcW w:w="1417" w:type="dxa"/>
+            <w:tcW w:w="1212" w:type="dxa"/>
             <w:vAlign w:val="bottom"/>
           </w:tcPr>
           <w:p>
@@ -9218,17 +9591,16 @@
             </w:pPr>
             <w:r>
               <w:rPr>
-                <w:rFonts w:cs="Times New Roman"/>
-                <w:color w:val="000000"/>
-                <w:sz w:val="22"/>
-              </w:rPr>
-              <w:t>300</w:t>
-            </w:r>
-          </w:p>
-        </w:tc>
-        <w:tc>
-          <w:tcPr>
-            <w:tcW w:w="1417" w:type="dxa"/>
+                <w:color w:val="000000"/>
+                <w:sz w:val="22"/>
+              </w:rPr>
+              <w:t>259</w:t>
+            </w:r>
+          </w:p>
+        </w:tc>
+        <w:tc>
+          <w:tcPr>
+            <w:tcW w:w="1081" w:type="dxa"/>
             <w:vAlign w:val="bottom"/>
           </w:tcPr>
           <w:p>
@@ -9240,26 +9612,22 @@
               <w:jc w:val="center"/>
               <w:rPr>
                 <w:rFonts w:cs="Times New Roman"/>
-                <w:noProof/>
-                <w:color w:val="000000"/>
-                <w:sz w:val="14"/>
-                <w:szCs w:val="14"/>
-                <w:lang w:val="en-US"/>
-              </w:rPr>
-            </w:pPr>
-            <w:r>
-              <w:rPr>
-                <w:rFonts w:cs="Times New Roman"/>
-                <w:color w:val="000000"/>
-                <w:sz w:val="22"/>
-              </w:rPr>
-              <w:t>1.42E-03</w:t>
-            </w:r>
-          </w:p>
-        </w:tc>
-        <w:tc>
-          <w:tcPr>
-            <w:tcW w:w="1417" w:type="dxa"/>
+                <w:color w:val="000000"/>
+                <w:sz w:val="22"/>
+              </w:rPr>
+            </w:pPr>
+            <w:r>
+              <w:rPr>
+                <w:color w:val="000000"/>
+                <w:sz w:val="22"/>
+              </w:rPr>
+              <w:t>108</w:t>
+            </w:r>
+          </w:p>
+        </w:tc>
+        <w:tc>
+          <w:tcPr>
+            <w:tcW w:w="1287" w:type="dxa"/>
             <w:vAlign w:val="bottom"/>
           </w:tcPr>
           <w:p>
@@ -9280,18 +9648,17 @@
             </w:pPr>
             <w:r>
               <w:rPr>
-                <w:rFonts w:cs="Times New Roman"/>
-                <w:color w:val="000000"/>
-                <w:sz w:val="22"/>
-              </w:rPr>
-              <w:t>79596</w:t>
-            </w:r>
-          </w:p>
-        </w:tc>
-        <w:tc>
-          <w:tcPr>
-            <w:tcW w:w="1411" w:type="dxa"/>
-            <w:vAlign w:val="bottom"/>
+                <w:color w:val="000000"/>
+                <w:sz w:val="22"/>
+              </w:rPr>
+              <w:t>9.02E-11</w:t>
+            </w:r>
+          </w:p>
+        </w:tc>
+        <w:tc>
+          <w:tcPr>
+            <w:tcW w:w="1212" w:type="dxa"/>
+            <w:vAlign w:val="center"/>
           </w:tcPr>
           <w:p>
             <w:pPr>
@@ -9311,17 +9678,17 @@
             </w:pPr>
             <w:r>
               <w:rPr>
-                <w:rFonts w:cs="Times New Roman"/>
-                <w:color w:val="000000"/>
-                <w:sz w:val="22"/>
-              </w:rPr>
-              <w:t>1.42E-03</w:t>
-            </w:r>
-          </w:p>
-        </w:tc>
-        <w:tc>
-          <w:tcPr>
-            <w:tcW w:w="1991" w:type="dxa"/>
+                <w:color w:val="000000"/>
+                <w:sz w:val="22"/>
+              </w:rPr>
+              <w:t>79596</w:t>
+            </w:r>
+          </w:p>
+        </w:tc>
+        <w:tc>
+          <w:tcPr>
+            <w:tcW w:w="1219" w:type="dxa"/>
+            <w:vAlign w:val="center"/>
           </w:tcPr>
           <w:p>
             <w:pPr>
@@ -9332,23 +9699,26 @@
               <w:jc w:val="center"/>
               <w:rPr>
                 <w:rFonts w:cs="Times New Roman"/>
-                <w:color w:val="000000"/>
-                <w:sz w:val="22"/>
-              </w:rPr>
-            </w:pPr>
-            <w:r>
-              <w:rPr>
-                <w:rFonts w:cs="Times New Roman"/>
-                <w:color w:val="000000"/>
-                <w:sz w:val="22"/>
-              </w:rPr>
-              <w:t>334</w:t>
-            </w:r>
-          </w:p>
-        </w:tc>
-        <w:tc>
-          <w:tcPr>
-            <w:tcW w:w="1843" w:type="dxa"/>
+                <w:noProof/>
+                <w:color w:val="000000"/>
+                <w:sz w:val="14"/>
+                <w:szCs w:val="14"/>
+                <w:lang w:val="en-US"/>
+              </w:rPr>
+            </w:pPr>
+            <w:r>
+              <w:rPr>
+                <w:color w:val="000000"/>
+                <w:sz w:val="22"/>
+              </w:rPr>
+              <w:t>1.42E-03</w:t>
+            </w:r>
+          </w:p>
+        </w:tc>
+        <w:tc>
+          <w:tcPr>
+            <w:tcW w:w="1494" w:type="dxa"/>
+            <w:vAlign w:val="bottom"/>
           </w:tcPr>
           <w:p>
             <w:pPr>
@@ -9365,11 +9735,64 @@
             </w:pPr>
             <w:r>
               <w:rPr>
-                <w:rFonts w:cs="Times New Roman"/>
-                <w:color w:val="000000"/>
-                <w:sz w:val="22"/>
-              </w:rPr>
-              <w:t>1.420673e-03</w:t>
+                <w:color w:val="000000"/>
+                <w:sz w:val="22"/>
+              </w:rPr>
+              <w:t>343</w:t>
+            </w:r>
+          </w:p>
+        </w:tc>
+        <w:tc>
+          <w:tcPr>
+            <w:tcW w:w="1719" w:type="dxa"/>
+            <w:vAlign w:val="bottom"/>
+          </w:tcPr>
+          <w:p>
+            <w:pPr>
+              <w:autoSpaceDE w:val="0"/>
+              <w:autoSpaceDN w:val="0"/>
+              <w:adjustRightInd w:val="0"/>
+              <w:ind w:left="0" w:right="0"/>
+              <w:jc w:val="center"/>
+              <w:rPr>
+                <w:rFonts w:cs="Times New Roman"/>
+                <w:color w:val="000000"/>
+                <w:sz w:val="22"/>
+              </w:rPr>
+            </w:pPr>
+            <w:r>
+              <w:rPr>
+                <w:color w:val="000000"/>
+                <w:sz w:val="22"/>
+              </w:rPr>
+              <w:t>65</w:t>
+            </w:r>
+          </w:p>
+        </w:tc>
+        <w:tc>
+          <w:tcPr>
+            <w:tcW w:w="1647" w:type="dxa"/>
+            <w:vAlign w:val="bottom"/>
+          </w:tcPr>
+          <w:p>
+            <w:pPr>
+              <w:autoSpaceDE w:val="0"/>
+              <w:autoSpaceDN w:val="0"/>
+              <w:adjustRightInd w:val="0"/>
+              <w:ind w:left="0" w:right="0"/>
+              <w:jc w:val="center"/>
+              <w:rPr>
+                <w:rFonts w:cs="Times New Roman"/>
+                <w:color w:val="000000"/>
+                <w:sz w:val="22"/>
+              </w:rPr>
+            </w:pPr>
+            <w:r>
+              <w:rPr>
+                <w:color w:val="000000"/>
+                <w:sz w:val="22"/>
+              </w:rPr>
+              <w:t>2.15E-10</w:t>
             </w:r>
           </w:p>
         </w:tc>
@@ -9380,7 +9803,7 @@
         </w:trPr>
         <w:tc>
           <w:tcPr>
-            <w:tcW w:w="992" w:type="dxa"/>
+            <w:tcW w:w="917" w:type="dxa"/>
             <w:vMerge/>
             <w:vAlign w:val="center"/>
           </w:tcPr>
@@ -9404,9 +9827,9 @@
         </w:tc>
         <w:tc>
           <w:tcPr>
-            <w:tcW w:w="992" w:type="dxa"/>
-            <w:shd w:val="clear" w:color="auto" w:fill="F7CAAC" w:themeFill="accent2" w:themeFillTint="66"/>
-            <w:vAlign w:val="bottom"/>
+            <w:tcW w:w="965" w:type="dxa"/>
+            <w:shd w:val="clear" w:color="auto" w:fill="auto"/>
+            <w:vAlign w:val="center"/>
           </w:tcPr>
           <w:p>
             <w:pPr>
@@ -9426,12 +9849,8 @@
             </w:pPr>
             <w:r>
               <w:rPr>
-                <w:rFonts w:cs="Times New Roman"/>
-                <w:noProof/>
-                <w:color w:val="000000"/>
-                <w:sz w:val="22"/>
-                <w:szCs w:val="20"/>
-                <w:lang w:val="en-US"/>
+                <w:color w:val="000000"/>
+                <w:sz w:val="22"/>
               </w:rPr>
               <w:t>1.00E+04</w:t>
             </w:r>
@@ -9439,9 +9858,9 @@
         </w:tc>
         <w:tc>
           <w:tcPr>
-            <w:tcW w:w="991" w:type="dxa"/>
+            <w:tcW w:w="897" w:type="dxa"/>
             <w:vMerge/>
-            <w:shd w:val="clear" w:color="auto" w:fill="F7CAAC" w:themeFill="accent2" w:themeFillTint="66"/>
+            <w:shd w:val="clear" w:color="auto" w:fill="auto"/>
             <w:vAlign w:val="center"/>
           </w:tcPr>
           <w:p>
@@ -9464,9 +9883,9 @@
         </w:tc>
         <w:tc>
           <w:tcPr>
-            <w:tcW w:w="991" w:type="dxa"/>
+            <w:tcW w:w="910" w:type="dxa"/>
             <w:vMerge/>
-            <w:shd w:val="clear" w:color="auto" w:fill="F7CAAC" w:themeFill="accent2" w:themeFillTint="66"/>
+            <w:shd w:val="clear" w:color="auto" w:fill="auto"/>
             <w:vAlign w:val="center"/>
           </w:tcPr>
           <w:p>
@@ -9489,8 +9908,8 @@
         </w:tc>
         <w:tc>
           <w:tcPr>
-            <w:tcW w:w="1417" w:type="dxa"/>
-            <w:shd w:val="clear" w:color="auto" w:fill="F7CAAC" w:themeFill="accent2" w:themeFillTint="66"/>
+            <w:tcW w:w="1212" w:type="dxa"/>
+            <w:shd w:val="clear" w:color="auto" w:fill="auto"/>
             <w:vAlign w:val="bottom"/>
           </w:tcPr>
           <w:p>
@@ -9511,18 +9930,17 @@
             </w:pPr>
             <w:r>
               <w:rPr>
-                <w:rFonts w:cs="Times New Roman"/>
-                <w:color w:val="000000"/>
-                <w:sz w:val="22"/>
-              </w:rPr>
-              <w:t>1971</w:t>
-            </w:r>
-          </w:p>
-        </w:tc>
-        <w:tc>
-          <w:tcPr>
-            <w:tcW w:w="1417" w:type="dxa"/>
-            <w:shd w:val="clear" w:color="auto" w:fill="F7CAAC" w:themeFill="accent2" w:themeFillTint="66"/>
+                <w:color w:val="000000"/>
+                <w:sz w:val="22"/>
+              </w:rPr>
+              <w:t>1546</w:t>
+            </w:r>
+          </w:p>
+        </w:tc>
+        <w:tc>
+          <w:tcPr>
+            <w:tcW w:w="1081" w:type="dxa"/>
+            <w:shd w:val="clear" w:color="auto" w:fill="auto"/>
             <w:vAlign w:val="bottom"/>
           </w:tcPr>
           <w:p>
@@ -9534,26 +9952,22 @@
               <w:jc w:val="center"/>
               <w:rPr>
                 <w:rFonts w:cs="Times New Roman"/>
-                <w:noProof/>
-                <w:color w:val="000000"/>
-                <w:sz w:val="14"/>
-                <w:szCs w:val="14"/>
-                <w:lang w:val="en-US"/>
-              </w:rPr>
-            </w:pPr>
-            <w:r>
-              <w:rPr>
-                <w:rFonts w:cs="Times New Roman"/>
-                <w:color w:val="000000"/>
-                <w:sz w:val="22"/>
-              </w:rPr>
-              <w:t>5.94E-01</w:t>
-            </w:r>
-          </w:p>
-        </w:tc>
-        <w:tc>
-          <w:tcPr>
-            <w:tcW w:w="1417" w:type="dxa"/>
+                <w:color w:val="000000"/>
+                <w:sz w:val="22"/>
+              </w:rPr>
+            </w:pPr>
+            <w:r>
+              <w:rPr>
+                <w:color w:val="000000"/>
+                <w:sz w:val="22"/>
+              </w:rPr>
+              <w:t>669</w:t>
+            </w:r>
+          </w:p>
+        </w:tc>
+        <w:tc>
+          <w:tcPr>
+            <w:tcW w:w="1287" w:type="dxa"/>
             <w:shd w:val="clear" w:color="auto" w:fill="auto"/>
             <w:vAlign w:val="bottom"/>
           </w:tcPr>
@@ -9575,19 +9989,18 @@
             </w:pPr>
             <w:r>
               <w:rPr>
-                <w:rFonts w:cs="Times New Roman"/>
-                <w:color w:val="000000"/>
-                <w:sz w:val="22"/>
-              </w:rPr>
-              <w:t>79398</w:t>
-            </w:r>
-          </w:p>
-        </w:tc>
-        <w:tc>
-          <w:tcPr>
-            <w:tcW w:w="1411" w:type="dxa"/>
+                <w:color w:val="000000"/>
+                <w:sz w:val="22"/>
+              </w:rPr>
+              <w:t>2.33E-10</w:t>
+            </w:r>
+          </w:p>
+        </w:tc>
+        <w:tc>
+          <w:tcPr>
+            <w:tcW w:w="1212" w:type="dxa"/>
             <w:shd w:val="clear" w:color="auto" w:fill="auto"/>
-            <w:vAlign w:val="bottom"/>
+            <w:vAlign w:val="center"/>
           </w:tcPr>
           <w:p>
             <w:pPr>
@@ -9607,18 +10020,18 @@
             </w:pPr>
             <w:r>
               <w:rPr>
-                <w:rFonts w:cs="Times New Roman"/>
-                <w:color w:val="000000"/>
-                <w:sz w:val="22"/>
-              </w:rPr>
-              <w:t>1.06E-02</w:t>
-            </w:r>
-          </w:p>
-        </w:tc>
-        <w:tc>
-          <w:tcPr>
-            <w:tcW w:w="1991" w:type="dxa"/>
+                <w:color w:val="000000"/>
+                <w:sz w:val="22"/>
+              </w:rPr>
+              <w:t>79398</w:t>
+            </w:r>
+          </w:p>
+        </w:tc>
+        <w:tc>
+          <w:tcPr>
+            <w:tcW w:w="1219" w:type="dxa"/>
             <w:shd w:val="clear" w:color="auto" w:fill="auto"/>
+            <w:vAlign w:val="center"/>
           </w:tcPr>
           <w:p>
             <w:pPr>
@@ -9629,24 +10042,27 @@
               <w:jc w:val="center"/>
               <w:rPr>
                 <w:rFonts w:cs="Times New Roman"/>
-                <w:color w:val="000000"/>
-                <w:sz w:val="22"/>
-              </w:rPr>
-            </w:pPr>
-            <w:r>
-              <w:rPr>
-                <w:rFonts w:cs="Times New Roman"/>
-                <w:color w:val="000000"/>
-                <w:sz w:val="22"/>
-              </w:rPr>
-              <w:t>340</w:t>
-            </w:r>
-          </w:p>
-        </w:tc>
-        <w:tc>
-          <w:tcPr>
-            <w:tcW w:w="1843" w:type="dxa"/>
+                <w:noProof/>
+                <w:color w:val="000000"/>
+                <w:sz w:val="14"/>
+                <w:szCs w:val="14"/>
+                <w:lang w:val="en-US"/>
+              </w:rPr>
+            </w:pPr>
+            <w:r>
+              <w:rPr>
+                <w:color w:val="000000"/>
+                <w:sz w:val="22"/>
+              </w:rPr>
+              <w:t>1.06E-02</w:t>
+            </w:r>
+          </w:p>
+        </w:tc>
+        <w:tc>
+          <w:tcPr>
+            <w:tcW w:w="1494" w:type="dxa"/>
             <w:shd w:val="clear" w:color="auto" w:fill="auto"/>
+            <w:vAlign w:val="bottom"/>
           </w:tcPr>
           <w:p>
             <w:pPr>
@@ -9663,11 +10079,65 @@
             </w:pPr>
             <w:r>
               <w:rPr>
-                <w:rFonts w:cs="Times New Roman"/>
-                <w:color w:val="000000"/>
-                <w:sz w:val="22"/>
-              </w:rPr>
-              <w:t>1.062920e-02</w:t>
+                <w:color w:val="000000"/>
+                <w:sz w:val="22"/>
+              </w:rPr>
+              <w:t>326</w:t>
+            </w:r>
+          </w:p>
+        </w:tc>
+        <w:tc>
+          <w:tcPr>
+            <w:tcW w:w="1719" w:type="dxa"/>
+            <w:vAlign w:val="bottom"/>
+          </w:tcPr>
+          <w:p>
+            <w:pPr>
+              <w:autoSpaceDE w:val="0"/>
+              <w:autoSpaceDN w:val="0"/>
+              <w:adjustRightInd w:val="0"/>
+              <w:ind w:left="0" w:right="0"/>
+              <w:jc w:val="center"/>
+              <w:rPr>
+                <w:rFonts w:cs="Times New Roman"/>
+                <w:color w:val="000000"/>
+                <w:sz w:val="22"/>
+              </w:rPr>
+            </w:pPr>
+            <w:r>
+              <w:rPr>
+                <w:color w:val="000000"/>
+                <w:sz w:val="22"/>
+              </w:rPr>
+              <w:t>64</w:t>
+            </w:r>
+          </w:p>
+        </w:tc>
+        <w:tc>
+          <w:tcPr>
+            <w:tcW w:w="1647" w:type="dxa"/>
+            <w:shd w:val="clear" w:color="auto" w:fill="auto"/>
+            <w:vAlign w:val="bottom"/>
+          </w:tcPr>
+          <w:p>
+            <w:pPr>
+              <w:autoSpaceDE w:val="0"/>
+              <w:autoSpaceDN w:val="0"/>
+              <w:adjustRightInd w:val="0"/>
+              <w:ind w:left="0" w:right="0"/>
+              <w:jc w:val="center"/>
+              <w:rPr>
+                <w:rFonts w:cs="Times New Roman"/>
+                <w:color w:val="000000"/>
+                <w:sz w:val="22"/>
+              </w:rPr>
+            </w:pPr>
+            <w:r>
+              <w:rPr>
+                <w:color w:val="000000"/>
+                <w:sz w:val="22"/>
+              </w:rPr>
+              <w:t>1.77E-11</w:t>
             </w:r>
           </w:p>
         </w:tc>
@@ -9678,7 +10148,7 @@
         </w:trPr>
         <w:tc>
           <w:tcPr>
-            <w:tcW w:w="992" w:type="dxa"/>
+            <w:tcW w:w="917" w:type="dxa"/>
             <w:vMerge/>
             <w:vAlign w:val="center"/>
           </w:tcPr>
@@ -9702,9 +10172,9 @@
         </w:tc>
         <w:tc>
           <w:tcPr>
-            <w:tcW w:w="992" w:type="dxa"/>
+            <w:tcW w:w="965" w:type="dxa"/>
             <w:shd w:val="clear" w:color="auto" w:fill="F7CAAC" w:themeFill="accent2" w:themeFillTint="66"/>
-            <w:vAlign w:val="bottom"/>
+            <w:vAlign w:val="center"/>
           </w:tcPr>
           <w:p>
             <w:pPr>
@@ -9724,12 +10194,8 @@
             </w:pPr>
             <w:r>
               <w:rPr>
-                <w:rFonts w:cs="Times New Roman"/>
-                <w:noProof/>
-                <w:color w:val="000000"/>
-                <w:sz w:val="22"/>
-                <w:szCs w:val="20"/>
-                <w:lang w:val="en-US"/>
+                <w:color w:val="000000"/>
+                <w:sz w:val="22"/>
               </w:rPr>
               <w:t>1.00E+06</w:t>
             </w:r>
@@ -9737,7 +10203,7 @@
         </w:tc>
         <w:tc>
           <w:tcPr>
-            <w:tcW w:w="991" w:type="dxa"/>
+            <w:tcW w:w="897" w:type="dxa"/>
             <w:vMerge/>
             <w:shd w:val="clear" w:color="auto" w:fill="F7CAAC" w:themeFill="accent2" w:themeFillTint="66"/>
             <w:vAlign w:val="center"/>
@@ -9762,7 +10228,7 @@
         </w:tc>
         <w:tc>
           <w:tcPr>
-            <w:tcW w:w="991" w:type="dxa"/>
+            <w:tcW w:w="910" w:type="dxa"/>
             <w:vMerge/>
             <w:shd w:val="clear" w:color="auto" w:fill="F7CAAC" w:themeFill="accent2" w:themeFillTint="66"/>
             <w:vAlign w:val="center"/>
@@ -9787,7 +10253,7 @@
         </w:tc>
         <w:tc>
           <w:tcPr>
-            <w:tcW w:w="1417" w:type="dxa"/>
+            <w:tcW w:w="1212" w:type="dxa"/>
             <w:shd w:val="clear" w:color="auto" w:fill="F7CAAC" w:themeFill="accent2" w:themeFillTint="66"/>
             <w:vAlign w:val="bottom"/>
           </w:tcPr>
@@ -9809,17 +10275,16 @@
             </w:pPr>
             <w:r>
               <w:rPr>
-                <w:rFonts w:cs="Times New Roman"/>
-                <w:color w:val="000000"/>
-                <w:sz w:val="22"/>
-              </w:rPr>
-              <w:t>1960</w:t>
-            </w:r>
-          </w:p>
-        </w:tc>
-        <w:tc>
-          <w:tcPr>
-            <w:tcW w:w="1417" w:type="dxa"/>
+                <w:color w:val="000000"/>
+                <w:sz w:val="22"/>
+              </w:rPr>
+              <w:t>2256</w:t>
+            </w:r>
+          </w:p>
+        </w:tc>
+        <w:tc>
+          <w:tcPr>
+            <w:tcW w:w="1081" w:type="dxa"/>
             <w:shd w:val="clear" w:color="auto" w:fill="F7CAAC" w:themeFill="accent2" w:themeFillTint="66"/>
             <w:vAlign w:val="bottom"/>
           </w:tcPr>
@@ -9832,27 +10297,23 @@
               <w:jc w:val="center"/>
               <w:rPr>
                 <w:rFonts w:cs="Times New Roman"/>
-                <w:noProof/>
-                <w:color w:val="000000"/>
-                <w:sz w:val="14"/>
-                <w:szCs w:val="14"/>
-                <w:lang w:val="en-US"/>
-              </w:rPr>
-            </w:pPr>
-            <w:r>
-              <w:rPr>
-                <w:rFonts w:cs="Times New Roman"/>
-                <w:color w:val="000000"/>
-                <w:sz w:val="22"/>
-              </w:rPr>
-              <w:t>1.68E+03</w:t>
-            </w:r>
-          </w:p>
-        </w:tc>
-        <w:tc>
-          <w:tcPr>
-            <w:tcW w:w="1417" w:type="dxa"/>
-            <w:shd w:val="clear" w:color="auto" w:fill="auto"/>
+                <w:color w:val="000000"/>
+                <w:sz w:val="22"/>
+              </w:rPr>
+            </w:pPr>
+            <w:r>
+              <w:rPr>
+                <w:color w:val="000000"/>
+                <w:sz w:val="22"/>
+              </w:rPr>
+              <w:t>1000</w:t>
+            </w:r>
+          </w:p>
+        </w:tc>
+        <w:tc>
+          <w:tcPr>
+            <w:tcW w:w="1287" w:type="dxa"/>
+            <w:shd w:val="clear" w:color="auto" w:fill="F7CAAC" w:themeFill="accent2" w:themeFillTint="66"/>
             <w:vAlign w:val="bottom"/>
           </w:tcPr>
           <w:p>
@@ -9873,19 +10334,18 @@
             </w:pPr>
             <w:r>
               <w:rPr>
-                <w:rFonts w:cs="Times New Roman"/>
-                <w:color w:val="000000"/>
-                <w:sz w:val="22"/>
-              </w:rPr>
-              <w:t>79489</w:t>
-            </w:r>
-          </w:p>
-        </w:tc>
-        <w:tc>
-          <w:tcPr>
-            <w:tcW w:w="1411" w:type="dxa"/>
+                <w:color w:val="000000"/>
+                <w:sz w:val="22"/>
+              </w:rPr>
+              <w:t>2.77E-01</w:t>
+            </w:r>
+          </w:p>
+        </w:tc>
+        <w:tc>
+          <w:tcPr>
+            <w:tcW w:w="1212" w:type="dxa"/>
             <w:shd w:val="clear" w:color="auto" w:fill="auto"/>
-            <w:vAlign w:val="bottom"/>
+            <w:vAlign w:val="center"/>
           </w:tcPr>
           <w:p>
             <w:pPr>
@@ -9905,18 +10365,18 @@
             </w:pPr>
             <w:r>
               <w:rPr>
-                <w:rFonts w:cs="Times New Roman"/>
-                <w:color w:val="000000"/>
-                <w:sz w:val="22"/>
-              </w:rPr>
-              <w:t>6.43E-04</w:t>
-            </w:r>
-          </w:p>
-        </w:tc>
-        <w:tc>
-          <w:tcPr>
-            <w:tcW w:w="1991" w:type="dxa"/>
+                <w:color w:val="000000"/>
+                <w:sz w:val="22"/>
+              </w:rPr>
+              <w:t>79489</w:t>
+            </w:r>
+          </w:p>
+        </w:tc>
+        <w:tc>
+          <w:tcPr>
+            <w:tcW w:w="1219" w:type="dxa"/>
             <w:shd w:val="clear" w:color="auto" w:fill="auto"/>
+            <w:vAlign w:val="center"/>
           </w:tcPr>
           <w:p>
             <w:pPr>
@@ -9927,24 +10387,27 @@
               <w:jc w:val="center"/>
               <w:rPr>
                 <w:rFonts w:cs="Times New Roman"/>
-                <w:color w:val="000000"/>
-                <w:sz w:val="22"/>
-              </w:rPr>
-            </w:pPr>
-            <w:r>
-              <w:rPr>
-                <w:rFonts w:cs="Times New Roman"/>
-                <w:color w:val="000000"/>
-                <w:sz w:val="22"/>
-              </w:rPr>
-              <w:t>1054</w:t>
-            </w:r>
-          </w:p>
-        </w:tc>
-        <w:tc>
-          <w:tcPr>
-            <w:tcW w:w="1843" w:type="dxa"/>
+                <w:noProof/>
+                <w:color w:val="000000"/>
+                <w:sz w:val="14"/>
+                <w:szCs w:val="14"/>
+                <w:lang w:val="en-US"/>
+              </w:rPr>
+            </w:pPr>
+            <w:r>
+              <w:rPr>
+                <w:color w:val="000000"/>
+                <w:sz w:val="22"/>
+              </w:rPr>
+              <w:t>6.43E-04</w:t>
+            </w:r>
+          </w:p>
+        </w:tc>
+        <w:tc>
+          <w:tcPr>
+            <w:tcW w:w="1494" w:type="dxa"/>
             <w:shd w:val="clear" w:color="auto" w:fill="auto"/>
+            <w:vAlign w:val="bottom"/>
           </w:tcPr>
           <w:p>
             <w:pPr>
@@ -9961,11 +10424,65 @@
             </w:pPr>
             <w:r>
               <w:rPr>
-                <w:rFonts w:cs="Times New Roman"/>
-                <w:color w:val="000000"/>
-                <w:sz w:val="22"/>
-              </w:rPr>
-              <w:t>6.434583e-04</w:t>
+                <w:color w:val="000000"/>
+                <w:sz w:val="22"/>
+              </w:rPr>
+              <w:t>1050</w:t>
+            </w:r>
+          </w:p>
+        </w:tc>
+        <w:tc>
+          <w:tcPr>
+            <w:tcW w:w="1719" w:type="dxa"/>
+            <w:vAlign w:val="bottom"/>
+          </w:tcPr>
+          <w:p>
+            <w:pPr>
+              <w:autoSpaceDE w:val="0"/>
+              <w:autoSpaceDN w:val="0"/>
+              <w:adjustRightInd w:val="0"/>
+              <w:ind w:left="0" w:right="0"/>
+              <w:jc w:val="center"/>
+              <w:rPr>
+                <w:rFonts w:cs="Times New Roman"/>
+                <w:color w:val="000000"/>
+                <w:sz w:val="22"/>
+              </w:rPr>
+            </w:pPr>
+            <w:r>
+              <w:rPr>
+                <w:color w:val="000000"/>
+                <w:sz w:val="22"/>
+              </w:rPr>
+              <w:t>214</w:t>
+            </w:r>
+          </w:p>
+        </w:tc>
+        <w:tc>
+          <w:tcPr>
+            <w:tcW w:w="1647" w:type="dxa"/>
+            <w:shd w:val="clear" w:color="auto" w:fill="auto"/>
+            <w:vAlign w:val="bottom"/>
+          </w:tcPr>
+          <w:p>
+            <w:pPr>
+              <w:autoSpaceDE w:val="0"/>
+              <w:autoSpaceDN w:val="0"/>
+              <w:adjustRightInd w:val="0"/>
+              <w:ind w:left="0" w:right="0"/>
+              <w:jc w:val="center"/>
+              <w:rPr>
+                <w:rFonts w:cs="Times New Roman"/>
+                <w:color w:val="000000"/>
+                <w:sz w:val="22"/>
+              </w:rPr>
+            </w:pPr>
+            <w:r>
+              <w:rPr>
+                <w:color w:val="000000"/>
+                <w:sz w:val="22"/>
+              </w:rPr>
+              <w:t>6.55E-12</w:t>
             </w:r>
           </w:p>
         </w:tc>
@@ -9976,7 +10493,7 @@
         </w:trPr>
         <w:tc>
           <w:tcPr>
-            <w:tcW w:w="992" w:type="dxa"/>
+            <w:tcW w:w="917" w:type="dxa"/>
             <w:vMerge/>
             <w:vAlign w:val="center"/>
           </w:tcPr>
@@ -10000,9 +10517,9 @@
         </w:tc>
         <w:tc>
           <w:tcPr>
-            <w:tcW w:w="992" w:type="dxa"/>
+            <w:tcW w:w="965" w:type="dxa"/>
             <w:shd w:val="clear" w:color="auto" w:fill="F7CAAC" w:themeFill="accent2" w:themeFillTint="66"/>
-            <w:vAlign w:val="bottom"/>
+            <w:vAlign w:val="center"/>
           </w:tcPr>
           <w:p>
             <w:pPr>
@@ -10022,12 +10539,8 @@
             </w:pPr>
             <w:r>
               <w:rPr>
-                <w:rFonts w:cs="Times New Roman"/>
-                <w:noProof/>
-                <w:color w:val="000000"/>
-                <w:sz w:val="22"/>
-                <w:szCs w:val="20"/>
-                <w:lang w:val="en-US"/>
+                <w:color w:val="000000"/>
+                <w:sz w:val="22"/>
               </w:rPr>
               <w:t>1.00E+09</w:t>
             </w:r>
@@ -10035,7 +10548,7 @@
         </w:tc>
         <w:tc>
           <w:tcPr>
-            <w:tcW w:w="991" w:type="dxa"/>
+            <w:tcW w:w="897" w:type="dxa"/>
             <w:vMerge/>
             <w:shd w:val="clear" w:color="auto" w:fill="F7CAAC" w:themeFill="accent2" w:themeFillTint="66"/>
             <w:vAlign w:val="center"/>
@@ -10060,7 +10573,7 @@
         </w:tc>
         <w:tc>
           <w:tcPr>
-            <w:tcW w:w="991" w:type="dxa"/>
+            <w:tcW w:w="910" w:type="dxa"/>
             <w:vMerge/>
             <w:shd w:val="clear" w:color="auto" w:fill="F7CAAC" w:themeFill="accent2" w:themeFillTint="66"/>
             <w:vAlign w:val="center"/>
@@ -10085,7 +10598,7 @@
         </w:tc>
         <w:tc>
           <w:tcPr>
-            <w:tcW w:w="1417" w:type="dxa"/>
+            <w:tcW w:w="1212" w:type="dxa"/>
             <w:shd w:val="clear" w:color="auto" w:fill="F7CAAC" w:themeFill="accent2" w:themeFillTint="66"/>
             <w:vAlign w:val="bottom"/>
           </w:tcPr>
@@ -10105,17 +10618,16 @@
             </w:pPr>
             <w:r>
               <w:rPr>
-                <w:rFonts w:cs="Times New Roman"/>
-                <w:color w:val="000000"/>
-                <w:sz w:val="22"/>
-              </w:rPr>
-              <w:t>1985</w:t>
-            </w:r>
-          </w:p>
-        </w:tc>
-        <w:tc>
-          <w:tcPr>
-            <w:tcW w:w="1417" w:type="dxa"/>
+                <w:color w:val="000000"/>
+                <w:sz w:val="22"/>
+              </w:rPr>
+              <w:t>2263</w:t>
+            </w:r>
+          </w:p>
+        </w:tc>
+        <w:tc>
+          <w:tcPr>
+            <w:tcW w:w="1081" w:type="dxa"/>
             <w:shd w:val="clear" w:color="auto" w:fill="F7CAAC" w:themeFill="accent2" w:themeFillTint="66"/>
             <w:vAlign w:val="bottom"/>
           </w:tcPr>
@@ -10128,26 +10640,23 @@
               <w:jc w:val="center"/>
               <w:rPr>
                 <w:rFonts w:cs="Times New Roman"/>
-                <w:noProof/>
-                <w:color w:val="000000"/>
-                <w:sz w:val="22"/>
-                <w:lang w:val="en-US"/>
-              </w:rPr>
-            </w:pPr>
-            <w:r>
-              <w:rPr>
-                <w:rFonts w:cs="Times New Roman"/>
-                <w:color w:val="000000"/>
-                <w:sz w:val="22"/>
-              </w:rPr>
-              <w:t>1.94E+04</w:t>
-            </w:r>
-          </w:p>
-        </w:tc>
-        <w:tc>
-          <w:tcPr>
-            <w:tcW w:w="1417" w:type="dxa"/>
-            <w:shd w:val="clear" w:color="auto" w:fill="auto"/>
+                <w:color w:val="000000"/>
+                <w:sz w:val="22"/>
+              </w:rPr>
+            </w:pPr>
+            <w:r>
+              <w:rPr>
+                <w:color w:val="000000"/>
+                <w:sz w:val="22"/>
+              </w:rPr>
+              <w:t>1000</w:t>
+            </w:r>
+          </w:p>
+        </w:tc>
+        <w:tc>
+          <w:tcPr>
+            <w:tcW w:w="1287" w:type="dxa"/>
+            <w:shd w:val="clear" w:color="auto" w:fill="F7CAAC" w:themeFill="accent2" w:themeFillTint="66"/>
             <w:vAlign w:val="bottom"/>
           </w:tcPr>
           <w:p>
@@ -10167,19 +10676,18 @@
             </w:pPr>
             <w:r>
               <w:rPr>
-                <w:rFonts w:cs="Times New Roman"/>
-                <w:color w:val="000000"/>
-                <w:sz w:val="22"/>
-              </w:rPr>
-              <w:t>79466</w:t>
-            </w:r>
-          </w:p>
-        </w:tc>
-        <w:tc>
-          <w:tcPr>
-            <w:tcW w:w="1411" w:type="dxa"/>
+                <w:color w:val="000000"/>
+                <w:sz w:val="22"/>
+              </w:rPr>
+              <w:t>1.61E-02</w:t>
+            </w:r>
+          </w:p>
+        </w:tc>
+        <w:tc>
+          <w:tcPr>
+            <w:tcW w:w="1212" w:type="dxa"/>
             <w:shd w:val="clear" w:color="auto" w:fill="auto"/>
-            <w:vAlign w:val="bottom"/>
+            <w:vAlign w:val="center"/>
           </w:tcPr>
           <w:p>
             <w:pPr>
@@ -10198,18 +10706,18 @@
             </w:pPr>
             <w:r>
               <w:rPr>
-                <w:rFonts w:cs="Times New Roman"/>
-                <w:color w:val="000000"/>
-                <w:sz w:val="22"/>
-              </w:rPr>
-              <w:t>1.17E-04</w:t>
-            </w:r>
-          </w:p>
-        </w:tc>
-        <w:tc>
-          <w:tcPr>
-            <w:tcW w:w="1991" w:type="dxa"/>
-            <w:shd w:val="clear" w:color="auto" w:fill="B4C6E7" w:themeFill="accent1" w:themeFillTint="66"/>
+                <w:color w:val="000000"/>
+                <w:sz w:val="22"/>
+              </w:rPr>
+              <w:t>79466</w:t>
+            </w:r>
+          </w:p>
+        </w:tc>
+        <w:tc>
+          <w:tcPr>
+            <w:tcW w:w="1219" w:type="dxa"/>
+            <w:shd w:val="clear" w:color="auto" w:fill="auto"/>
+            <w:vAlign w:val="center"/>
           </w:tcPr>
           <w:p>
             <w:pPr>
@@ -10220,24 +10728,26 @@
               <w:jc w:val="center"/>
               <w:rPr>
                 <w:rFonts w:cs="Times New Roman"/>
-                <w:color w:val="000000"/>
-                <w:sz w:val="22"/>
-              </w:rPr>
-            </w:pPr>
-            <w:r>
-              <w:rPr>
-                <w:rFonts w:cs="Times New Roman"/>
-                <w:color w:val="000000"/>
-                <w:sz w:val="22"/>
-              </w:rPr>
-              <w:t>3939</w:t>
-            </w:r>
-          </w:p>
-        </w:tc>
-        <w:tc>
-          <w:tcPr>
-            <w:tcW w:w="1843" w:type="dxa"/>
+                <w:noProof/>
+                <w:color w:val="000000"/>
+                <w:sz w:val="22"/>
+                <w:lang w:val="en-US"/>
+              </w:rPr>
+            </w:pPr>
+            <w:r>
+              <w:rPr>
+                <w:color w:val="000000"/>
+                <w:sz w:val="22"/>
+              </w:rPr>
+              <w:t>1.17E-04</w:t>
+            </w:r>
+          </w:p>
+        </w:tc>
+        <w:tc>
+          <w:tcPr>
+            <w:tcW w:w="1494" w:type="dxa"/>
             <w:shd w:val="clear" w:color="auto" w:fill="B4C6E7" w:themeFill="accent1" w:themeFillTint="66"/>
+            <w:vAlign w:val="bottom"/>
           </w:tcPr>
           <w:p>
             <w:pPr>
@@ -10254,11 +10764,66 @@
             </w:pPr>
             <w:r>
               <w:rPr>
-                <w:rFonts w:cs="Times New Roman"/>
-                <w:color w:val="000000"/>
-                <w:sz w:val="22"/>
-              </w:rPr>
-              <w:t>2.594705e-02</w:t>
+                <w:color w:val="000000"/>
+                <w:sz w:val="22"/>
+              </w:rPr>
+              <w:t>47663</w:t>
+            </w:r>
+          </w:p>
+        </w:tc>
+        <w:tc>
+          <w:tcPr>
+            <w:tcW w:w="1719" w:type="dxa"/>
+            <w:shd w:val="clear" w:color="auto" w:fill="B4C6E7" w:themeFill="accent1" w:themeFillTint="66"/>
+            <w:vAlign w:val="bottom"/>
+          </w:tcPr>
+          <w:p>
+            <w:pPr>
+              <w:autoSpaceDE w:val="0"/>
+              <w:autoSpaceDN w:val="0"/>
+              <w:adjustRightInd w:val="0"/>
+              <w:ind w:left="0" w:right="0"/>
+              <w:jc w:val="center"/>
+              <w:rPr>
+                <w:rFonts w:cs="Times New Roman"/>
+                <w:color w:val="000000"/>
+                <w:sz w:val="22"/>
+              </w:rPr>
+            </w:pPr>
+            <w:r>
+              <w:rPr>
+                <w:color w:val="000000"/>
+                <w:sz w:val="22"/>
+              </w:rPr>
+              <w:t>10000</w:t>
+            </w:r>
+          </w:p>
+        </w:tc>
+        <w:tc>
+          <w:tcPr>
+            <w:tcW w:w="1647" w:type="dxa"/>
+            <w:shd w:val="clear" w:color="auto" w:fill="B4C6E7" w:themeFill="accent1" w:themeFillTint="66"/>
+            <w:vAlign w:val="bottom"/>
+          </w:tcPr>
+          <w:p>
+            <w:pPr>
+              <w:autoSpaceDE w:val="0"/>
+              <w:autoSpaceDN w:val="0"/>
+              <w:adjustRightInd w:val="0"/>
+              <w:ind w:left="0" w:right="0"/>
+              <w:jc w:val="center"/>
+              <w:rPr>
+                <w:rFonts w:cs="Times New Roman"/>
+                <w:color w:val="000000"/>
+                <w:sz w:val="22"/>
+              </w:rPr>
+            </w:pPr>
+            <w:r>
+              <w:rPr>
+                <w:color w:val="000000"/>
+                <w:sz w:val="22"/>
+              </w:rPr>
+              <w:t>4.70E-02</w:t>
             </w:r>
           </w:p>
         </w:tc>
@@ -10269,7 +10834,7 @@
         </w:trPr>
         <w:tc>
           <w:tcPr>
-            <w:tcW w:w="992" w:type="dxa"/>
+            <w:tcW w:w="917" w:type="dxa"/>
             <w:vMerge w:val="restart"/>
             <w:vAlign w:val="center"/>
           </w:tcPr>
@@ -10291,11 +10856,8 @@
             </w:pPr>
             <w:r>
               <w:rPr>
-                <w:rFonts w:cs="Times New Roman"/>
-                <w:noProof/>
-                <w:color w:val="000000"/>
-                <w:sz w:val="22"/>
-                <w:lang w:val="en-US"/>
+                <w:color w:val="000000"/>
+                <w:sz w:val="22"/>
               </w:rPr>
               <w:t>1000</w:t>
             </w:r>
@@ -10303,7 +10865,7 @@
         </w:tc>
         <w:tc>
           <w:tcPr>
-            <w:tcW w:w="992" w:type="dxa"/>
+            <w:tcW w:w="965" w:type="dxa"/>
             <w:vMerge w:val="restart"/>
             <w:vAlign w:val="center"/>
           </w:tcPr>
@@ -10325,11 +10887,8 @@
             </w:pPr>
             <w:r>
               <w:rPr>
-                <w:rFonts w:cs="Times New Roman"/>
-                <w:noProof/>
-                <w:color w:val="000000"/>
-                <w:sz w:val="22"/>
-                <w:lang w:val="en-US"/>
+                <w:color w:val="000000"/>
+                <w:sz w:val="22"/>
               </w:rPr>
               <w:t>100</w:t>
             </w:r>
@@ -10337,8 +10896,8 @@
         </w:tc>
         <w:tc>
           <w:tcPr>
-            <w:tcW w:w="991" w:type="dxa"/>
-            <w:vAlign w:val="bottom"/>
+            <w:tcW w:w="897" w:type="dxa"/>
+            <w:vAlign w:val="center"/>
           </w:tcPr>
           <w:p>
             <w:pPr>
@@ -10358,11 +10917,8 @@
             </w:pPr>
             <w:r>
               <w:rPr>
-                <w:rFonts w:cs="Times New Roman"/>
-                <w:noProof/>
-                <w:color w:val="000000"/>
-                <w:sz w:val="22"/>
-                <w:lang w:val="en-US"/>
+                <w:color w:val="000000"/>
+                <w:sz w:val="22"/>
               </w:rPr>
               <w:t>0</w:t>
             </w:r>
@@ -10370,7 +10926,7 @@
         </w:tc>
         <w:tc>
           <w:tcPr>
-            <w:tcW w:w="991" w:type="dxa"/>
+            <w:tcW w:w="910" w:type="dxa"/>
             <w:vMerge w:val="restart"/>
             <w:vAlign w:val="center"/>
           </w:tcPr>
@@ -10392,11 +10948,8 @@
             </w:pPr>
             <w:r>
               <w:rPr>
-                <w:rFonts w:cs="Times New Roman"/>
-                <w:noProof/>
-                <w:color w:val="000000"/>
-                <w:sz w:val="22"/>
-                <w:lang w:val="en-US"/>
+                <w:color w:val="000000"/>
+                <w:sz w:val="22"/>
               </w:rPr>
               <w:t>1.00E-11</w:t>
             </w:r>
@@ -10404,7 +10957,7 @@
         </w:tc>
         <w:tc>
           <w:tcPr>
-            <w:tcW w:w="1417" w:type="dxa"/>
+            <w:tcW w:w="1212" w:type="dxa"/>
             <w:vAlign w:val="bottom"/>
           </w:tcPr>
           <w:p>
@@ -10425,17 +10978,16 @@
             </w:pPr>
             <w:r>
               <w:rPr>
-                <w:rFonts w:cs="Times New Roman"/>
-                <w:color w:val="000000"/>
-                <w:sz w:val="22"/>
-              </w:rPr>
-              <w:t>196</w:t>
-            </w:r>
-          </w:p>
-        </w:tc>
-        <w:tc>
-          <w:tcPr>
-            <w:tcW w:w="1417" w:type="dxa"/>
+                <w:color w:val="000000"/>
+                <w:sz w:val="22"/>
+              </w:rPr>
+              <w:t>176</w:t>
+            </w:r>
+          </w:p>
+        </w:tc>
+        <w:tc>
+          <w:tcPr>
+            <w:tcW w:w="1081" w:type="dxa"/>
             <w:vAlign w:val="bottom"/>
           </w:tcPr>
           <w:p>
@@ -10447,26 +10999,22 @@
               <w:jc w:val="center"/>
               <w:rPr>
                 <w:rFonts w:cs="Times New Roman"/>
-                <w:noProof/>
-                <w:color w:val="000000"/>
-                <w:sz w:val="14"/>
-                <w:szCs w:val="14"/>
-                <w:lang w:val="en-US"/>
-              </w:rPr>
-            </w:pPr>
-            <w:r>
-              <w:rPr>
-                <w:rFonts w:cs="Times New Roman"/>
-                <w:color w:val="000000"/>
-                <w:sz w:val="22"/>
-              </w:rPr>
-              <w:t>1.49E-03</w:t>
-            </w:r>
-          </w:p>
-        </w:tc>
-        <w:tc>
-          <w:tcPr>
-            <w:tcW w:w="1417" w:type="dxa"/>
+                <w:color w:val="000000"/>
+                <w:sz w:val="22"/>
+              </w:rPr>
+            </w:pPr>
+            <w:r>
+              <w:rPr>
+                <w:color w:val="000000"/>
+                <w:sz w:val="22"/>
+              </w:rPr>
+              <w:t>72</w:t>
+            </w:r>
+          </w:p>
+        </w:tc>
+        <w:tc>
+          <w:tcPr>
+            <w:tcW w:w="1287" w:type="dxa"/>
             <w:vAlign w:val="bottom"/>
           </w:tcPr>
           <w:p>
@@ -10487,18 +11035,17 @@
             </w:pPr>
             <w:r>
               <w:rPr>
-                <w:rFonts w:cs="Times New Roman"/>
-                <w:color w:val="000000"/>
-                <w:sz w:val="22"/>
-              </w:rPr>
-              <w:t>79242</w:t>
-            </w:r>
-          </w:p>
-        </w:tc>
-        <w:tc>
-          <w:tcPr>
-            <w:tcW w:w="1411" w:type="dxa"/>
-            <w:vAlign w:val="bottom"/>
+                <w:color w:val="000000"/>
+                <w:sz w:val="22"/>
+              </w:rPr>
+              <w:t>1.48E-11</w:t>
+            </w:r>
+          </w:p>
+        </w:tc>
+        <w:tc>
+          <w:tcPr>
+            <w:tcW w:w="1212" w:type="dxa"/>
+            <w:vAlign w:val="center"/>
           </w:tcPr>
           <w:p>
             <w:pPr>
@@ -10518,17 +11065,17 @@
             </w:pPr>
             <w:r>
               <w:rPr>
-                <w:rFonts w:cs="Times New Roman"/>
-                <w:color w:val="000000"/>
-                <w:sz w:val="22"/>
-              </w:rPr>
-              <w:t>1.49E-03</w:t>
-            </w:r>
-          </w:p>
-        </w:tc>
-        <w:tc>
-          <w:tcPr>
-            <w:tcW w:w="1991" w:type="dxa"/>
+                <w:color w:val="000000"/>
+                <w:sz w:val="22"/>
+              </w:rPr>
+              <w:t>79242</w:t>
+            </w:r>
+          </w:p>
+        </w:tc>
+        <w:tc>
+          <w:tcPr>
+            <w:tcW w:w="1219" w:type="dxa"/>
+            <w:vAlign w:val="center"/>
           </w:tcPr>
           <w:p>
             <w:pPr>
@@ -10539,25 +11086,26 @@
               <w:jc w:val="center"/>
               <w:rPr>
                 <w:rFonts w:cs="Times New Roman"/>
-                <w:color w:val="000000"/>
-                <w:sz w:val="22"/>
-                <w:lang w:val="en-US"/>
-              </w:rPr>
-            </w:pPr>
-            <w:r>
-              <w:rPr>
-                <w:rFonts w:cs="Times New Roman"/>
-                <w:color w:val="000000"/>
-                <w:sz w:val="22"/>
-                <w:lang w:val="en-US"/>
-              </w:rPr>
-              <w:t>256</w:t>
-            </w:r>
-          </w:p>
-        </w:tc>
-        <w:tc>
-          <w:tcPr>
-            <w:tcW w:w="1843" w:type="dxa"/>
+                <w:noProof/>
+                <w:color w:val="000000"/>
+                <w:sz w:val="14"/>
+                <w:szCs w:val="14"/>
+                <w:lang w:val="en-US"/>
+              </w:rPr>
+            </w:pPr>
+            <w:r>
+              <w:rPr>
+                <w:color w:val="000000"/>
+                <w:sz w:val="22"/>
+              </w:rPr>
+              <w:t>1.49E-03</w:t>
+            </w:r>
+          </w:p>
+        </w:tc>
+        <w:tc>
+          <w:tcPr>
+            <w:tcW w:w="1494" w:type="dxa"/>
+            <w:vAlign w:val="bottom"/>
           </w:tcPr>
           <w:p>
             <w:pPr>
@@ -10570,15 +11118,69 @@
                 <w:rFonts w:cs="Times New Roman"/>
                 <w:color w:val="000000"/>
                 <w:sz w:val="22"/>
-              </w:rPr>
-            </w:pPr>
-            <w:r>
-              <w:rPr>
-                <w:rFonts w:cs="Times New Roman"/>
-                <w:color w:val="000000"/>
-                <w:sz w:val="22"/>
-              </w:rPr>
-              <w:t>1.485704e-03</w:t>
+                <w:lang w:val="en-US"/>
+              </w:rPr>
+            </w:pPr>
+            <w:r>
+              <w:rPr>
+                <w:color w:val="000000"/>
+                <w:sz w:val="22"/>
+              </w:rPr>
+              <w:t>295</w:t>
+            </w:r>
+          </w:p>
+        </w:tc>
+        <w:tc>
+          <w:tcPr>
+            <w:tcW w:w="1719" w:type="dxa"/>
+            <w:vAlign w:val="bottom"/>
+          </w:tcPr>
+          <w:p>
+            <w:pPr>
+              <w:autoSpaceDE w:val="0"/>
+              <w:autoSpaceDN w:val="0"/>
+              <w:adjustRightInd w:val="0"/>
+              <w:ind w:left="0" w:right="0"/>
+              <w:jc w:val="center"/>
+              <w:rPr>
+                <w:rFonts w:cs="Times New Roman"/>
+                <w:color w:val="000000"/>
+                <w:sz w:val="22"/>
+              </w:rPr>
+            </w:pPr>
+            <w:r>
+              <w:rPr>
+                <w:color w:val="000000"/>
+                <w:sz w:val="22"/>
+              </w:rPr>
+              <w:t>49</w:t>
+            </w:r>
+          </w:p>
+        </w:tc>
+        <w:tc>
+          <w:tcPr>
+            <w:tcW w:w="1647" w:type="dxa"/>
+            <w:vAlign w:val="bottom"/>
+          </w:tcPr>
+          <w:p>
+            <w:pPr>
+              <w:autoSpaceDE w:val="0"/>
+              <w:autoSpaceDN w:val="0"/>
+              <w:adjustRightInd w:val="0"/>
+              <w:ind w:left="0" w:right="0"/>
+              <w:jc w:val="center"/>
+              <w:rPr>
+                <w:rFonts w:cs="Times New Roman"/>
+                <w:color w:val="000000"/>
+                <w:sz w:val="22"/>
+              </w:rPr>
+            </w:pPr>
+            <w:r>
+              <w:rPr>
+                <w:color w:val="000000"/>
+                <w:sz w:val="22"/>
+              </w:rPr>
+              <w:t>5.11E-11</w:t>
             </w:r>
           </w:p>
         </w:tc>
@@ -10589,7 +11191,7 @@
         </w:trPr>
         <w:tc>
           <w:tcPr>
-            <w:tcW w:w="992" w:type="dxa"/>
+            <w:tcW w:w="917" w:type="dxa"/>
             <w:vMerge/>
             <w:vAlign w:val="center"/>
           </w:tcPr>
@@ -10613,7 +11215,7 @@
         </w:tc>
         <w:tc>
           <w:tcPr>
-            <w:tcW w:w="992" w:type="dxa"/>
+            <w:tcW w:w="965" w:type="dxa"/>
             <w:vMerge/>
             <w:vAlign w:val="center"/>
           </w:tcPr>
@@ -10637,9 +11239,9 @@
         </w:tc>
         <w:tc>
           <w:tcPr>
-            <w:tcW w:w="991" w:type="dxa"/>
-            <w:shd w:val="clear" w:color="auto" w:fill="F7CAAC" w:themeFill="accent2" w:themeFillTint="66"/>
-            <w:vAlign w:val="bottom"/>
+            <w:tcW w:w="897" w:type="dxa"/>
+            <w:shd w:val="clear" w:color="auto" w:fill="auto"/>
+            <w:vAlign w:val="center"/>
           </w:tcPr>
           <w:p>
             <w:pPr>
@@ -10659,11 +11261,8 @@
             </w:pPr>
             <w:r>
               <w:rPr>
-                <w:rFonts w:cs="Times New Roman"/>
-                <w:noProof/>
-                <w:color w:val="000000"/>
-                <w:sz w:val="22"/>
-                <w:lang w:val="en-US"/>
+                <w:color w:val="000000"/>
+                <w:sz w:val="22"/>
               </w:rPr>
               <w:t>100</w:t>
             </w:r>
@@ -10671,9 +11270,9 @@
         </w:tc>
         <w:tc>
           <w:tcPr>
-            <w:tcW w:w="991" w:type="dxa"/>
+            <w:tcW w:w="910" w:type="dxa"/>
             <w:vMerge/>
-            <w:shd w:val="clear" w:color="auto" w:fill="F7CAAC" w:themeFill="accent2" w:themeFillTint="66"/>
+            <w:shd w:val="clear" w:color="auto" w:fill="auto"/>
             <w:vAlign w:val="center"/>
           </w:tcPr>
           <w:p>
@@ -10696,8 +11295,8 @@
         </w:tc>
         <w:tc>
           <w:tcPr>
-            <w:tcW w:w="1417" w:type="dxa"/>
-            <w:shd w:val="clear" w:color="auto" w:fill="F7CAAC" w:themeFill="accent2" w:themeFillTint="66"/>
+            <w:tcW w:w="1212" w:type="dxa"/>
+            <w:shd w:val="clear" w:color="auto" w:fill="auto"/>
             <w:vAlign w:val="bottom"/>
           </w:tcPr>
           <w:p>
@@ -10718,18 +11317,17 @@
             </w:pPr>
             <w:r>
               <w:rPr>
-                <w:rFonts w:cs="Times New Roman"/>
-                <w:color w:val="000000"/>
-                <w:sz w:val="22"/>
-              </w:rPr>
-              <w:t>1962</w:t>
-            </w:r>
-          </w:p>
-        </w:tc>
-        <w:tc>
-          <w:tcPr>
-            <w:tcW w:w="1417" w:type="dxa"/>
-            <w:shd w:val="clear" w:color="auto" w:fill="F7CAAC" w:themeFill="accent2" w:themeFillTint="66"/>
+                <w:color w:val="000000"/>
+                <w:sz w:val="22"/>
+              </w:rPr>
+              <w:t>1547</w:t>
+            </w:r>
+          </w:p>
+        </w:tc>
+        <w:tc>
+          <w:tcPr>
+            <w:tcW w:w="1081" w:type="dxa"/>
+            <w:shd w:val="clear" w:color="auto" w:fill="auto"/>
             <w:vAlign w:val="bottom"/>
           </w:tcPr>
           <w:p>
@@ -10741,26 +11339,22 @@
               <w:jc w:val="center"/>
               <w:rPr>
                 <w:rFonts w:cs="Times New Roman"/>
-                <w:noProof/>
-                <w:color w:val="000000"/>
-                <w:sz w:val="14"/>
-                <w:szCs w:val="14"/>
-                <w:lang w:val="en-US"/>
-              </w:rPr>
-            </w:pPr>
-            <w:r>
-              <w:rPr>
-                <w:rFonts w:cs="Times New Roman"/>
-                <w:color w:val="000000"/>
-                <w:sz w:val="22"/>
-              </w:rPr>
-              <w:t>2.15E-01</w:t>
-            </w:r>
-          </w:p>
-        </w:tc>
-        <w:tc>
-          <w:tcPr>
-            <w:tcW w:w="1417" w:type="dxa"/>
+                <w:color w:val="000000"/>
+                <w:sz w:val="22"/>
+              </w:rPr>
+            </w:pPr>
+            <w:r>
+              <w:rPr>
+                <w:color w:val="000000"/>
+                <w:sz w:val="22"/>
+              </w:rPr>
+              <w:t>669</w:t>
+            </w:r>
+          </w:p>
+        </w:tc>
+        <w:tc>
+          <w:tcPr>
+            <w:tcW w:w="1287" w:type="dxa"/>
             <w:shd w:val="clear" w:color="auto" w:fill="auto"/>
             <w:vAlign w:val="bottom"/>
           </w:tcPr>
@@ -10782,19 +11376,18 @@
             </w:pPr>
             <w:r>
               <w:rPr>
-                <w:rFonts w:cs="Times New Roman"/>
-                <w:color w:val="000000"/>
-                <w:sz w:val="22"/>
-              </w:rPr>
-              <w:t>79496</w:t>
-            </w:r>
-          </w:p>
-        </w:tc>
-        <w:tc>
-          <w:tcPr>
-            <w:tcW w:w="1411" w:type="dxa"/>
+                <w:color w:val="000000"/>
+                <w:sz w:val="22"/>
+              </w:rPr>
+              <w:t>2.33E-10</w:t>
+            </w:r>
+          </w:p>
+        </w:tc>
+        <w:tc>
+          <w:tcPr>
+            <w:tcW w:w="1212" w:type="dxa"/>
             <w:shd w:val="clear" w:color="auto" w:fill="auto"/>
-            <w:vAlign w:val="bottom"/>
+            <w:vAlign w:val="center"/>
           </w:tcPr>
           <w:p>
             <w:pPr>
@@ -10814,18 +11407,18 @@
             </w:pPr>
             <w:r>
               <w:rPr>
-                <w:rFonts w:cs="Times New Roman"/>
-                <w:color w:val="000000"/>
-                <w:sz w:val="22"/>
-              </w:rPr>
-              <w:t>4.57E-03</w:t>
-            </w:r>
-          </w:p>
-        </w:tc>
-        <w:tc>
-          <w:tcPr>
-            <w:tcW w:w="1991" w:type="dxa"/>
+                <w:color w:val="000000"/>
+                <w:sz w:val="22"/>
+              </w:rPr>
+              <w:t>79496</w:t>
+            </w:r>
+          </w:p>
+        </w:tc>
+        <w:tc>
+          <w:tcPr>
+            <w:tcW w:w="1219" w:type="dxa"/>
             <w:shd w:val="clear" w:color="auto" w:fill="auto"/>
+            <w:vAlign w:val="center"/>
           </w:tcPr>
           <w:p>
             <w:pPr>
@@ -10836,24 +11429,27 @@
               <w:jc w:val="center"/>
               <w:rPr>
                 <w:rFonts w:cs="Times New Roman"/>
-                <w:color w:val="000000"/>
-                <w:sz w:val="22"/>
-              </w:rPr>
-            </w:pPr>
-            <w:r>
-              <w:rPr>
-                <w:rFonts w:cs="Times New Roman"/>
-                <w:color w:val="000000"/>
-                <w:sz w:val="22"/>
-              </w:rPr>
-              <w:t>325</w:t>
-            </w:r>
-          </w:p>
-        </w:tc>
-        <w:tc>
-          <w:tcPr>
-            <w:tcW w:w="1843" w:type="dxa"/>
+                <w:noProof/>
+                <w:color w:val="000000"/>
+                <w:sz w:val="14"/>
+                <w:szCs w:val="14"/>
+                <w:lang w:val="en-US"/>
+              </w:rPr>
+            </w:pPr>
+            <w:r>
+              <w:rPr>
+                <w:color w:val="000000"/>
+                <w:sz w:val="22"/>
+              </w:rPr>
+              <w:t>4.57E-03</w:t>
+            </w:r>
+          </w:p>
+        </w:tc>
+        <w:tc>
+          <w:tcPr>
+            <w:tcW w:w="1494" w:type="dxa"/>
             <w:shd w:val="clear" w:color="auto" w:fill="auto"/>
+            <w:vAlign w:val="bottom"/>
           </w:tcPr>
           <w:p>
             <w:pPr>
@@ -10870,11 +11466,65 @@
             </w:pPr>
             <w:r>
               <w:rPr>
-                <w:rFonts w:cs="Times New Roman"/>
-                <w:color w:val="000000"/>
-                <w:sz w:val="22"/>
-              </w:rPr>
-              <w:t>4.565872e-03</w:t>
+                <w:color w:val="000000"/>
+                <w:sz w:val="22"/>
+              </w:rPr>
+              <w:t>333</w:t>
+            </w:r>
+          </w:p>
+        </w:tc>
+        <w:tc>
+          <w:tcPr>
+            <w:tcW w:w="1719" w:type="dxa"/>
+            <w:vAlign w:val="bottom"/>
+          </w:tcPr>
+          <w:p>
+            <w:pPr>
+              <w:autoSpaceDE w:val="0"/>
+              <w:autoSpaceDN w:val="0"/>
+              <w:adjustRightInd w:val="0"/>
+              <w:ind w:left="0" w:right="0"/>
+              <w:jc w:val="center"/>
+              <w:rPr>
+                <w:rFonts w:cs="Times New Roman"/>
+                <w:color w:val="000000"/>
+                <w:sz w:val="22"/>
+              </w:rPr>
+            </w:pPr>
+            <w:r>
+              <w:rPr>
+                <w:color w:val="000000"/>
+                <w:sz w:val="22"/>
+              </w:rPr>
+              <w:t>64</w:t>
+            </w:r>
+          </w:p>
+        </w:tc>
+        <w:tc>
+          <w:tcPr>
+            <w:tcW w:w="1647" w:type="dxa"/>
+            <w:shd w:val="clear" w:color="auto" w:fill="auto"/>
+            <w:vAlign w:val="bottom"/>
+          </w:tcPr>
+          <w:p>
+            <w:pPr>
+              <w:autoSpaceDE w:val="0"/>
+              <w:autoSpaceDN w:val="0"/>
+              <w:adjustRightInd w:val="0"/>
+              <w:ind w:left="0" w:right="0"/>
+              <w:jc w:val="center"/>
+              <w:rPr>
+                <w:rFonts w:cs="Times New Roman"/>
+                <w:color w:val="000000"/>
+                <w:sz w:val="22"/>
+              </w:rPr>
+            </w:pPr>
+            <w:r>
+              <w:rPr>
+                <w:color w:val="000000"/>
+                <w:sz w:val="22"/>
+              </w:rPr>
+              <w:t>1.77E-11</w:t>
             </w:r>
           </w:p>
         </w:tc>
@@ -10885,7 +11535,7 @@
         </w:trPr>
         <w:tc>
           <w:tcPr>
-            <w:tcW w:w="992" w:type="dxa"/>
+            <w:tcW w:w="917" w:type="dxa"/>
             <w:vMerge/>
             <w:vAlign w:val="center"/>
           </w:tcPr>
@@ -10909,7 +11559,7 @@
         </w:tc>
         <w:tc>
           <w:tcPr>
-            <w:tcW w:w="992" w:type="dxa"/>
+            <w:tcW w:w="965" w:type="dxa"/>
             <w:vMerge/>
             <w:vAlign w:val="center"/>
           </w:tcPr>
@@ -10933,9 +11583,9 @@
         </w:tc>
         <w:tc>
           <w:tcPr>
-            <w:tcW w:w="991" w:type="dxa"/>
+            <w:tcW w:w="897" w:type="dxa"/>
             <w:shd w:val="clear" w:color="auto" w:fill="F7CAAC" w:themeFill="accent2" w:themeFillTint="66"/>
-            <w:vAlign w:val="bottom"/>
+            <w:vAlign w:val="center"/>
           </w:tcPr>
           <w:p>
             <w:pPr>
@@ -10955,11 +11605,8 @@
             </w:pPr>
             <w:r>
               <w:rPr>
-                <w:rFonts w:cs="Times New Roman"/>
-                <w:noProof/>
-                <w:color w:val="000000"/>
-                <w:sz w:val="22"/>
-                <w:lang w:val="en-US"/>
+                <w:color w:val="000000"/>
+                <w:sz w:val="22"/>
               </w:rPr>
               <w:t>10000</w:t>
             </w:r>
@@ -10967,7 +11614,7 @@
         </w:tc>
         <w:tc>
           <w:tcPr>
-            <w:tcW w:w="991" w:type="dxa"/>
+            <w:tcW w:w="910" w:type="dxa"/>
             <w:vMerge/>
             <w:shd w:val="clear" w:color="auto" w:fill="F7CAAC" w:themeFill="accent2" w:themeFillTint="66"/>
             <w:vAlign w:val="center"/>
@@ -10992,7 +11639,7 @@
         </w:tc>
         <w:tc>
           <w:tcPr>
-            <w:tcW w:w="1417" w:type="dxa"/>
+            <w:tcW w:w="1212" w:type="dxa"/>
             <w:shd w:val="clear" w:color="auto" w:fill="F7CAAC" w:themeFill="accent2" w:themeFillTint="66"/>
             <w:vAlign w:val="bottom"/>
           </w:tcPr>
@@ -11014,17 +11661,16 @@
             </w:pPr>
             <w:r>
               <w:rPr>
-                <w:rFonts w:cs="Times New Roman"/>
-                <w:color w:val="000000"/>
-                <w:sz w:val="22"/>
-              </w:rPr>
-              <w:t>1976</w:t>
-            </w:r>
-          </w:p>
-        </w:tc>
-        <w:tc>
-          <w:tcPr>
-            <w:tcW w:w="1417" w:type="dxa"/>
+                <w:color w:val="000000"/>
+                <w:sz w:val="22"/>
+              </w:rPr>
+              <w:t>2303</w:t>
+            </w:r>
+          </w:p>
+        </w:tc>
+        <w:tc>
+          <w:tcPr>
+            <w:tcW w:w="1081" w:type="dxa"/>
             <w:shd w:val="clear" w:color="auto" w:fill="F7CAAC" w:themeFill="accent2" w:themeFillTint="66"/>
             <w:vAlign w:val="bottom"/>
           </w:tcPr>
@@ -11037,27 +11683,23 @@
               <w:jc w:val="center"/>
               <w:rPr>
                 <w:rFonts w:cs="Times New Roman"/>
-                <w:noProof/>
-                <w:color w:val="000000"/>
-                <w:sz w:val="14"/>
-                <w:szCs w:val="14"/>
-                <w:lang w:val="en-US"/>
-              </w:rPr>
-            </w:pPr>
-            <w:r>
-              <w:rPr>
-                <w:rFonts w:cs="Times New Roman"/>
-                <w:color w:val="000000"/>
-                <w:sz w:val="22"/>
-              </w:rPr>
-              <w:t>1.59E+03</w:t>
-            </w:r>
-          </w:p>
-        </w:tc>
-        <w:tc>
-          <w:tcPr>
-            <w:tcW w:w="1417" w:type="dxa"/>
-            <w:shd w:val="clear" w:color="auto" w:fill="auto"/>
+                <w:color w:val="000000"/>
+                <w:sz w:val="22"/>
+              </w:rPr>
+            </w:pPr>
+            <w:r>
+              <w:rPr>
+                <w:color w:val="000000"/>
+                <w:sz w:val="22"/>
+              </w:rPr>
+              <w:t>1000</w:t>
+            </w:r>
+          </w:p>
+        </w:tc>
+        <w:tc>
+          <w:tcPr>
+            <w:tcW w:w="1287" w:type="dxa"/>
+            <w:shd w:val="clear" w:color="auto" w:fill="F7CAAC" w:themeFill="accent2" w:themeFillTint="66"/>
             <w:vAlign w:val="bottom"/>
           </w:tcPr>
           <w:p>
@@ -11078,19 +11720,18 @@
             </w:pPr>
             <w:r>
               <w:rPr>
-                <w:rFonts w:cs="Times New Roman"/>
-                <w:color w:val="000000"/>
-                <w:sz w:val="22"/>
-              </w:rPr>
-              <w:t>79681</w:t>
-            </w:r>
-          </w:p>
-        </w:tc>
-        <w:tc>
-          <w:tcPr>
-            <w:tcW w:w="1411" w:type="dxa"/>
+                <w:color w:val="000000"/>
+                <w:sz w:val="22"/>
+              </w:rPr>
+              <w:t>2.78E-01</w:t>
+            </w:r>
+          </w:p>
+        </w:tc>
+        <w:tc>
+          <w:tcPr>
+            <w:tcW w:w="1212" w:type="dxa"/>
             <w:shd w:val="clear" w:color="auto" w:fill="auto"/>
-            <w:vAlign w:val="bottom"/>
+            <w:vAlign w:val="center"/>
           </w:tcPr>
           <w:p>
             <w:pPr>
@@ -11110,18 +11751,18 @@
             </w:pPr>
             <w:r>
               <w:rPr>
-                <w:rFonts w:cs="Times New Roman"/>
-                <w:color w:val="000000"/>
-                <w:sz w:val="22"/>
-              </w:rPr>
-              <w:t>6.95E-04</w:t>
-            </w:r>
-          </w:p>
-        </w:tc>
-        <w:tc>
-          <w:tcPr>
-            <w:tcW w:w="1991" w:type="dxa"/>
+                <w:color w:val="000000"/>
+                <w:sz w:val="22"/>
+              </w:rPr>
+              <w:t>79681</w:t>
+            </w:r>
+          </w:p>
+        </w:tc>
+        <w:tc>
+          <w:tcPr>
+            <w:tcW w:w="1219" w:type="dxa"/>
             <w:shd w:val="clear" w:color="auto" w:fill="auto"/>
+            <w:vAlign w:val="center"/>
           </w:tcPr>
           <w:p>
             <w:pPr>
@@ -11132,24 +11773,27 @@
               <w:jc w:val="center"/>
               <w:rPr>
                 <w:rFonts w:cs="Times New Roman"/>
-                <w:color w:val="000000"/>
-                <w:sz w:val="22"/>
-              </w:rPr>
-            </w:pPr>
-            <w:r>
-              <w:rPr>
-                <w:rFonts w:cs="Times New Roman"/>
-                <w:color w:val="000000"/>
-                <w:sz w:val="22"/>
-              </w:rPr>
-              <w:t>1088</w:t>
-            </w:r>
-          </w:p>
-        </w:tc>
-        <w:tc>
-          <w:tcPr>
-            <w:tcW w:w="1843" w:type="dxa"/>
+                <w:noProof/>
+                <w:color w:val="000000"/>
+                <w:sz w:val="14"/>
+                <w:szCs w:val="14"/>
+                <w:lang w:val="en-US"/>
+              </w:rPr>
+            </w:pPr>
+            <w:r>
+              <w:rPr>
+                <w:color w:val="000000"/>
+                <w:sz w:val="22"/>
+              </w:rPr>
+              <w:t>6.95E-04</w:t>
+            </w:r>
+          </w:p>
+        </w:tc>
+        <w:tc>
+          <w:tcPr>
+            <w:tcW w:w="1494" w:type="dxa"/>
             <w:shd w:val="clear" w:color="auto" w:fill="auto"/>
+            <w:vAlign w:val="bottom"/>
           </w:tcPr>
           <w:p>
             <w:pPr>
@@ -11166,11 +11810,65 @@
             </w:pPr>
             <w:r>
               <w:rPr>
-                <w:rFonts w:cs="Times New Roman"/>
-                <w:color w:val="000000"/>
-                <w:sz w:val="22"/>
-              </w:rPr>
-              <w:t>3.056461e-04</w:t>
+                <w:color w:val="000000"/>
+                <w:sz w:val="22"/>
+              </w:rPr>
+              <w:t>994</w:t>
+            </w:r>
+          </w:p>
+        </w:tc>
+        <w:tc>
+          <w:tcPr>
+            <w:tcW w:w="1719" w:type="dxa"/>
+            <w:vAlign w:val="bottom"/>
+          </w:tcPr>
+          <w:p>
+            <w:pPr>
+              <w:autoSpaceDE w:val="0"/>
+              <w:autoSpaceDN w:val="0"/>
+              <w:adjustRightInd w:val="0"/>
+              <w:ind w:left="0" w:right="0"/>
+              <w:jc w:val="center"/>
+              <w:rPr>
+                <w:rFonts w:cs="Times New Roman"/>
+                <w:color w:val="000000"/>
+                <w:sz w:val="22"/>
+              </w:rPr>
+            </w:pPr>
+            <w:r>
+              <w:rPr>
+                <w:color w:val="000000"/>
+                <w:sz w:val="22"/>
+              </w:rPr>
+              <w:t>204</w:t>
+            </w:r>
+          </w:p>
+        </w:tc>
+        <w:tc>
+          <w:tcPr>
+            <w:tcW w:w="1647" w:type="dxa"/>
+            <w:shd w:val="clear" w:color="auto" w:fill="auto"/>
+            <w:vAlign w:val="bottom"/>
+          </w:tcPr>
+          <w:p>
+            <w:pPr>
+              <w:autoSpaceDE w:val="0"/>
+              <w:autoSpaceDN w:val="0"/>
+              <w:adjustRightInd w:val="0"/>
+              <w:ind w:left="0" w:right="0"/>
+              <w:jc w:val="center"/>
+              <w:rPr>
+                <w:rFonts w:cs="Times New Roman"/>
+                <w:color w:val="000000"/>
+                <w:sz w:val="22"/>
+              </w:rPr>
+            </w:pPr>
+            <w:r>
+              <w:rPr>
+                <w:color w:val="000000"/>
+                <w:sz w:val="22"/>
+              </w:rPr>
+              <w:t>1.07E-11</w:t>
             </w:r>
           </w:p>
         </w:tc>
@@ -11181,7 +11879,7 @@
         </w:trPr>
         <w:tc>
           <w:tcPr>
-            <w:tcW w:w="992" w:type="dxa"/>
+            <w:tcW w:w="917" w:type="dxa"/>
             <w:vMerge/>
             <w:vAlign w:val="center"/>
           </w:tcPr>
@@ -11205,7 +11903,7 @@
         </w:tc>
         <w:tc>
           <w:tcPr>
-            <w:tcW w:w="992" w:type="dxa"/>
+            <w:tcW w:w="965" w:type="dxa"/>
             <w:vMerge/>
             <w:vAlign w:val="center"/>
           </w:tcPr>
@@ -11229,9 +11927,9 @@
         </w:tc>
         <w:tc>
           <w:tcPr>
-            <w:tcW w:w="991" w:type="dxa"/>
+            <w:tcW w:w="897" w:type="dxa"/>
             <w:shd w:val="clear" w:color="auto" w:fill="F7CAAC" w:themeFill="accent2" w:themeFillTint="66"/>
-            <w:vAlign w:val="bottom"/>
+            <w:vAlign w:val="center"/>
           </w:tcPr>
           <w:p>
             <w:pPr>
@@ -11250,19 +11948,16 @@
             </w:pPr>
             <w:r>
               <w:rPr>
-                <w:rFonts w:cs="Times New Roman"/>
-                <w:noProof/>
-                <w:color w:val="000000"/>
-                <w:sz w:val="22"/>
-                <w:lang w:val="en-US"/>
-              </w:rPr>
-              <w:t>1E+06</w:t>
-            </w:r>
-          </w:p>
-        </w:tc>
-        <w:tc>
-          <w:tcPr>
-            <w:tcW w:w="991" w:type="dxa"/>
+                <w:color w:val="000000"/>
+                <w:sz w:val="22"/>
+              </w:rPr>
+              <w:t>1.00E+06</w:t>
+            </w:r>
+          </w:p>
+        </w:tc>
+        <w:tc>
+          <w:tcPr>
+            <w:tcW w:w="910" w:type="dxa"/>
             <w:vMerge/>
             <w:shd w:val="clear" w:color="auto" w:fill="F7CAAC" w:themeFill="accent2" w:themeFillTint="66"/>
             <w:vAlign w:val="center"/>
@@ -11287,7 +11982,7 @@
         </w:tc>
         <w:tc>
           <w:tcPr>
-            <w:tcW w:w="1417" w:type="dxa"/>
+            <w:tcW w:w="1212" w:type="dxa"/>
             <w:shd w:val="clear" w:color="auto" w:fill="F7CAAC" w:themeFill="accent2" w:themeFillTint="66"/>
             <w:vAlign w:val="bottom"/>
           </w:tcPr>
@@ -11308,17 +12003,16 @@
             </w:pPr>
             <w:r>
               <w:rPr>
-                <w:rFonts w:cs="Times New Roman"/>
-                <w:color w:val="000000"/>
-                <w:sz w:val="22"/>
-              </w:rPr>
-              <w:t>1974</w:t>
-            </w:r>
-          </w:p>
-        </w:tc>
-        <w:tc>
-          <w:tcPr>
-            <w:tcW w:w="1417" w:type="dxa"/>
+                <w:color w:val="000000"/>
+                <w:sz w:val="22"/>
+              </w:rPr>
+              <w:t>2284</w:t>
+            </w:r>
+          </w:p>
+        </w:tc>
+        <w:tc>
+          <w:tcPr>
+            <w:tcW w:w="1081" w:type="dxa"/>
             <w:shd w:val="clear" w:color="auto" w:fill="F7CAAC" w:themeFill="accent2" w:themeFillTint="66"/>
             <w:vAlign w:val="bottom"/>
           </w:tcPr>
@@ -11331,26 +12025,23 @@
               <w:jc w:val="center"/>
               <w:rPr>
                 <w:rFonts w:cs="Times New Roman"/>
-                <w:noProof/>
-                <w:color w:val="000000"/>
-                <w:sz w:val="22"/>
-                <w:lang w:val="en-US"/>
-              </w:rPr>
-            </w:pPr>
-            <w:r>
-              <w:rPr>
-                <w:rFonts w:cs="Times New Roman"/>
-                <w:color w:val="000000"/>
-                <w:sz w:val="22"/>
-              </w:rPr>
-              <w:t>1.17E+05</w:t>
-            </w:r>
-          </w:p>
-        </w:tc>
-        <w:tc>
-          <w:tcPr>
-            <w:tcW w:w="1417" w:type="dxa"/>
-            <w:shd w:val="clear" w:color="auto" w:fill="auto"/>
+                <w:color w:val="000000"/>
+                <w:sz w:val="22"/>
+              </w:rPr>
+            </w:pPr>
+            <w:r>
+              <w:rPr>
+                <w:color w:val="000000"/>
+                <w:sz w:val="22"/>
+              </w:rPr>
+              <w:t>1000</w:t>
+            </w:r>
+          </w:p>
+        </w:tc>
+        <w:tc>
+          <w:tcPr>
+            <w:tcW w:w="1287" w:type="dxa"/>
+            <w:shd w:val="clear" w:color="auto" w:fill="F7CAAC" w:themeFill="accent2" w:themeFillTint="66"/>
             <w:vAlign w:val="bottom"/>
           </w:tcPr>
           <w:p>
@@ -11370,19 +12061,18 @@
             </w:pPr>
             <w:r>
               <w:rPr>
-                <w:rFonts w:cs="Times New Roman"/>
-                <w:color w:val="000000"/>
-                <w:sz w:val="22"/>
-              </w:rPr>
-              <w:t>79779</w:t>
-            </w:r>
-          </w:p>
-        </w:tc>
-        <w:tc>
-          <w:tcPr>
-            <w:tcW w:w="1411" w:type="dxa"/>
+                <w:color w:val="000000"/>
+                <w:sz w:val="22"/>
+              </w:rPr>
+              <w:t>2.31E-03</w:t>
+            </w:r>
+          </w:p>
+        </w:tc>
+        <w:tc>
+          <w:tcPr>
+            <w:tcW w:w="1212" w:type="dxa"/>
             <w:shd w:val="clear" w:color="auto" w:fill="auto"/>
-            <w:vAlign w:val="bottom"/>
+            <w:vAlign w:val="center"/>
           </w:tcPr>
           <w:p>
             <w:pPr>
@@ -11401,18 +12091,18 @@
             </w:pPr>
             <w:r>
               <w:rPr>
-                <w:rFonts w:cs="Times New Roman"/>
-                <w:color w:val="000000"/>
-                <w:sz w:val="22"/>
-              </w:rPr>
-              <w:t>1.17E-05</w:t>
-            </w:r>
-          </w:p>
-        </w:tc>
-        <w:tc>
-          <w:tcPr>
-            <w:tcW w:w="1991" w:type="dxa"/>
-            <w:shd w:val="clear" w:color="auto" w:fill="B4C6E7" w:themeFill="accent1" w:themeFillTint="66"/>
+                <w:color w:val="000000"/>
+                <w:sz w:val="22"/>
+              </w:rPr>
+              <w:t>79779</w:t>
+            </w:r>
+          </w:p>
+        </w:tc>
+        <w:tc>
+          <w:tcPr>
+            <w:tcW w:w="1219" w:type="dxa"/>
+            <w:shd w:val="clear" w:color="auto" w:fill="auto"/>
+            <w:vAlign w:val="center"/>
           </w:tcPr>
           <w:p>
             <w:pPr>
@@ -11423,24 +12113,26 @@
               <w:jc w:val="center"/>
               <w:rPr>
                 <w:rFonts w:cs="Times New Roman"/>
-                <w:color w:val="000000"/>
-                <w:sz w:val="22"/>
-              </w:rPr>
-            </w:pPr>
-            <w:r>
-              <w:rPr>
-                <w:rFonts w:cs="Times New Roman"/>
-                <w:color w:val="000000"/>
-                <w:sz w:val="22"/>
-              </w:rPr>
-              <w:t>3893</w:t>
-            </w:r>
-          </w:p>
-        </w:tc>
-        <w:tc>
-          <w:tcPr>
-            <w:tcW w:w="1843" w:type="dxa"/>
+                <w:noProof/>
+                <w:color w:val="000000"/>
+                <w:sz w:val="22"/>
+                <w:lang w:val="en-US"/>
+              </w:rPr>
+            </w:pPr>
+            <w:r>
+              <w:rPr>
+                <w:color w:val="000000"/>
+                <w:sz w:val="22"/>
+              </w:rPr>
+              <w:t>1.17E-05</w:t>
+            </w:r>
+          </w:p>
+        </w:tc>
+        <w:tc>
+          <w:tcPr>
+            <w:tcW w:w="1494" w:type="dxa"/>
             <w:shd w:val="clear" w:color="auto" w:fill="B4C6E7" w:themeFill="accent1" w:themeFillTint="66"/>
+            <w:vAlign w:val="bottom"/>
           </w:tcPr>
           <w:p>
             <w:pPr>
@@ -11457,11 +12149,66 @@
             </w:pPr>
             <w:r>
               <w:rPr>
-                <w:rFonts w:cs="Times New Roman"/>
-                <w:color w:val="000000"/>
-                <w:sz w:val="22"/>
-              </w:rPr>
-              <w:t>8.815378e-05</w:t>
+                <w:color w:val="000000"/>
+                <w:sz w:val="22"/>
+              </w:rPr>
+              <w:t>47972</w:t>
+            </w:r>
+          </w:p>
+        </w:tc>
+        <w:tc>
+          <w:tcPr>
+            <w:tcW w:w="1719" w:type="dxa"/>
+            <w:shd w:val="clear" w:color="auto" w:fill="B4C6E7" w:themeFill="accent1" w:themeFillTint="66"/>
+            <w:vAlign w:val="bottom"/>
+          </w:tcPr>
+          <w:p>
+            <w:pPr>
+              <w:autoSpaceDE w:val="0"/>
+              <w:autoSpaceDN w:val="0"/>
+              <w:adjustRightInd w:val="0"/>
+              <w:ind w:left="0" w:right="0"/>
+              <w:jc w:val="center"/>
+              <w:rPr>
+                <w:rFonts w:cs="Times New Roman"/>
+                <w:color w:val="000000"/>
+                <w:sz w:val="22"/>
+              </w:rPr>
+            </w:pPr>
+            <w:r>
+              <w:rPr>
+                <w:color w:val="000000"/>
+                <w:sz w:val="22"/>
+              </w:rPr>
+              <w:t>10000</w:t>
+            </w:r>
+          </w:p>
+        </w:tc>
+        <w:tc>
+          <w:tcPr>
+            <w:tcW w:w="1647" w:type="dxa"/>
+            <w:shd w:val="clear" w:color="auto" w:fill="B4C6E7" w:themeFill="accent1" w:themeFillTint="66"/>
+            <w:vAlign w:val="bottom"/>
+          </w:tcPr>
+          <w:p>
+            <w:pPr>
+              <w:autoSpaceDE w:val="0"/>
+              <w:autoSpaceDN w:val="0"/>
+              <w:adjustRightInd w:val="0"/>
+              <w:ind w:left="0" w:right="0"/>
+              <w:jc w:val="center"/>
+              <w:rPr>
+                <w:rFonts w:cs="Times New Roman"/>
+                <w:color w:val="000000"/>
+                <w:sz w:val="22"/>
+              </w:rPr>
+            </w:pPr>
+            <w:r>
+              <w:rPr>
+                <w:color w:val="000000"/>
+                <w:sz w:val="22"/>
+              </w:rPr>
+              <w:t>9.47E-04</w:t>
             </w:r>
           </w:p>
         </w:tc>
@@ -11472,7 +12219,7 @@
         </w:trPr>
         <w:tc>
           <w:tcPr>
-            <w:tcW w:w="992" w:type="dxa"/>
+            <w:tcW w:w="917" w:type="dxa"/>
             <w:vMerge/>
             <w:vAlign w:val="center"/>
           </w:tcPr>
@@ -11496,7 +12243,7 @@
         </w:tc>
         <w:tc>
           <w:tcPr>
-            <w:tcW w:w="992" w:type="dxa"/>
+            <w:tcW w:w="965" w:type="dxa"/>
             <w:vMerge/>
             <w:vAlign w:val="center"/>
           </w:tcPr>
@@ -11520,9 +12267,9 @@
         </w:tc>
         <w:tc>
           <w:tcPr>
-            <w:tcW w:w="991" w:type="dxa"/>
+            <w:tcW w:w="897" w:type="dxa"/>
             <w:shd w:val="clear" w:color="auto" w:fill="F7CAAC" w:themeFill="accent2" w:themeFillTint="66"/>
-            <w:vAlign w:val="bottom"/>
+            <w:vAlign w:val="center"/>
           </w:tcPr>
           <w:p>
             <w:pPr>
@@ -11541,19 +12288,16 @@
             </w:pPr>
             <w:r>
               <w:rPr>
-                <w:rFonts w:cs="Times New Roman"/>
-                <w:noProof/>
-                <w:color w:val="000000"/>
-                <w:sz w:val="22"/>
-                <w:lang w:val="en-US"/>
-              </w:rPr>
-              <w:t>1E+08</w:t>
-            </w:r>
-          </w:p>
-        </w:tc>
-        <w:tc>
-          <w:tcPr>
-            <w:tcW w:w="991" w:type="dxa"/>
+                <w:color w:val="000000"/>
+                <w:sz w:val="22"/>
+              </w:rPr>
+              <w:t>1.00E+08</w:t>
+            </w:r>
+          </w:p>
+        </w:tc>
+        <w:tc>
+          <w:tcPr>
+            <w:tcW w:w="910" w:type="dxa"/>
             <w:vMerge/>
             <w:shd w:val="clear" w:color="auto" w:fill="F7CAAC" w:themeFill="accent2" w:themeFillTint="66"/>
             <w:vAlign w:val="center"/>
@@ -11578,7 +12322,7 @@
         </w:tc>
         <w:tc>
           <w:tcPr>
-            <w:tcW w:w="1417" w:type="dxa"/>
+            <w:tcW w:w="1212" w:type="dxa"/>
             <w:shd w:val="clear" w:color="auto" w:fill="F7CAAC" w:themeFill="accent2" w:themeFillTint="66"/>
             <w:vAlign w:val="bottom"/>
           </w:tcPr>
@@ -11599,17 +12343,16 @@
             </w:pPr>
             <w:r>
               <w:rPr>
-                <w:rFonts w:cs="Times New Roman"/>
-                <w:color w:val="000000"/>
-                <w:sz w:val="22"/>
-              </w:rPr>
-              <w:t>1956</w:t>
-            </w:r>
-          </w:p>
-        </w:tc>
-        <w:tc>
-          <w:tcPr>
-            <w:tcW w:w="1417" w:type="dxa"/>
+                <w:color w:val="000000"/>
+                <w:sz w:val="22"/>
+              </w:rPr>
+              <w:t>2293</w:t>
+            </w:r>
+          </w:p>
+        </w:tc>
+        <w:tc>
+          <w:tcPr>
+            <w:tcW w:w="1081" w:type="dxa"/>
             <w:shd w:val="clear" w:color="auto" w:fill="F7CAAC" w:themeFill="accent2" w:themeFillTint="66"/>
             <w:vAlign w:val="bottom"/>
           </w:tcPr>
@@ -11622,26 +12365,23 @@
               <w:jc w:val="center"/>
               <w:rPr>
                 <w:rFonts w:cs="Times New Roman"/>
-                <w:noProof/>
-                <w:color w:val="000000"/>
-                <w:sz w:val="22"/>
-                <w:lang w:val="en-US"/>
-              </w:rPr>
-            </w:pPr>
-            <w:r>
-              <w:rPr>
-                <w:rFonts w:cs="Times New Roman"/>
-                <w:color w:val="000000"/>
-                <w:sz w:val="22"/>
-              </w:rPr>
-              <w:t>1.17E+07</w:t>
-            </w:r>
-          </w:p>
-        </w:tc>
-        <w:tc>
-          <w:tcPr>
-            <w:tcW w:w="1417" w:type="dxa"/>
-            <w:shd w:val="clear" w:color="auto" w:fill="auto"/>
+                <w:color w:val="000000"/>
+                <w:sz w:val="22"/>
+              </w:rPr>
+            </w:pPr>
+            <w:r>
+              <w:rPr>
+                <w:color w:val="000000"/>
+                <w:sz w:val="22"/>
+              </w:rPr>
+              <w:t>1000</w:t>
+            </w:r>
+          </w:p>
+        </w:tc>
+        <w:tc>
+          <w:tcPr>
+            <w:tcW w:w="1287" w:type="dxa"/>
+            <w:shd w:val="clear" w:color="auto" w:fill="F7CAAC" w:themeFill="accent2" w:themeFillTint="66"/>
             <w:vAlign w:val="bottom"/>
           </w:tcPr>
           <w:p>
@@ -11661,19 +12401,18 @@
             </w:pPr>
             <w:r>
               <w:rPr>
-                <w:rFonts w:cs="Times New Roman"/>
-                <w:color w:val="000000"/>
-                <w:sz w:val="22"/>
-              </w:rPr>
-              <w:t>78535</w:t>
-            </w:r>
-          </w:p>
-        </w:tc>
-        <w:tc>
-          <w:tcPr>
-            <w:tcW w:w="1411" w:type="dxa"/>
+                <w:color w:val="000000"/>
+                <w:sz w:val="22"/>
+              </w:rPr>
+              <w:t>2.05E-03</w:t>
+            </w:r>
+          </w:p>
+        </w:tc>
+        <w:tc>
+          <w:tcPr>
+            <w:tcW w:w="1212" w:type="dxa"/>
             <w:shd w:val="clear" w:color="auto" w:fill="auto"/>
-            <w:vAlign w:val="bottom"/>
+            <w:vAlign w:val="center"/>
           </w:tcPr>
           <w:p>
             <w:pPr>
@@ -11692,18 +12431,18 @@
             </w:pPr>
             <w:r>
               <w:rPr>
-                <w:rFonts w:cs="Times New Roman"/>
-                <w:color w:val="000000"/>
-                <w:sz w:val="22"/>
-              </w:rPr>
-              <w:t>1.89E-05</w:t>
-            </w:r>
-          </w:p>
-        </w:tc>
-        <w:tc>
-          <w:tcPr>
-            <w:tcW w:w="1991" w:type="dxa"/>
-            <w:shd w:val="clear" w:color="auto" w:fill="B4C6E7" w:themeFill="accent1" w:themeFillTint="66"/>
+                <w:color w:val="000000"/>
+                <w:sz w:val="22"/>
+              </w:rPr>
+              <w:t>78535</w:t>
+            </w:r>
+          </w:p>
+        </w:tc>
+        <w:tc>
+          <w:tcPr>
+            <w:tcW w:w="1219" w:type="dxa"/>
+            <w:shd w:val="clear" w:color="auto" w:fill="auto"/>
+            <w:vAlign w:val="center"/>
           </w:tcPr>
           <w:p>
             <w:pPr>
@@ -11714,24 +12453,26 @@
               <w:jc w:val="center"/>
               <w:rPr>
                 <w:rFonts w:cs="Times New Roman"/>
-                <w:color w:val="000000"/>
-                <w:sz w:val="22"/>
-              </w:rPr>
-            </w:pPr>
-            <w:r>
-              <w:rPr>
-                <w:rFonts w:cs="Times New Roman"/>
-                <w:color w:val="000000"/>
-                <w:sz w:val="22"/>
-              </w:rPr>
-              <w:t>3882</w:t>
-            </w:r>
-          </w:p>
-        </w:tc>
-        <w:tc>
-          <w:tcPr>
-            <w:tcW w:w="1843" w:type="dxa"/>
+                <w:noProof/>
+                <w:color w:val="000000"/>
+                <w:sz w:val="22"/>
+                <w:lang w:val="en-US"/>
+              </w:rPr>
+            </w:pPr>
+            <w:r>
+              <w:rPr>
+                <w:color w:val="000000"/>
+                <w:sz w:val="22"/>
+              </w:rPr>
+              <w:t>1.89E-05</w:t>
+            </w:r>
+          </w:p>
+        </w:tc>
+        <w:tc>
+          <w:tcPr>
+            <w:tcW w:w="1494" w:type="dxa"/>
             <w:shd w:val="clear" w:color="auto" w:fill="B4C6E7" w:themeFill="accent1" w:themeFillTint="66"/>
+            <w:vAlign w:val="bottom"/>
           </w:tcPr>
           <w:p>
             <w:pPr>
@@ -11748,11 +12489,66 @@
             </w:pPr>
             <w:r>
               <w:rPr>
-                <w:rFonts w:cs="Times New Roman"/>
-                <w:color w:val="000000"/>
-                <w:sz w:val="22"/>
-              </w:rPr>
-              <w:t>4.394558e-03</w:t>
+                <w:color w:val="000000"/>
+                <w:sz w:val="22"/>
+              </w:rPr>
+              <w:t>46878</w:t>
+            </w:r>
+          </w:p>
+        </w:tc>
+        <w:tc>
+          <w:tcPr>
+            <w:tcW w:w="1719" w:type="dxa"/>
+            <w:shd w:val="clear" w:color="auto" w:fill="B4C6E7" w:themeFill="accent1" w:themeFillTint="66"/>
+            <w:vAlign w:val="bottom"/>
+          </w:tcPr>
+          <w:p>
+            <w:pPr>
+              <w:autoSpaceDE w:val="0"/>
+              <w:autoSpaceDN w:val="0"/>
+              <w:adjustRightInd w:val="0"/>
+              <w:ind w:left="0" w:right="0"/>
+              <w:jc w:val="center"/>
+              <w:rPr>
+                <w:rFonts w:cs="Times New Roman"/>
+                <w:color w:val="000000"/>
+                <w:sz w:val="22"/>
+              </w:rPr>
+            </w:pPr>
+            <w:r>
+              <w:rPr>
+                <w:color w:val="000000"/>
+                <w:sz w:val="22"/>
+              </w:rPr>
+              <w:t>10000</w:t>
+            </w:r>
+          </w:p>
+        </w:tc>
+        <w:tc>
+          <w:tcPr>
+            <w:tcW w:w="1647" w:type="dxa"/>
+            <w:shd w:val="clear" w:color="auto" w:fill="B4C6E7" w:themeFill="accent1" w:themeFillTint="66"/>
+            <w:vAlign w:val="bottom"/>
+          </w:tcPr>
+          <w:p>
+            <w:pPr>
+              <w:autoSpaceDE w:val="0"/>
+              <w:autoSpaceDN w:val="0"/>
+              <w:adjustRightInd w:val="0"/>
+              <w:ind w:left="0" w:right="0"/>
+              <w:jc w:val="center"/>
+              <w:rPr>
+                <w:rFonts w:cs="Times New Roman"/>
+                <w:color w:val="000000"/>
+                <w:sz w:val="22"/>
+              </w:rPr>
+            </w:pPr>
+            <w:r>
+              <w:rPr>
+                <w:color w:val="000000"/>
+                <w:sz w:val="22"/>
+              </w:rPr>
+              <w:t>1.48E-01</w:t>
             </w:r>
           </w:p>
         </w:tc>
@@ -11763,7 +12559,7 @@
         </w:trPr>
         <w:tc>
           <w:tcPr>
-            <w:tcW w:w="992" w:type="dxa"/>
+            <w:tcW w:w="917" w:type="dxa"/>
             <w:vMerge w:val="restart"/>
             <w:vAlign w:val="center"/>
           </w:tcPr>
@@ -11785,11 +12581,8 @@
             </w:pPr>
             <w:r>
               <w:rPr>
-                <w:rFonts w:cs="Times New Roman"/>
-                <w:noProof/>
-                <w:color w:val="000000"/>
-                <w:sz w:val="22"/>
-                <w:lang w:val="en-US"/>
+                <w:color w:val="000000"/>
+                <w:sz w:val="22"/>
               </w:rPr>
               <w:t>1000</w:t>
             </w:r>
@@ -11797,7 +12590,7 @@
         </w:tc>
         <w:tc>
           <w:tcPr>
-            <w:tcW w:w="992" w:type="dxa"/>
+            <w:tcW w:w="965" w:type="dxa"/>
             <w:vMerge w:val="restart"/>
             <w:vAlign w:val="center"/>
           </w:tcPr>
@@ -11819,11 +12612,8 @@
             </w:pPr>
             <w:r>
               <w:rPr>
-                <w:rFonts w:cs="Times New Roman"/>
-                <w:noProof/>
-                <w:color w:val="000000"/>
-                <w:sz w:val="22"/>
-                <w:lang w:val="en-US"/>
+                <w:color w:val="000000"/>
+                <w:sz w:val="22"/>
               </w:rPr>
               <w:t>100</w:t>
             </w:r>
@@ -11831,7 +12621,7 @@
         </w:tc>
         <w:tc>
           <w:tcPr>
-            <w:tcW w:w="991" w:type="dxa"/>
+            <w:tcW w:w="897" w:type="dxa"/>
             <w:vMerge w:val="restart"/>
             <w:vAlign w:val="center"/>
           </w:tcPr>
@@ -11853,11 +12643,8 @@
             </w:pPr>
             <w:r>
               <w:rPr>
-                <w:rFonts w:cs="Times New Roman"/>
-                <w:noProof/>
-                <w:color w:val="000000"/>
-                <w:sz w:val="22"/>
-                <w:lang w:val="en-US"/>
+                <w:color w:val="000000"/>
+                <w:sz w:val="22"/>
               </w:rPr>
               <w:t>1</w:t>
             </w:r>
@@ -11865,8 +12652,8 @@
         </w:tc>
         <w:tc>
           <w:tcPr>
-            <w:tcW w:w="991" w:type="dxa"/>
-            <w:vAlign w:val="bottom"/>
+            <w:tcW w:w="910" w:type="dxa"/>
+            <w:vAlign w:val="center"/>
           </w:tcPr>
           <w:p>
             <w:pPr>
@@ -11886,10 +12673,7 @@
             </w:pPr>
             <w:r>
               <w:rPr>
-                <w:rFonts w:cs="Times New Roman"/>
-                <w:noProof/>
-                <w:color w:val="000000"/>
-                <w:lang w:val="en-US"/>
+                <w:color w:val="000000"/>
               </w:rPr>
               <w:t>8.81E-12</w:t>
             </w:r>
@@ -11897,7 +12681,7 @@
         </w:tc>
         <w:tc>
           <w:tcPr>
-            <w:tcW w:w="1417" w:type="dxa"/>
+            <w:tcW w:w="1212" w:type="dxa"/>
             <w:vAlign w:val="bottom"/>
           </w:tcPr>
           <w:p>
@@ -11918,17 +12702,16 @@
             </w:pPr>
             <w:r>
               <w:rPr>
-                <w:rFonts w:cs="Times New Roman"/>
-                <w:color w:val="000000"/>
-                <w:sz w:val="22"/>
-              </w:rPr>
-              <w:t>304</w:t>
-            </w:r>
-          </w:p>
-        </w:tc>
-        <w:tc>
-          <w:tcPr>
-            <w:tcW w:w="1417" w:type="dxa"/>
+                <w:color w:val="000000"/>
+                <w:sz w:val="22"/>
+              </w:rPr>
+              <w:t>263</w:t>
+            </w:r>
+          </w:p>
+        </w:tc>
+        <w:tc>
+          <w:tcPr>
+            <w:tcW w:w="1081" w:type="dxa"/>
             <w:vAlign w:val="bottom"/>
           </w:tcPr>
           <w:p>
@@ -11940,26 +12723,22 @@
               <w:jc w:val="center"/>
               <w:rPr>
                 <w:rFonts w:cs="Times New Roman"/>
-                <w:noProof/>
-                <w:color w:val="000000"/>
-                <w:sz w:val="14"/>
-                <w:szCs w:val="14"/>
-                <w:lang w:val="en-US"/>
-              </w:rPr>
-            </w:pPr>
-            <w:r>
-              <w:rPr>
-                <w:rFonts w:cs="Times New Roman"/>
-                <w:color w:val="000000"/>
-                <w:sz w:val="22"/>
-              </w:rPr>
-              <w:t>1.42E-03</w:t>
-            </w:r>
-          </w:p>
-        </w:tc>
-        <w:tc>
-          <w:tcPr>
-            <w:tcW w:w="1417" w:type="dxa"/>
+                <w:color w:val="000000"/>
+                <w:sz w:val="22"/>
+              </w:rPr>
+            </w:pPr>
+            <w:r>
+              <w:rPr>
+                <w:color w:val="000000"/>
+                <w:sz w:val="22"/>
+              </w:rPr>
+              <w:t>108</w:t>
+            </w:r>
+          </w:p>
+        </w:tc>
+        <w:tc>
+          <w:tcPr>
+            <w:tcW w:w="1287" w:type="dxa"/>
             <w:vAlign w:val="bottom"/>
           </w:tcPr>
           <w:p>
@@ -11980,18 +12759,17 @@
             </w:pPr>
             <w:r>
               <w:rPr>
-                <w:rFonts w:cs="Times New Roman"/>
-                <w:color w:val="000000"/>
-                <w:sz w:val="22"/>
-              </w:rPr>
-              <w:t>78457</w:t>
-            </w:r>
-          </w:p>
-        </w:tc>
-        <w:tc>
-          <w:tcPr>
-            <w:tcW w:w="1411" w:type="dxa"/>
-            <w:vAlign w:val="bottom"/>
+                <w:color w:val="000000"/>
+                <w:sz w:val="22"/>
+              </w:rPr>
+              <w:t>9.02E-11</w:t>
+            </w:r>
+          </w:p>
+        </w:tc>
+        <w:tc>
+          <w:tcPr>
+            <w:tcW w:w="1212" w:type="dxa"/>
+            <w:vAlign w:val="center"/>
           </w:tcPr>
           <w:p>
             <w:pPr>
@@ -12011,17 +12789,17 @@
             </w:pPr>
             <w:r>
               <w:rPr>
-                <w:rFonts w:cs="Times New Roman"/>
-                <w:color w:val="000000"/>
-                <w:sz w:val="22"/>
-              </w:rPr>
-              <w:t>1.42E-03</w:t>
-            </w:r>
-          </w:p>
-        </w:tc>
-        <w:tc>
-          <w:tcPr>
-            <w:tcW w:w="1991" w:type="dxa"/>
+                <w:color w:val="000000"/>
+                <w:sz w:val="22"/>
+              </w:rPr>
+              <w:t>78457</w:t>
+            </w:r>
+          </w:p>
+        </w:tc>
+        <w:tc>
+          <w:tcPr>
+            <w:tcW w:w="1219" w:type="dxa"/>
+            <w:vAlign w:val="center"/>
           </w:tcPr>
           <w:p>
             <w:pPr>
@@ -12032,23 +12810,26 @@
               <w:jc w:val="center"/>
               <w:rPr>
                 <w:rFonts w:cs="Times New Roman"/>
-                <w:color w:val="000000"/>
-                <w:sz w:val="22"/>
-              </w:rPr>
-            </w:pPr>
-            <w:r>
-              <w:rPr>
-                <w:rFonts w:cs="Times New Roman"/>
-                <w:color w:val="000000"/>
-                <w:sz w:val="22"/>
-              </w:rPr>
-              <w:t>339</w:t>
-            </w:r>
-          </w:p>
-        </w:tc>
-        <w:tc>
-          <w:tcPr>
-            <w:tcW w:w="1843" w:type="dxa"/>
+                <w:noProof/>
+                <w:color w:val="000000"/>
+                <w:sz w:val="14"/>
+                <w:szCs w:val="14"/>
+                <w:lang w:val="en-US"/>
+              </w:rPr>
+            </w:pPr>
+            <w:r>
+              <w:rPr>
+                <w:color w:val="000000"/>
+                <w:sz w:val="22"/>
+              </w:rPr>
+              <w:t>1.42E-03</w:t>
+            </w:r>
+          </w:p>
+        </w:tc>
+        <w:tc>
+          <w:tcPr>
+            <w:tcW w:w="1494" w:type="dxa"/>
+            <w:vAlign w:val="bottom"/>
           </w:tcPr>
           <w:p>
             <w:pPr>
@@ -12065,11 +12846,64 @@
             </w:pPr>
             <w:r>
               <w:rPr>
-                <w:rFonts w:cs="Times New Roman"/>
-                <w:color w:val="000000"/>
-                <w:sz w:val="22"/>
-              </w:rPr>
-              <w:t>1.420673e-03</w:t>
+                <w:color w:val="000000"/>
+                <w:sz w:val="22"/>
+              </w:rPr>
+              <w:t>335</w:t>
+            </w:r>
+          </w:p>
+        </w:tc>
+        <w:tc>
+          <w:tcPr>
+            <w:tcW w:w="1719" w:type="dxa"/>
+            <w:vAlign w:val="bottom"/>
+          </w:tcPr>
+          <w:p>
+            <w:pPr>
+              <w:autoSpaceDE w:val="0"/>
+              <w:autoSpaceDN w:val="0"/>
+              <w:adjustRightInd w:val="0"/>
+              <w:ind w:left="0" w:right="0"/>
+              <w:jc w:val="center"/>
+              <w:rPr>
+                <w:rFonts w:cs="Times New Roman"/>
+                <w:color w:val="000000"/>
+                <w:sz w:val="22"/>
+              </w:rPr>
+            </w:pPr>
+            <w:r>
+              <w:rPr>
+                <w:color w:val="000000"/>
+                <w:sz w:val="22"/>
+              </w:rPr>
+              <w:t>65</w:t>
+            </w:r>
+          </w:p>
+        </w:tc>
+        <w:tc>
+          <w:tcPr>
+            <w:tcW w:w="1647" w:type="dxa"/>
+            <w:vAlign w:val="bottom"/>
+          </w:tcPr>
+          <w:p>
+            <w:pPr>
+              <w:autoSpaceDE w:val="0"/>
+              <w:autoSpaceDN w:val="0"/>
+              <w:adjustRightInd w:val="0"/>
+              <w:ind w:left="0" w:right="0"/>
+              <w:jc w:val="center"/>
+              <w:rPr>
+                <w:rFonts w:cs="Times New Roman"/>
+                <w:color w:val="000000"/>
+                <w:sz w:val="22"/>
+              </w:rPr>
+            </w:pPr>
+            <w:r>
+              <w:rPr>
+                <w:color w:val="000000"/>
+                <w:sz w:val="22"/>
+              </w:rPr>
+              <w:t>2.90E-11</w:t>
             </w:r>
           </w:p>
         </w:tc>
@@ -12080,7 +12914,7 @@
         </w:trPr>
         <w:tc>
           <w:tcPr>
-            <w:tcW w:w="992" w:type="dxa"/>
+            <w:tcW w:w="917" w:type="dxa"/>
             <w:vMerge/>
             <w:vAlign w:val="center"/>
           </w:tcPr>
@@ -12104,7 +12938,7 @@
         </w:tc>
         <w:tc>
           <w:tcPr>
-            <w:tcW w:w="992" w:type="dxa"/>
+            <w:tcW w:w="965" w:type="dxa"/>
             <w:vMerge/>
             <w:vAlign w:val="center"/>
           </w:tcPr>
@@ -12128,7 +12962,7 @@
         </w:tc>
         <w:tc>
           <w:tcPr>
-            <w:tcW w:w="991" w:type="dxa"/>
+            <w:tcW w:w="897" w:type="dxa"/>
             <w:vMerge/>
             <w:vAlign w:val="center"/>
           </w:tcPr>
@@ -12152,8 +12986,8 @@
         </w:tc>
         <w:tc>
           <w:tcPr>
-            <w:tcW w:w="991" w:type="dxa"/>
-            <w:vAlign w:val="bottom"/>
+            <w:tcW w:w="910" w:type="dxa"/>
+            <w:vAlign w:val="center"/>
           </w:tcPr>
           <w:p>
             <w:pPr>
@@ -12173,10 +13007,7 @@
             </w:pPr>
             <w:r>
               <w:rPr>
-                <w:rFonts w:cs="Times New Roman"/>
-                <w:noProof/>
-                <w:color w:val="000000"/>
-                <w:lang w:val="en-US"/>
+                <w:color w:val="000000"/>
               </w:rPr>
               <w:t>1.00E-12</w:t>
             </w:r>
@@ -12184,7 +13015,7 @@
         </w:tc>
         <w:tc>
           <w:tcPr>
-            <w:tcW w:w="1417" w:type="dxa"/>
+            <w:tcW w:w="1212" w:type="dxa"/>
             <w:vAlign w:val="bottom"/>
           </w:tcPr>
           <w:p>
@@ -12205,17 +13036,16 @@
             </w:pPr>
             <w:r>
               <w:rPr>
-                <w:rFonts w:cs="Times New Roman"/>
-                <w:color w:val="000000"/>
-                <w:sz w:val="22"/>
-              </w:rPr>
-              <w:t>305</w:t>
-            </w:r>
-          </w:p>
-        </w:tc>
-        <w:tc>
-          <w:tcPr>
-            <w:tcW w:w="1417" w:type="dxa"/>
+                <w:color w:val="000000"/>
+                <w:sz w:val="22"/>
+              </w:rPr>
+              <w:t>275</w:t>
+            </w:r>
+          </w:p>
+        </w:tc>
+        <w:tc>
+          <w:tcPr>
+            <w:tcW w:w="1081" w:type="dxa"/>
             <w:vAlign w:val="bottom"/>
           </w:tcPr>
           <w:p>
@@ -12227,26 +13057,22 @@
               <w:jc w:val="center"/>
               <w:rPr>
                 <w:rFonts w:cs="Times New Roman"/>
-                <w:noProof/>
-                <w:color w:val="000000"/>
-                <w:sz w:val="14"/>
-                <w:szCs w:val="14"/>
-                <w:lang w:val="en-US"/>
-              </w:rPr>
-            </w:pPr>
-            <w:r>
-              <w:rPr>
-                <w:rFonts w:cs="Times New Roman"/>
-                <w:color w:val="000000"/>
-                <w:sz w:val="22"/>
-              </w:rPr>
-              <w:t>1.42E-03</w:t>
-            </w:r>
-          </w:p>
-        </w:tc>
-        <w:tc>
-          <w:tcPr>
-            <w:tcW w:w="1417" w:type="dxa"/>
+                <w:color w:val="000000"/>
+                <w:sz w:val="22"/>
+              </w:rPr>
+            </w:pPr>
+            <w:r>
+              <w:rPr>
+                <w:color w:val="000000"/>
+                <w:sz w:val="22"/>
+              </w:rPr>
+              <w:t>115</w:t>
+            </w:r>
+          </w:p>
+        </w:tc>
+        <w:tc>
+          <w:tcPr>
+            <w:tcW w:w="1287" w:type="dxa"/>
             <w:vAlign w:val="bottom"/>
           </w:tcPr>
           <w:p>
@@ -12267,18 +13093,17 @@
             </w:pPr>
             <w:r>
               <w:rPr>
-                <w:rFonts w:cs="Times New Roman"/>
-                <w:color w:val="000000"/>
-                <w:sz w:val="22"/>
-              </w:rPr>
-              <w:t>78611</w:t>
-            </w:r>
-          </w:p>
-        </w:tc>
-        <w:tc>
-          <w:tcPr>
-            <w:tcW w:w="1411" w:type="dxa"/>
-            <w:vAlign w:val="bottom"/>
+                <w:color w:val="000000"/>
+                <w:sz w:val="22"/>
+              </w:rPr>
+              <w:t>5.48E-12</w:t>
+            </w:r>
+          </w:p>
+        </w:tc>
+        <w:tc>
+          <w:tcPr>
+            <w:tcW w:w="1212" w:type="dxa"/>
+            <w:vAlign w:val="center"/>
           </w:tcPr>
           <w:p>
             <w:pPr>
@@ -12298,17 +13123,17 @@
             </w:pPr>
             <w:r>
               <w:rPr>
-                <w:rFonts w:cs="Times New Roman"/>
-                <w:color w:val="000000"/>
-                <w:sz w:val="22"/>
-              </w:rPr>
-              <w:t>1.42E-03</w:t>
-            </w:r>
-          </w:p>
-        </w:tc>
-        <w:tc>
-          <w:tcPr>
-            <w:tcW w:w="1991" w:type="dxa"/>
+                <w:color w:val="000000"/>
+                <w:sz w:val="22"/>
+              </w:rPr>
+              <w:t>78611</w:t>
+            </w:r>
+          </w:p>
+        </w:tc>
+        <w:tc>
+          <w:tcPr>
+            <w:tcW w:w="1219" w:type="dxa"/>
+            <w:vAlign w:val="center"/>
           </w:tcPr>
           <w:p>
             <w:pPr>
@@ -12319,23 +13144,26 @@
               <w:jc w:val="center"/>
               <w:rPr>
                 <w:rFonts w:cs="Times New Roman"/>
-                <w:color w:val="000000"/>
-                <w:sz w:val="22"/>
-              </w:rPr>
-            </w:pPr>
-            <w:r>
-              <w:rPr>
-                <w:rFonts w:cs="Times New Roman"/>
-                <w:color w:val="000000"/>
-                <w:sz w:val="22"/>
-              </w:rPr>
-              <w:t>314</w:t>
-            </w:r>
-          </w:p>
-        </w:tc>
-        <w:tc>
-          <w:tcPr>
-            <w:tcW w:w="1843" w:type="dxa"/>
+                <w:noProof/>
+                <w:color w:val="000000"/>
+                <w:sz w:val="14"/>
+                <w:szCs w:val="14"/>
+                <w:lang w:val="en-US"/>
+              </w:rPr>
+            </w:pPr>
+            <w:r>
+              <w:rPr>
+                <w:color w:val="000000"/>
+                <w:sz w:val="22"/>
+              </w:rPr>
+              <w:t>1.42E-03</w:t>
+            </w:r>
+          </w:p>
+        </w:tc>
+        <w:tc>
+          <w:tcPr>
+            <w:tcW w:w="1494" w:type="dxa"/>
+            <w:vAlign w:val="bottom"/>
           </w:tcPr>
           <w:p>
             <w:pPr>
@@ -12352,11 +13180,64 @@
             </w:pPr>
             <w:r>
               <w:rPr>
-                <w:rFonts w:cs="Times New Roman"/>
-                <w:color w:val="000000"/>
-                <w:sz w:val="22"/>
-              </w:rPr>
-              <w:t>1.420673e-03</w:t>
+                <w:color w:val="000000"/>
+                <w:sz w:val="22"/>
+              </w:rPr>
+              <w:t>356</w:t>
+            </w:r>
+          </w:p>
+        </w:tc>
+        <w:tc>
+          <w:tcPr>
+            <w:tcW w:w="1719" w:type="dxa"/>
+            <w:vAlign w:val="bottom"/>
+          </w:tcPr>
+          <w:p>
+            <w:pPr>
+              <w:autoSpaceDE w:val="0"/>
+              <w:autoSpaceDN w:val="0"/>
+              <w:adjustRightInd w:val="0"/>
+              <w:ind w:left="0" w:right="0"/>
+              <w:jc w:val="center"/>
+              <w:rPr>
+                <w:rFonts w:cs="Times New Roman"/>
+                <w:color w:val="000000"/>
+                <w:sz w:val="22"/>
+              </w:rPr>
+            </w:pPr>
+            <w:r>
+              <w:rPr>
+                <w:color w:val="000000"/>
+                <w:sz w:val="22"/>
+              </w:rPr>
+              <w:t>72</w:t>
+            </w:r>
+          </w:p>
+        </w:tc>
+        <w:tc>
+          <w:tcPr>
+            <w:tcW w:w="1647" w:type="dxa"/>
+            <w:vAlign w:val="bottom"/>
+          </w:tcPr>
+          <w:p>
+            <w:pPr>
+              <w:autoSpaceDE w:val="0"/>
+              <w:autoSpaceDN w:val="0"/>
+              <w:adjustRightInd w:val="0"/>
+              <w:ind w:left="0" w:right="0"/>
+              <w:jc w:val="center"/>
+              <w:rPr>
+                <w:rFonts w:cs="Times New Roman"/>
+                <w:color w:val="000000"/>
+                <w:sz w:val="22"/>
+              </w:rPr>
+            </w:pPr>
+            <w:r>
+              <w:rPr>
+                <w:color w:val="000000"/>
+                <w:sz w:val="22"/>
+              </w:rPr>
+              <w:t>2.06E-11</w:t>
             </w:r>
           </w:p>
         </w:tc>
@@ -12367,7 +13248,7 @@
         </w:trPr>
         <w:tc>
           <w:tcPr>
-            <w:tcW w:w="992" w:type="dxa"/>
+            <w:tcW w:w="917" w:type="dxa"/>
             <w:vMerge/>
             <w:vAlign w:val="center"/>
           </w:tcPr>
@@ -12391,7 +13272,7 @@
         </w:tc>
         <w:tc>
           <w:tcPr>
-            <w:tcW w:w="992" w:type="dxa"/>
+            <w:tcW w:w="965" w:type="dxa"/>
             <w:vMerge/>
             <w:vAlign w:val="center"/>
           </w:tcPr>
@@ -12415,7 +13296,7 @@
         </w:tc>
         <w:tc>
           <w:tcPr>
-            <w:tcW w:w="991" w:type="dxa"/>
+            <w:tcW w:w="897" w:type="dxa"/>
             <w:vMerge/>
             <w:vAlign w:val="center"/>
           </w:tcPr>
@@ -12439,8 +13320,8 @@
         </w:tc>
         <w:tc>
           <w:tcPr>
-            <w:tcW w:w="991" w:type="dxa"/>
-            <w:vAlign w:val="bottom"/>
+            <w:tcW w:w="910" w:type="dxa"/>
+            <w:vAlign w:val="center"/>
           </w:tcPr>
           <w:p>
             <w:pPr>
@@ -12460,10 +13341,7 @@
             </w:pPr>
             <w:r>
               <w:rPr>
-                <w:rFonts w:cs="Times New Roman"/>
-                <w:noProof/>
-                <w:color w:val="000000"/>
-                <w:lang w:val="en-US"/>
+                <w:color w:val="000000"/>
               </w:rPr>
               <w:t>1.00E-11</w:t>
             </w:r>
@@ -12471,7 +13349,7 @@
         </w:tc>
         <w:tc>
           <w:tcPr>
-            <w:tcW w:w="1417" w:type="dxa"/>
+            <w:tcW w:w="1212" w:type="dxa"/>
             <w:vAlign w:val="bottom"/>
           </w:tcPr>
           <w:p>
@@ -12492,17 +13370,16 @@
             </w:pPr>
             <w:r>
               <w:rPr>
-                <w:rFonts w:cs="Times New Roman"/>
-                <w:color w:val="000000"/>
-                <w:sz w:val="22"/>
-              </w:rPr>
-              <w:t>300</w:t>
-            </w:r>
-          </w:p>
-        </w:tc>
-        <w:tc>
-          <w:tcPr>
-            <w:tcW w:w="1417" w:type="dxa"/>
+                <w:color w:val="000000"/>
+                <w:sz w:val="22"/>
+              </w:rPr>
+              <w:t>262</w:t>
+            </w:r>
+          </w:p>
+        </w:tc>
+        <w:tc>
+          <w:tcPr>
+            <w:tcW w:w="1081" w:type="dxa"/>
             <w:vAlign w:val="bottom"/>
           </w:tcPr>
           <w:p>
@@ -12514,26 +13391,22 @@
               <w:jc w:val="center"/>
               <w:rPr>
                 <w:rFonts w:cs="Times New Roman"/>
-                <w:noProof/>
-                <w:color w:val="000000"/>
-                <w:sz w:val="14"/>
-                <w:szCs w:val="14"/>
-                <w:lang w:val="en-US"/>
-              </w:rPr>
-            </w:pPr>
-            <w:r>
-              <w:rPr>
-                <w:rFonts w:cs="Times New Roman"/>
-                <w:color w:val="000000"/>
-                <w:sz w:val="22"/>
-              </w:rPr>
-              <w:t>1.42E-03</w:t>
-            </w:r>
-          </w:p>
-        </w:tc>
-        <w:tc>
-          <w:tcPr>
-            <w:tcW w:w="1417" w:type="dxa"/>
+                <w:color w:val="000000"/>
+                <w:sz w:val="22"/>
+              </w:rPr>
+            </w:pPr>
+            <w:r>
+              <w:rPr>
+                <w:color w:val="000000"/>
+                <w:sz w:val="22"/>
+              </w:rPr>
+              <w:t>108</w:t>
+            </w:r>
+          </w:p>
+        </w:tc>
+        <w:tc>
+          <w:tcPr>
+            <w:tcW w:w="1287" w:type="dxa"/>
             <w:vAlign w:val="bottom"/>
           </w:tcPr>
           <w:p>
@@ -12554,18 +13427,17 @@
             </w:pPr>
             <w:r>
               <w:rPr>
-                <w:rFonts w:cs="Times New Roman"/>
-                <w:color w:val="000000"/>
-                <w:sz w:val="22"/>
-              </w:rPr>
-              <w:t>78594</w:t>
-            </w:r>
-          </w:p>
-        </w:tc>
-        <w:tc>
-          <w:tcPr>
-            <w:tcW w:w="1411" w:type="dxa"/>
-            <w:vAlign w:val="bottom"/>
+                <w:color w:val="000000"/>
+                <w:sz w:val="22"/>
+              </w:rPr>
+              <w:t>9.02E-11</w:t>
+            </w:r>
+          </w:p>
+        </w:tc>
+        <w:tc>
+          <w:tcPr>
+            <w:tcW w:w="1212" w:type="dxa"/>
+            <w:vAlign w:val="center"/>
           </w:tcPr>
           <w:p>
             <w:pPr>
@@ -12585,17 +13457,17 @@
             </w:pPr>
             <w:r>
               <w:rPr>
-                <w:rFonts w:cs="Times New Roman"/>
-                <w:color w:val="000000"/>
-                <w:sz w:val="22"/>
-              </w:rPr>
-              <w:t>1.42E-03</w:t>
-            </w:r>
-          </w:p>
-        </w:tc>
-        <w:tc>
-          <w:tcPr>
-            <w:tcW w:w="1991" w:type="dxa"/>
+                <w:color w:val="000000"/>
+                <w:sz w:val="22"/>
+              </w:rPr>
+              <w:t>78594</w:t>
+            </w:r>
+          </w:p>
+        </w:tc>
+        <w:tc>
+          <w:tcPr>
+            <w:tcW w:w="1219" w:type="dxa"/>
+            <w:vAlign w:val="center"/>
           </w:tcPr>
           <w:p>
             <w:pPr>
@@ -12606,23 +13478,26 @@
               <w:jc w:val="center"/>
               <w:rPr>
                 <w:rFonts w:cs="Times New Roman"/>
-                <w:color w:val="000000"/>
-                <w:sz w:val="22"/>
-              </w:rPr>
-            </w:pPr>
-            <w:r>
-              <w:rPr>
-                <w:rFonts w:cs="Times New Roman"/>
-                <w:color w:val="000000"/>
-                <w:sz w:val="22"/>
-              </w:rPr>
-              <w:t>317</w:t>
-            </w:r>
-          </w:p>
-        </w:tc>
-        <w:tc>
-          <w:tcPr>
-            <w:tcW w:w="1843" w:type="dxa"/>
+                <w:noProof/>
+                <w:color w:val="000000"/>
+                <w:sz w:val="14"/>
+                <w:szCs w:val="14"/>
+                <w:lang w:val="en-US"/>
+              </w:rPr>
+            </w:pPr>
+            <w:r>
+              <w:rPr>
+                <w:color w:val="000000"/>
+                <w:sz w:val="22"/>
+              </w:rPr>
+              <w:t>1.42E-03</w:t>
+            </w:r>
+          </w:p>
+        </w:tc>
+        <w:tc>
+          <w:tcPr>
+            <w:tcW w:w="1494" w:type="dxa"/>
+            <w:vAlign w:val="bottom"/>
           </w:tcPr>
           <w:p>
             <w:pPr>
@@ -12639,11 +13514,64 @@
             </w:pPr>
             <w:r>
               <w:rPr>
-                <w:rFonts w:cs="Times New Roman"/>
-                <w:color w:val="000000"/>
-                <w:sz w:val="22"/>
-              </w:rPr>
-              <w:t>1.420673e-03</w:t>
+                <w:color w:val="000000"/>
+                <w:sz w:val="22"/>
+              </w:rPr>
+              <w:t>326</w:t>
+            </w:r>
+          </w:p>
+        </w:tc>
+        <w:tc>
+          <w:tcPr>
+            <w:tcW w:w="1719" w:type="dxa"/>
+            <w:vAlign w:val="bottom"/>
+          </w:tcPr>
+          <w:p>
+            <w:pPr>
+              <w:autoSpaceDE w:val="0"/>
+              <w:autoSpaceDN w:val="0"/>
+              <w:adjustRightInd w:val="0"/>
+              <w:ind w:left="0" w:right="0"/>
+              <w:jc w:val="center"/>
+              <w:rPr>
+                <w:rFonts w:cs="Times New Roman"/>
+                <w:color w:val="000000"/>
+                <w:sz w:val="22"/>
+              </w:rPr>
+            </w:pPr>
+            <w:r>
+              <w:rPr>
+                <w:color w:val="000000"/>
+                <w:sz w:val="22"/>
+              </w:rPr>
+              <w:t>65</w:t>
+            </w:r>
+          </w:p>
+        </w:tc>
+        <w:tc>
+          <w:tcPr>
+            <w:tcW w:w="1647" w:type="dxa"/>
+            <w:vAlign w:val="bottom"/>
+          </w:tcPr>
+          <w:p>
+            <w:pPr>
+              <w:autoSpaceDE w:val="0"/>
+              <w:autoSpaceDN w:val="0"/>
+              <w:adjustRightInd w:val="0"/>
+              <w:ind w:left="0" w:right="0"/>
+              <w:jc w:val="center"/>
+              <w:rPr>
+                <w:rFonts w:cs="Times New Roman"/>
+                <w:color w:val="000000"/>
+                <w:sz w:val="22"/>
+              </w:rPr>
+            </w:pPr>
+            <w:r>
+              <w:rPr>
+                <w:color w:val="000000"/>
+                <w:sz w:val="22"/>
+              </w:rPr>
+              <w:t>2.15E-10</w:t>
             </w:r>
           </w:p>
         </w:tc>
@@ -12654,7 +13582,7 @@
         </w:trPr>
         <w:tc>
           <w:tcPr>
-            <w:tcW w:w="992" w:type="dxa"/>
+            <w:tcW w:w="917" w:type="dxa"/>
             <w:vMerge/>
             <w:vAlign w:val="center"/>
           </w:tcPr>
@@ -12678,7 +13606,7 @@
         </w:tc>
         <w:tc>
           <w:tcPr>
-            <w:tcW w:w="992" w:type="dxa"/>
+            <w:tcW w:w="965" w:type="dxa"/>
             <w:vMerge/>
             <w:vAlign w:val="center"/>
           </w:tcPr>
@@ -12702,7 +13630,7 @@
         </w:tc>
         <w:tc>
           <w:tcPr>
-            <w:tcW w:w="991" w:type="dxa"/>
+            <w:tcW w:w="897" w:type="dxa"/>
             <w:vMerge/>
             <w:vAlign w:val="center"/>
           </w:tcPr>
@@ -12726,8 +13654,8 @@
         </w:tc>
         <w:tc>
           <w:tcPr>
-            <w:tcW w:w="991" w:type="dxa"/>
-            <w:vAlign w:val="bottom"/>
+            <w:tcW w:w="910" w:type="dxa"/>
+            <w:vAlign w:val="center"/>
           </w:tcPr>
           <w:p>
             <w:pPr>
@@ -12747,10 +13675,7 @@
             </w:pPr>
             <w:r>
               <w:rPr>
-                <w:rFonts w:cs="Times New Roman"/>
-                <w:noProof/>
-                <w:color w:val="000000"/>
-                <w:lang w:val="en-US"/>
+                <w:color w:val="000000"/>
               </w:rPr>
               <w:t>1.00E-10</w:t>
             </w:r>
@@ -12758,7 +13683,7 @@
         </w:tc>
         <w:tc>
           <w:tcPr>
-            <w:tcW w:w="1417" w:type="dxa"/>
+            <w:tcW w:w="1212" w:type="dxa"/>
             <w:vAlign w:val="bottom"/>
           </w:tcPr>
           <w:p>
@@ -12779,17 +13704,16 @@
             </w:pPr>
             <w:r>
               <w:rPr>
-                <w:rFonts w:cs="Times New Roman"/>
-                <w:color w:val="000000"/>
-                <w:sz w:val="22"/>
-              </w:rPr>
-              <w:t>311</w:t>
-            </w:r>
-          </w:p>
-        </w:tc>
-        <w:tc>
-          <w:tcPr>
-            <w:tcW w:w="1417" w:type="dxa"/>
+                <w:color w:val="000000"/>
+                <w:sz w:val="22"/>
+              </w:rPr>
+              <w:t>241</w:t>
+            </w:r>
+          </w:p>
+        </w:tc>
+        <w:tc>
+          <w:tcPr>
+            <w:tcW w:w="1081" w:type="dxa"/>
             <w:vAlign w:val="bottom"/>
           </w:tcPr>
           <w:p>
@@ -12801,26 +13725,22 @@
               <w:jc w:val="center"/>
               <w:rPr>
                 <w:rFonts w:cs="Times New Roman"/>
-                <w:noProof/>
-                <w:color w:val="000000"/>
-                <w:sz w:val="14"/>
-                <w:szCs w:val="14"/>
-                <w:lang w:val="en-US"/>
-              </w:rPr>
-            </w:pPr>
-            <w:r>
-              <w:rPr>
-                <w:rFonts w:cs="Times New Roman"/>
-                <w:color w:val="000000"/>
-                <w:sz w:val="22"/>
-              </w:rPr>
-              <w:t>1.42E-03</w:t>
-            </w:r>
-          </w:p>
-        </w:tc>
-        <w:tc>
-          <w:tcPr>
-            <w:tcW w:w="1417" w:type="dxa"/>
+                <w:color w:val="000000"/>
+                <w:sz w:val="22"/>
+              </w:rPr>
+            </w:pPr>
+            <w:r>
+              <w:rPr>
+                <w:color w:val="000000"/>
+                <w:sz w:val="22"/>
+              </w:rPr>
+              <w:t>94</w:t>
+            </w:r>
+          </w:p>
+        </w:tc>
+        <w:tc>
+          <w:tcPr>
+            <w:tcW w:w="1287" w:type="dxa"/>
             <w:vAlign w:val="bottom"/>
           </w:tcPr>
           <w:p>
@@ -12841,18 +13761,17 @@
             </w:pPr>
             <w:r>
               <w:rPr>
-                <w:rFonts w:cs="Times New Roman"/>
-                <w:color w:val="000000"/>
-                <w:sz w:val="22"/>
-              </w:rPr>
-              <w:t>79020</w:t>
-            </w:r>
-          </w:p>
-        </w:tc>
-        <w:tc>
-          <w:tcPr>
-            <w:tcW w:w="1411" w:type="dxa"/>
-            <w:vAlign w:val="bottom"/>
+                <w:color w:val="000000"/>
+                <w:sz w:val="22"/>
+              </w:rPr>
+              <w:t>1.70E-09</w:t>
+            </w:r>
+          </w:p>
+        </w:tc>
+        <w:tc>
+          <w:tcPr>
+            <w:tcW w:w="1212" w:type="dxa"/>
+            <w:vAlign w:val="center"/>
           </w:tcPr>
           <w:p>
             <w:pPr>
@@ -12872,17 +13791,17 @@
             </w:pPr>
             <w:r>
               <w:rPr>
-                <w:rFonts w:cs="Times New Roman"/>
-                <w:color w:val="000000"/>
-                <w:sz w:val="22"/>
-              </w:rPr>
-              <w:t>1.42E-03</w:t>
-            </w:r>
-          </w:p>
-        </w:tc>
-        <w:tc>
-          <w:tcPr>
-            <w:tcW w:w="1991" w:type="dxa"/>
+                <w:color w:val="000000"/>
+                <w:sz w:val="22"/>
+              </w:rPr>
+              <w:t>79020</w:t>
+            </w:r>
+          </w:p>
+        </w:tc>
+        <w:tc>
+          <w:tcPr>
+            <w:tcW w:w="1219" w:type="dxa"/>
+            <w:vAlign w:val="center"/>
           </w:tcPr>
           <w:p>
             <w:pPr>
@@ -12893,23 +13812,26 @@
               <w:jc w:val="center"/>
               <w:rPr>
                 <w:rFonts w:cs="Times New Roman"/>
-                <w:color w:val="000000"/>
-                <w:sz w:val="22"/>
-              </w:rPr>
-            </w:pPr>
-            <w:r>
-              <w:rPr>
-                <w:rFonts w:cs="Times New Roman"/>
-                <w:color w:val="000000"/>
-                <w:sz w:val="22"/>
-              </w:rPr>
-              <w:t>320</w:t>
-            </w:r>
-          </w:p>
-        </w:tc>
-        <w:tc>
-          <w:tcPr>
-            <w:tcW w:w="1843" w:type="dxa"/>
+                <w:noProof/>
+                <w:color w:val="000000"/>
+                <w:sz w:val="14"/>
+                <w:szCs w:val="14"/>
+                <w:lang w:val="en-US"/>
+              </w:rPr>
+            </w:pPr>
+            <w:r>
+              <w:rPr>
+                <w:color w:val="000000"/>
+                <w:sz w:val="22"/>
+              </w:rPr>
+              <w:t>1.42E-03</w:t>
+            </w:r>
+          </w:p>
+        </w:tc>
+        <w:tc>
+          <w:tcPr>
+            <w:tcW w:w="1494" w:type="dxa"/>
+            <w:vAlign w:val="bottom"/>
           </w:tcPr>
           <w:p>
             <w:pPr>
@@ -12926,11 +13848,64 @@
             </w:pPr>
             <w:r>
               <w:rPr>
-                <w:rFonts w:cs="Times New Roman"/>
-                <w:color w:val="000000"/>
-                <w:sz w:val="22"/>
-              </w:rPr>
-              <w:t>1.420673e-03</w:t>
+                <w:color w:val="000000"/>
+                <w:sz w:val="22"/>
+              </w:rPr>
+              <w:t>302</w:t>
+            </w:r>
+          </w:p>
+        </w:tc>
+        <w:tc>
+          <w:tcPr>
+            <w:tcW w:w="1719" w:type="dxa"/>
+            <w:vAlign w:val="bottom"/>
+          </w:tcPr>
+          <w:p>
+            <w:pPr>
+              <w:autoSpaceDE w:val="0"/>
+              <w:autoSpaceDN w:val="0"/>
+              <w:adjustRightInd w:val="0"/>
+              <w:ind w:left="0" w:right="0"/>
+              <w:jc w:val="center"/>
+              <w:rPr>
+                <w:rFonts w:cs="Times New Roman"/>
+                <w:color w:val="000000"/>
+                <w:sz w:val="22"/>
+              </w:rPr>
+            </w:pPr>
+            <w:r>
+              <w:rPr>
+                <w:color w:val="000000"/>
+                <w:sz w:val="22"/>
+              </w:rPr>
+              <w:t>62</w:t>
+            </w:r>
+          </w:p>
+        </w:tc>
+        <w:tc>
+          <w:tcPr>
+            <w:tcW w:w="1647" w:type="dxa"/>
+            <w:vAlign w:val="bottom"/>
+          </w:tcPr>
+          <w:p>
+            <w:pPr>
+              <w:autoSpaceDE w:val="0"/>
+              <w:autoSpaceDN w:val="0"/>
+              <w:adjustRightInd w:val="0"/>
+              <w:ind w:left="0" w:right="0"/>
+              <w:jc w:val="center"/>
+              <w:rPr>
+                <w:rFonts w:cs="Times New Roman"/>
+                <w:color w:val="000000"/>
+                <w:sz w:val="22"/>
+              </w:rPr>
+            </w:pPr>
+            <w:r>
+              <w:rPr>
+                <w:color w:val="000000"/>
+                <w:sz w:val="22"/>
+              </w:rPr>
+              <w:t>2.32E-09</w:t>
             </w:r>
           </w:p>
         </w:tc>
@@ -12941,9 +13916,8 @@
         </w:trPr>
         <w:tc>
           <w:tcPr>
-            <w:tcW w:w="13462" w:type="dxa"/>
-            <w:gridSpan w:val="10"/>
-            <w:vAlign w:val="center"/>
+            <w:tcW w:w="14560" w:type="dxa"/>
+            <w:gridSpan w:val="12"/>
           </w:tcPr>
           <w:p>
             <w:pPr>
@@ -12966,25 +13940,7 @@
                 <w:color w:val="000000"/>
                 <w:sz w:val="22"/>
               </w:rPr>
-              <w:t xml:space="preserve">В выделенных оранжевым тестах не сошелся МСГ, в выделенных синим </w:t>
-            </w:r>
-            <w:r>
-              <w:rPr>
-                <w:rFonts w:cs="Times New Roman"/>
-                <w:noProof/>
-                <w:color w:val="000000"/>
-                <w:sz w:val="22"/>
-              </w:rPr>
-              <w:t>не сошелся</w:t>
-            </w:r>
-            <w:r>
-              <w:rPr>
-                <w:rFonts w:cs="Times New Roman"/>
-                <w:noProof/>
-                <w:color w:val="000000"/>
-                <w:sz w:val="22"/>
-              </w:rPr>
-              <w:t xml:space="preserve"> </w:t>
+              <w:t xml:space="preserve">В выделенных оранжевым тестах не сошелся МСГ, в выделенных синим не сошелся </w:t>
             </w:r>
             <w:r>
               <w:rPr>
@@ -13076,7 +14032,13 @@
         <w:t>времени</w:t>
       </w:r>
       <w:r>
-        <w:t xml:space="preserve"> сопоставимо с МСГ</w:t>
+        <w:t xml:space="preserve"> сопоставимо с </w:t>
+      </w:r>
+      <w:r>
+        <w:rPr>
+          <w:lang w:val="en-US"/>
+        </w:rPr>
+        <w:t>LOS</w:t>
       </w:r>
       <w:r>
         <w:t>.</w:t>
@@ -13091,13 +14053,22 @@
         <w:t xml:space="preserve">. </w:t>
       </w:r>
       <w:r>
-        <w:t>Также видно, что коэффициенты уравнения в основном влияют на сходимость МСГ.</w:t>
+        <w:t xml:space="preserve">Также видно, что коэффициенты уравнения в основном влияют на сходимость </w:t>
+      </w:r>
+      <w:r>
+        <w:t>итерационных решателей СЛАУ</w:t>
+      </w:r>
+      <w:r>
+        <w:t>.</w:t>
       </w:r>
       <w:r>
         <w:t xml:space="preserve"> </w:t>
       </w:r>
       <w:r>
-        <w:t>Однако можно заметить, что</w:t>
+        <w:t>М</w:t>
+      </w:r>
+      <w:r>
+        <w:t>ожно заметить, что</w:t>
       </w:r>
       <w:r>
         <w:t xml:space="preserve"> </w:t>
@@ -13159,36 +14130,38 @@
         <w:t xml:space="preserve"> </w:t>
       </w:r>
       <w:r>
-        <w:t xml:space="preserve">Поэтому можно предположить, что на сходимость МСГ влияла не только несимметричность, но и то, что матрица переставала быть положительно определённой с ростом </w:t>
-      </w:r>
-      <w:r>
-        <w:rPr>
-          <w:rFonts w:cs="Times New Roman"/>
-          <w:noProof/>
-          <w:color w:val="000000"/>
-          <w:sz w:val="22"/>
-          <w:lang w:val="en-US"/>
-        </w:rPr>
-        <w:t>σ</w:t>
-      </w:r>
-      <w:r>
-        <w:rPr>
-          <w:rFonts w:cs="Times New Roman"/>
-          <w:noProof/>
-          <w:color w:val="000000"/>
-          <w:sz w:val="22"/>
-        </w:rPr>
-        <w:t xml:space="preserve">, </w:t>
-      </w:r>
-      <w:r>
-        <w:rPr>
-          <w:rFonts w:cs="Times New Roman"/>
-          <w:noProof/>
-          <w:color w:val="000000"/>
-          <w:sz w:val="22"/>
-          <w:lang w:val="en-US"/>
-        </w:rPr>
-        <w:t>ω</w:t>
+        <w:t xml:space="preserve">Поэтому можно предположить, что на сходимость </w:t>
+      </w:r>
+      <w:r>
+        <w:rPr>
+          <w:lang w:val="en-US"/>
+        </w:rPr>
+        <w:t>LOS</w:t>
+      </w:r>
+      <w:r>
+        <w:t xml:space="preserve"> влияла не только несимметричность, но и то, что матрица</w:t>
+      </w:r>
+      <w:r>
+        <w:t xml:space="preserve"> </w:t>
+      </w:r>
+      <w:r>
+        <w:t xml:space="preserve">становилась плохо обусловленной при большом разбросе значений коэффициентов (это приводило к большому разбросу собственных значений матрицы). При этом диагональное </w:t>
+      </w:r>
+      <w:proofErr w:type="spellStart"/>
+      <w:r>
+        <w:t>предобуславливание</w:t>
+      </w:r>
+      <w:proofErr w:type="spellEnd"/>
+      <w:r>
+        <w:t xml:space="preserve"> эффективно только когда диагональ доминирует, а при экстремальных коэффициентах </w:t>
+      </w:r>
+      <w:proofErr w:type="spellStart"/>
+      <w:r>
+        <w:t>внедиагональные</w:t>
+      </w:r>
+      <w:proofErr w:type="spellEnd"/>
+      <w:r>
+        <w:t xml:space="preserve"> элементы могут стать сравнимы с диагональными.</w:t>
       </w:r>
     </w:p>
     <w:p>
@@ -25271,6 +26244,7 @@
     <w:rsid w:val="002A44C6"/>
     <w:rsid w:val="00303540"/>
     <w:rsid w:val="003C2999"/>
+    <w:rsid w:val="003E673B"/>
     <w:rsid w:val="00422F04"/>
     <w:rsid w:val="0043024A"/>
     <w:rsid w:val="0043521F"/>
@@ -25298,6 +26272,7 @@
     <w:rsid w:val="008A6DC6"/>
     <w:rsid w:val="008C3A58"/>
     <w:rsid w:val="0092301D"/>
+    <w:rsid w:val="009863D1"/>
     <w:rsid w:val="009875F1"/>
     <w:rsid w:val="009D0414"/>
     <w:rsid w:val="00A03396"/>

--- a/Lab_3/Лаб4.docx
+++ b/Lab_3/Лаб4.docx
@@ -1,6 +1,6 @@
 
 <file path=word/document.xml><?xml version="1.0" encoding="utf-8"?>
-<w:document xmlns:wpc="http://schemas.microsoft.com/office/word/2010/wordprocessingCanvas" xmlns:cx="http://schemas.microsoft.com/office/drawing/2014/chartex" xmlns:cx1="http://schemas.microsoft.com/office/drawing/2015/9/8/chartex" xmlns:cx2="http://schemas.microsoft.com/office/drawing/2015/10/21/chartex" xmlns:cx3="http://schemas.microsoft.com/office/drawing/2016/5/9/chartex" xmlns:cx4="http://schemas.microsoft.com/office/drawing/2016/5/10/chartex" xmlns:cx5="http://schemas.microsoft.com/office/drawing/2016/5/11/chartex" xmlns:cx6="http://schemas.microsoft.com/office/drawing/2016/5/12/chartex" xmlns:cx7="http://schemas.microsoft.com/office/drawing/2016/5/13/chartex" xmlns:cx8="http://schemas.microsoft.com/office/drawing/2016/5/14/chartex" xmlns:mc="http://schemas.openxmlformats.org/markup-compatibility/2006" xmlns:aink="http://schemas.microsoft.com/office/drawing/2016/ink" xmlns:am3d="http://schemas.microsoft.com/office/drawing/2017/model3d" xmlns:o="urn:schemas-microsoft-com:office:office" xmlns:oel="http://schemas.microsoft.com/office/2019/extlst" xmlns:r="http://schemas.openxmlformats.org/officeDocument/2006/relationships" xmlns:m="http://schemas.openxmlformats.org/officeDocument/2006/math" xmlns:v="urn:schemas-microsoft-com:vml" xmlns:wp14="http://schemas.microsoft.com/office/word/2010/wordprocessingDrawing" xmlns:wp="http://schemas.openxmlformats.org/drawingml/2006/wordprocessingDrawing" xmlns:w10="urn:schemas-microsoft-com:office:word" xmlns:w="http://schemas.openxmlformats.org/wordprocessingml/2006/main" xmlns:w14="http://schemas.microsoft.com/office/word/2010/wordml" xmlns:w15="http://schemas.microsoft.com/office/word/2012/wordml" xmlns:w16cex="http://schemas.microsoft.com/office/word/2018/wordml/cex" xmlns:w16cid="http://schemas.microsoft.com/office/word/2016/wordml/cid" xmlns:w16="http://schemas.microsoft.com/office/word/2018/wordml" xmlns:w16sdtdh="http://schemas.microsoft.com/office/word/2020/wordml/sdtdatahash" xmlns:w16se="http://schemas.microsoft.com/office/word/2015/wordml/symex" xmlns:wpg="http://schemas.microsoft.com/office/word/2010/wordprocessingGroup" xmlns:wpi="http://schemas.microsoft.com/office/word/2010/wordprocessingInk" xmlns:wne="http://schemas.microsoft.com/office/word/2006/wordml" xmlns:wps="http://schemas.microsoft.com/office/word/2010/wordprocessingShape" mc:Ignorable="w14 w15 w16se w16cid w16 w16cex w16sdtdh wp14">
+<w:document xmlns:wpc="http://schemas.microsoft.com/office/word/2010/wordprocessingCanvas" xmlns:cx="http://schemas.microsoft.com/office/drawing/2014/chartex" xmlns:cx1="http://schemas.microsoft.com/office/drawing/2015/9/8/chartex" xmlns:cx2="http://schemas.microsoft.com/office/drawing/2015/10/21/chartex" xmlns:cx3="http://schemas.microsoft.com/office/drawing/2016/5/9/chartex" xmlns:cx4="http://schemas.microsoft.com/office/drawing/2016/5/10/chartex" xmlns:cx5="http://schemas.microsoft.com/office/drawing/2016/5/11/chartex" xmlns:cx6="http://schemas.microsoft.com/office/drawing/2016/5/12/chartex" xmlns:cx7="http://schemas.microsoft.com/office/drawing/2016/5/13/chartex" xmlns:cx8="http://schemas.microsoft.com/office/drawing/2016/5/14/chartex" xmlns:mc="http://schemas.openxmlformats.org/markup-compatibility/2006" xmlns:aink="http://schemas.microsoft.com/office/drawing/2016/ink" xmlns:am3d="http://schemas.microsoft.com/office/drawing/2017/model3d" xmlns:o="urn:schemas-microsoft-com:office:office" xmlns:r="http://schemas.openxmlformats.org/officeDocument/2006/relationships" xmlns:m="http://schemas.openxmlformats.org/officeDocument/2006/math" xmlns:v="urn:schemas-microsoft-com:vml" xmlns:wp14="http://schemas.microsoft.com/office/word/2010/wordprocessingDrawing" xmlns:wp="http://schemas.openxmlformats.org/drawingml/2006/wordprocessingDrawing" xmlns:w10="urn:schemas-microsoft-com:office:word" xmlns:w="http://schemas.openxmlformats.org/wordprocessingml/2006/main" xmlns:w14="http://schemas.microsoft.com/office/word/2010/wordml" xmlns:w15="http://schemas.microsoft.com/office/word/2012/wordml" xmlns:w16cex="http://schemas.microsoft.com/office/word/2018/wordml/cex" xmlns:w16cid="http://schemas.microsoft.com/office/word/2016/wordml/cid" xmlns:w16="http://schemas.microsoft.com/office/word/2018/wordml" xmlns:w16se="http://schemas.microsoft.com/office/word/2015/wordml/symex" xmlns:wpg="http://schemas.microsoft.com/office/word/2010/wordprocessingGroup" xmlns:wpi="http://schemas.microsoft.com/office/word/2010/wordprocessingInk" xmlns:wne="http://schemas.microsoft.com/office/word/2006/wordml" xmlns:wps="http://schemas.microsoft.com/office/word/2010/wordprocessingShape" mc:Ignorable="w14 w15 w16se w16cid w16 w16cex wp14">
   <w:body>
     <w:tbl>
       <w:tblPr>
@@ -178,6 +178,7 @@
               <w:pStyle w:val="2"/>
               <w:spacing w:line="259" w:lineRule="auto"/>
               <w:jc w:val="center"/>
+              <w:outlineLvl w:val="1"/>
               <w:rPr>
                 <w:rFonts w:eastAsia="Calibri"/>
                 <w:color w:val="auto"/>
@@ -582,6 +583,7 @@
             <w:pPr>
               <w:pStyle w:val="3"/>
               <w:jc w:val="center"/>
+              <w:outlineLvl w:val="2"/>
               <w:rPr>
                 <w:color w:val="000000" w:themeColor="text1"/>
                 <w:sz w:val="28"/>
@@ -627,6 +629,7 @@
                   <w:listItem w:displayText="параллельных вычислительных технологий" w:value="параллельных вычислительных технологий"/>
                 </w:dropDownList>
               </w:sdtPr>
+              <w:sdtEndPr/>
               <w:sdtContent>
                 <w:r>
                   <w:rPr>
@@ -670,6 +673,7 @@
             <w:pPr>
               <w:pStyle w:val="3"/>
               <w:jc w:val="center"/>
+              <w:outlineLvl w:val="2"/>
             </w:pPr>
             <w:sdt>
               <w:sdtPr>
@@ -689,6 +693,7 @@
                   <w:listItem w:displayText="Лабораторная работа" w:value="Лабораторная работа"/>
                 </w:comboBox>
               </w:sdtPr>
+              <w:sdtEndPr/>
               <w:sdtContent>
                 <w:r>
                   <w:rPr>
@@ -743,6 +748,7 @@
                   <w:listItem w:displayText="8" w:value="8"/>
                 </w:dropDownList>
               </w:sdtPr>
+              <w:sdtEndPr/>
               <w:sdtContent>
                 <w:r>
                   <w:rPr>
@@ -780,6 +786,7 @@
             <w:pPr>
               <w:pStyle w:val="3"/>
               <w:jc w:val="center"/>
+              <w:outlineLvl w:val="2"/>
             </w:pPr>
             <w:bookmarkStart w:id="20" w:name="_Toc179941724"/>
             <w:bookmarkStart w:id="21" w:name="_Toc180952939"/>
@@ -838,6 +845,7 @@
                   <w:listItem w:displayText="Информатика" w:value="Информатика"/>
                 </w:comboBox>
               </w:sdtPr>
+              <w:sdtEndPr/>
               <w:sdtContent>
                 <w:r>
                   <w:rPr>
@@ -919,27 +927,8 @@
                 <w:docPart w:val="D7570C8FDE084F589C6E32A78BF79E30"/>
               </w:placeholder>
             </w:sdtPr>
+            <w:sdtEndPr/>
             <w:sdtContent>
-              <w:p>
-                <w:pPr>
-                  <w:jc w:val="center"/>
-                  <w:rPr>
-                    <w:rFonts w:ascii="Calibri Light" w:hAnsi="Calibri Light" w:cs="Arial"/>
-                    <w:b/>
-                    <w:smallCaps/>
-                    <w:sz w:val="32"/>
-                  </w:rPr>
-                </w:pPr>
-                <w:r>
-                  <w:rPr>
-                    <w:rFonts w:ascii="Calibri Light" w:hAnsi="Calibri Light" w:cs="Arial"/>
-                    <w:b/>
-                    <w:smallCaps/>
-                    <w:sz w:val="32"/>
-                  </w:rPr>
-                  <w:t>РЕШЕНИЕ ЭЛЛИПТИЧЕСКИХ КРАЕВЫХ ЗАДАЧ</w:t>
-                </w:r>
-              </w:p>
               <w:p>
                 <w:pPr>
                   <w:jc w:val="center"/>
@@ -954,7 +943,7 @@
                     <w:smallCaps/>
                     <w:sz w:val="32"/>
                   </w:rPr>
-                  <w:t>МЕТОДОМ КОНЕЧНЫХ РАЗНОСТЕЙ</w:t>
+                  <w:t>РЕШЕНИЕ НЕСИММЕТРИЧНЫХ СЛАУ</w:t>
                 </w:r>
               </w:p>
             </w:sdtContent>
@@ -1033,6 +1022,7 @@
               </w:placeholder>
               <w:text/>
             </w:sdtPr>
+            <w:sdtEndPr/>
             <w:sdtContent>
               <w:p>
                 <w:pPr>
@@ -1485,6 +1475,7 @@
                 <w:listItem w:displayText="Преподаватели" w:value="Преподаватели"/>
               </w:comboBox>
             </w:sdtPr>
+            <w:sdtEndPr/>
             <w:sdtContent>
               <w:p>
                 <w:pPr>
@@ -1762,6 +1753,8 @@
         </w:rPr>
       </w:sdtEndPr>
       <w:sdtContent>
+        <w:bookmarkStart w:id="30" w:name="_GoBack" w:displacedByCustomXml="prev"/>
+        <w:bookmarkEnd w:id="30" w:displacedByCustomXml="prev"/>
         <w:p/>
         <w:p>
           <w:r>
@@ -1774,10 +1767,8 @@
             <w:rPr>
               <w:rFonts w:asciiTheme="minorHAnsi" w:eastAsiaTheme="minorEastAsia" w:hAnsiTheme="minorHAnsi"/>
               <w:noProof/>
-              <w:kern w:val="2"/>
-              <w:szCs w:val="24"/>
+              <w:sz w:val="22"/>
               <w:lang w:eastAsia="ru-RU"/>
-              <w14:ligatures w14:val="standardContextual"/>
             </w:rPr>
           </w:pPr>
           <w:r>
@@ -1810,7 +1801,7 @@
             </w:rPr>
             <w:fldChar w:fldCharType="separate"/>
           </w:r>
-          <w:hyperlink w:anchor="_Toc228912919" w:history="1">
+          <w:hyperlink w:anchor="_Toc231394450" w:history="1">
             <w:r>
               <w:rPr>
                 <w:rStyle w:val="ae"/>
@@ -1837,7 +1828,7 @@
                 <w:noProof/>
                 <w:webHidden/>
               </w:rPr>
-              <w:instrText xml:space="preserve"> PAGEREF _Toc228912919 \h </w:instrText>
+              <w:instrText xml:space="preserve"> PAGEREF _Toc231394450 \h </w:instrText>
             </w:r>
             <w:r>
               <w:rPr>
@@ -1874,13 +1865,11 @@
             <w:rPr>
               <w:rFonts w:asciiTheme="minorHAnsi" w:eastAsiaTheme="minorEastAsia" w:hAnsiTheme="minorHAnsi"/>
               <w:noProof/>
-              <w:kern w:val="2"/>
-              <w:szCs w:val="24"/>
+              <w:sz w:val="22"/>
               <w:lang w:eastAsia="ru-RU"/>
-              <w14:ligatures w14:val="standardContextual"/>
             </w:rPr>
           </w:pPr>
-          <w:hyperlink w:anchor="_Toc228912920" w:history="1">
+          <w:hyperlink w:anchor="_Toc231394451" w:history="1">
             <w:r>
               <w:rPr>
                 <w:rStyle w:val="ae"/>
@@ -1907,7 +1896,7 @@
                 <w:noProof/>
                 <w:webHidden/>
               </w:rPr>
-              <w:instrText xml:space="preserve"> PAGEREF _Toc228912920 \h </w:instrText>
+              <w:instrText xml:space="preserve"> PAGEREF _Toc231394451 \h </w:instrText>
             </w:r>
             <w:r>
               <w:rPr>
@@ -1944,13 +1933,11 @@
             <w:rPr>
               <w:rFonts w:asciiTheme="minorHAnsi" w:eastAsiaTheme="minorEastAsia" w:hAnsiTheme="minorHAnsi"/>
               <w:noProof/>
-              <w:kern w:val="2"/>
-              <w:szCs w:val="24"/>
+              <w:sz w:val="22"/>
               <w:lang w:eastAsia="ru-RU"/>
-              <w14:ligatures w14:val="standardContextual"/>
             </w:rPr>
           </w:pPr>
-          <w:hyperlink w:anchor="_Toc228912921" w:history="1">
+          <w:hyperlink w:anchor="_Toc231394452" w:history="1">
             <w:r>
               <w:rPr>
                 <w:rStyle w:val="ae"/>
@@ -1977,7 +1964,7 @@
                 <w:noProof/>
                 <w:webHidden/>
               </w:rPr>
-              <w:instrText xml:space="preserve"> PAGEREF _Toc228912921 \h </w:instrText>
+              <w:instrText xml:space="preserve"> PAGEREF _Toc231394452 \h </w:instrText>
             </w:r>
             <w:r>
               <w:rPr>
@@ -2014,13 +2001,11 @@
             <w:rPr>
               <w:rFonts w:asciiTheme="minorHAnsi" w:eastAsiaTheme="minorEastAsia" w:hAnsiTheme="minorHAnsi"/>
               <w:noProof/>
-              <w:kern w:val="2"/>
-              <w:szCs w:val="24"/>
+              <w:sz w:val="22"/>
               <w:lang w:eastAsia="ru-RU"/>
-              <w14:ligatures w14:val="standardContextual"/>
             </w:rPr>
           </w:pPr>
-          <w:hyperlink w:anchor="_Toc228912922" w:history="1">
+          <w:hyperlink w:anchor="_Toc231394453" w:history="1">
             <w:r>
               <w:rPr>
                 <w:rStyle w:val="ae"/>
@@ -2055,7 +2040,7 @@
                 <w:noProof/>
                 <w:webHidden/>
               </w:rPr>
-              <w:instrText xml:space="preserve"> PAGEREF _Toc228912922 \h </w:instrText>
+              <w:instrText xml:space="preserve"> PAGEREF _Toc231394453 \h </w:instrText>
             </w:r>
             <w:r>
               <w:rPr>
@@ -2092,13 +2077,11 @@
             <w:rPr>
               <w:rFonts w:asciiTheme="minorHAnsi" w:eastAsiaTheme="minorEastAsia" w:hAnsiTheme="minorHAnsi"/>
               <w:noProof/>
-              <w:kern w:val="2"/>
-              <w:szCs w:val="24"/>
+              <w:sz w:val="22"/>
               <w:lang w:eastAsia="ru-RU"/>
-              <w14:ligatures w14:val="standardContextual"/>
             </w:rPr>
           </w:pPr>
-          <w:hyperlink w:anchor="_Toc228912923" w:history="1">
+          <w:hyperlink w:anchor="_Toc231394454" w:history="1">
             <w:r>
               <w:rPr>
                 <w:rStyle w:val="ae"/>
@@ -2133,7 +2116,7 @@
                 <w:noProof/>
                 <w:webHidden/>
               </w:rPr>
-              <w:instrText xml:space="preserve"> PAGEREF _Toc228912923 \h </w:instrText>
+              <w:instrText xml:space="preserve"> PAGEREF _Toc231394454 \h </w:instrText>
             </w:r>
             <w:r>
               <w:rPr>
@@ -2170,13 +2153,11 @@
             <w:rPr>
               <w:rFonts w:asciiTheme="minorHAnsi" w:eastAsiaTheme="minorEastAsia" w:hAnsiTheme="minorHAnsi"/>
               <w:noProof/>
-              <w:kern w:val="2"/>
-              <w:szCs w:val="24"/>
+              <w:sz w:val="22"/>
               <w:lang w:eastAsia="ru-RU"/>
-              <w14:ligatures w14:val="standardContextual"/>
             </w:rPr>
           </w:pPr>
-          <w:hyperlink w:anchor="_Toc228912924" w:history="1">
+          <w:hyperlink w:anchor="_Toc231394455" w:history="1">
             <w:r>
               <w:rPr>
                 <w:rStyle w:val="ae"/>
@@ -2203,7 +2184,7 @@
                 <w:noProof/>
                 <w:webHidden/>
               </w:rPr>
-              <w:instrText xml:space="preserve"> PAGEREF _Toc228912924 \h </w:instrText>
+              <w:instrText xml:space="preserve"> PAGEREF _Toc231394455 \h </w:instrText>
             </w:r>
             <w:r>
               <w:rPr>
@@ -2240,13 +2221,11 @@
             <w:rPr>
               <w:rFonts w:asciiTheme="minorHAnsi" w:eastAsiaTheme="minorEastAsia" w:hAnsiTheme="minorHAnsi"/>
               <w:noProof/>
-              <w:kern w:val="2"/>
-              <w:szCs w:val="24"/>
+              <w:sz w:val="22"/>
               <w:lang w:eastAsia="ru-RU"/>
-              <w14:ligatures w14:val="standardContextual"/>
             </w:rPr>
           </w:pPr>
-          <w:hyperlink w:anchor="_Toc228912925" w:history="1">
+          <w:hyperlink w:anchor="_Toc231394456" w:history="1">
             <w:r>
               <w:rPr>
                 <w:rStyle w:val="ae"/>
@@ -2273,7 +2252,7 @@
                 <w:noProof/>
                 <w:webHidden/>
               </w:rPr>
-              <w:instrText xml:space="preserve"> PAGEREF _Toc228912925 \h </w:instrText>
+              <w:instrText xml:space="preserve"> PAGEREF _Toc231394456 \h </w:instrText>
             </w:r>
             <w:r>
               <w:rPr>
@@ -2310,13 +2289,11 @@
             <w:rPr>
               <w:rFonts w:asciiTheme="minorHAnsi" w:eastAsiaTheme="minorEastAsia" w:hAnsiTheme="minorHAnsi"/>
               <w:noProof/>
-              <w:kern w:val="2"/>
-              <w:szCs w:val="24"/>
+              <w:sz w:val="22"/>
               <w:lang w:eastAsia="ru-RU"/>
-              <w14:ligatures w14:val="standardContextual"/>
             </w:rPr>
           </w:pPr>
-          <w:hyperlink w:anchor="_Toc228912926" w:history="1">
+          <w:hyperlink w:anchor="_Toc231394457" w:history="1">
             <w:r>
               <w:rPr>
                 <w:rStyle w:val="ae"/>
@@ -2343,7 +2320,7 @@
                 <w:noProof/>
                 <w:webHidden/>
               </w:rPr>
-              <w:instrText xml:space="preserve"> PAGEREF _Toc228912926 \h </w:instrText>
+              <w:instrText xml:space="preserve"> PAGEREF _Toc231394457 \h </w:instrText>
             </w:r>
             <w:r>
               <w:rPr>
@@ -2380,13 +2357,11 @@
             <w:rPr>
               <w:rFonts w:asciiTheme="minorHAnsi" w:eastAsiaTheme="minorEastAsia" w:hAnsiTheme="minorHAnsi"/>
               <w:noProof/>
-              <w:kern w:val="2"/>
-              <w:szCs w:val="24"/>
+              <w:sz w:val="22"/>
               <w:lang w:eastAsia="ru-RU"/>
-              <w14:ligatures w14:val="standardContextual"/>
             </w:rPr>
           </w:pPr>
-          <w:hyperlink w:anchor="_Toc228912927" w:history="1">
+          <w:hyperlink w:anchor="_Toc231394458" w:history="1">
             <w:r>
               <w:rPr>
                 <w:rStyle w:val="ae"/>
@@ -2414,7 +2389,7 @@
                 <w:noProof/>
                 <w:webHidden/>
               </w:rPr>
-              <w:instrText xml:space="preserve"> PAGEREF _Toc228912927 \h </w:instrText>
+              <w:instrText xml:space="preserve"> PAGEREF _Toc231394458 \h </w:instrText>
             </w:r>
             <w:r>
               <w:rPr>
@@ -2451,13 +2426,11 @@
             <w:rPr>
               <w:rFonts w:asciiTheme="minorHAnsi" w:eastAsiaTheme="minorEastAsia" w:hAnsiTheme="minorHAnsi"/>
               <w:noProof/>
-              <w:kern w:val="2"/>
-              <w:szCs w:val="24"/>
+              <w:sz w:val="22"/>
               <w:lang w:eastAsia="ru-RU"/>
-              <w14:ligatures w14:val="standardContextual"/>
             </w:rPr>
           </w:pPr>
-          <w:hyperlink w:anchor="_Toc228912928" w:history="1">
+          <w:hyperlink w:anchor="_Toc231394459" w:history="1">
             <w:r>
               <w:rPr>
                 <w:rStyle w:val="ae"/>
@@ -2485,7 +2458,7 @@
                 <w:noProof/>
                 <w:webHidden/>
               </w:rPr>
-              <w:instrText xml:space="preserve"> PAGEREF _Toc228912928 \h </w:instrText>
+              <w:instrText xml:space="preserve"> PAGEREF _Toc231394459 \h </w:instrText>
             </w:r>
             <w:r>
               <w:rPr>
@@ -2573,107 +2546,107 @@
       <w:pPr>
         <w:pStyle w:val="a"/>
       </w:pPr>
-      <w:bookmarkStart w:id="30" w:name="_Toc228912919"/>
+      <w:bookmarkStart w:id="31" w:name="_Toc231394450"/>
       <w:r>
         <w:t>Цель работы</w:t>
-      </w:r>
-      <w:bookmarkEnd w:id="30"/>
-    </w:p>
-    <w:p>
-      <w:pPr>
-        <w:jc w:val="both"/>
-        <w:rPr>
-          <w:noProof/>
-        </w:rPr>
-      </w:pPr>
-      <w:r>
-        <w:rPr>
-          <w:noProof/>
-        </w:rPr>
-        <w:t>Изучить особенности реализации итерационных методов BCG, BCGStab,</w:t>
-      </w:r>
-      <w:r>
-        <w:rPr>
-          <w:noProof/>
-        </w:rPr>
-        <w:t xml:space="preserve"> </w:t>
-      </w:r>
-      <w:r>
-        <w:rPr>
-          <w:noProof/>
-        </w:rPr>
-        <w:t>GMRES для</w:t>
-      </w:r>
-      <w:r>
-        <w:rPr>
-          <w:noProof/>
-        </w:rPr>
-        <w:t xml:space="preserve"> </w:t>
-      </w:r>
-      <w:r>
-        <w:rPr>
-          <w:noProof/>
-        </w:rPr>
-        <w:t>СЛАУ с несимметричными разреженными матрицами. Исследовать</w:t>
-      </w:r>
-      <w:r>
-        <w:rPr>
-          <w:noProof/>
-          <w:lang w:val="en-US"/>
-        </w:rPr>
-        <w:t xml:space="preserve"> </w:t>
-      </w:r>
-      <w:r>
-        <w:rPr>
-          <w:noProof/>
-        </w:rPr>
-        <w:t>влияние предобусловливания на сходимость этих методов.</w:t>
-      </w:r>
-    </w:p>
-    <w:p>
-      <w:pPr>
-        <w:pStyle w:val="a"/>
-      </w:pPr>
-      <w:bookmarkStart w:id="31" w:name="_Toc228912920"/>
-      <w:r>
-        <w:t>Задание</w:t>
       </w:r>
       <w:bookmarkEnd w:id="31"/>
     </w:p>
     <w:p>
       <w:pPr>
         <w:jc w:val="both"/>
-      </w:pPr>
-      <w:r>
-        <w:t xml:space="preserve">Реализовать решение СЛАУ методом </w:t>
-      </w:r>
-      <w:r>
-        <w:rPr>
-          <w:lang w:val="en-US"/>
-        </w:rPr>
-        <w:t>BSGSTAB</w:t>
-      </w:r>
-      <w:r>
-        <w:t xml:space="preserve"> с диагональным </w:t>
-      </w:r>
-      <w:proofErr w:type="spellStart"/>
-      <w:r>
-        <w:t>предобуславливанием</w:t>
-      </w:r>
-      <w:proofErr w:type="spellEnd"/>
-      <w:r>
-        <w:t>.</w:t>
+        <w:rPr>
+          <w:noProof/>
+        </w:rPr>
+      </w:pPr>
+      <w:r>
+        <w:rPr>
+          <w:noProof/>
+        </w:rPr>
+        <w:t>Изучить особенности реализации итерационных методов BCG, BCGStab,</w:t>
+      </w:r>
+      <w:r>
+        <w:rPr>
+          <w:noProof/>
+        </w:rPr>
+        <w:t xml:space="preserve"> </w:t>
+      </w:r>
+      <w:r>
+        <w:rPr>
+          <w:noProof/>
+        </w:rPr>
+        <w:t>GMRES для</w:t>
+      </w:r>
+      <w:r>
+        <w:rPr>
+          <w:noProof/>
+        </w:rPr>
+        <w:t xml:space="preserve"> </w:t>
+      </w:r>
+      <w:r>
+        <w:rPr>
+          <w:noProof/>
+        </w:rPr>
+        <w:t>СЛАУ с несимметричными разреженными матрицами. Исследовать</w:t>
+      </w:r>
+      <w:r>
+        <w:rPr>
+          <w:noProof/>
+          <w:lang w:val="en-US"/>
+        </w:rPr>
+        <w:t xml:space="preserve"> </w:t>
+      </w:r>
+      <w:r>
+        <w:rPr>
+          <w:noProof/>
+        </w:rPr>
+        <w:t>влияние предобусловливания на сходимость этих методов.</w:t>
       </w:r>
     </w:p>
     <w:p>
       <w:pPr>
         <w:pStyle w:val="a"/>
       </w:pPr>
-      <w:bookmarkStart w:id="32" w:name="_Toc228912921"/>
+      <w:bookmarkStart w:id="32" w:name="_Toc231394451"/>
+      <w:r>
+        <w:t>Задание</w:t>
+      </w:r>
+      <w:bookmarkEnd w:id="32"/>
+    </w:p>
+    <w:p>
+      <w:pPr>
+        <w:jc w:val="both"/>
+      </w:pPr>
+      <w:r>
+        <w:t xml:space="preserve">Реализовать решение СЛАУ методом </w:t>
+      </w:r>
+      <w:r>
+        <w:rPr>
+          <w:lang w:val="en-US"/>
+        </w:rPr>
+        <w:t>BSGSTAB</w:t>
+      </w:r>
+      <w:r>
+        <w:t xml:space="preserve"> с диагональным </w:t>
+      </w:r>
+      <w:proofErr w:type="spellStart"/>
+      <w:r>
+        <w:t>предобуславливанием</w:t>
+      </w:r>
+      <w:proofErr w:type="spellEnd"/>
+      <w:r>
+        <w:t>.</w:t>
+      </w:r>
+    </w:p>
+    <w:p>
+      <w:pPr>
+        <w:pStyle w:val="a"/>
+      </w:pPr>
+      <w:bookmarkStart w:id="33" w:name="_Toc231394452"/>
       <w:r>
         <w:t>Теоретическая часть</w:t>
       </w:r>
-      <w:bookmarkEnd w:id="32"/>
+      <w:bookmarkEnd w:id="33"/>
     </w:p>
     <w:p>
       <w:pPr>
@@ -3260,7 +3233,23 @@
                 <w:noProof/>
                 <w:lang w:val="en-US"/>
               </w:rPr>
-              <m:t>k-1</m:t>
+              <m:t>k</m:t>
+            </m:r>
+            <m:r>
+              <w:rPr>
+                <w:rFonts w:ascii="Cambria Math" w:hAnsi="Cambria Math"/>
+                <w:noProof/>
+                <w:lang w:val="en-US"/>
+              </w:rPr>
+              <m:t>-</m:t>
+            </m:r>
+            <m:r>
+              <w:rPr>
+                <w:rFonts w:ascii="Cambria Math" w:hAnsi="Cambria Math"/>
+                <w:noProof/>
+                <w:lang w:val="en-US"/>
+              </w:rPr>
+              <m:t>1</m:t>
             </m:r>
           </m:sup>
         </m:sSup>
@@ -3414,7 +3403,23 @@
                     <w:noProof/>
                     <w:lang w:val="en-US"/>
                   </w:rPr>
-                  <m:t>k-1</m:t>
+                  <m:t>k</m:t>
+                </m:r>
+                <m:r>
+                  <w:rPr>
+                    <w:rFonts w:ascii="Cambria Math" w:hAnsi="Cambria Math"/>
+                    <w:noProof/>
+                    <w:lang w:val="en-US"/>
+                  </w:rPr>
+                  <m:t>-</m:t>
+                </m:r>
+                <m:r>
+                  <w:rPr>
+                    <w:rFonts w:ascii="Cambria Math" w:hAnsi="Cambria Math"/>
+                    <w:noProof/>
+                    <w:lang w:val="en-US"/>
+                  </w:rPr>
+                  <m:t>1</m:t>
                 </m:r>
               </m:sup>
             </m:sSup>
@@ -3462,7 +3467,23 @@
                     <w:noProof/>
                     <w:lang w:val="en-US"/>
                   </w:rPr>
-                  <m:t>k-1</m:t>
+                  <m:t>k</m:t>
+                </m:r>
+                <m:r>
+                  <w:rPr>
+                    <w:rFonts w:ascii="Cambria Math" w:hAnsi="Cambria Math"/>
+                    <w:noProof/>
+                    <w:lang w:val="en-US"/>
+                  </w:rPr>
+                  <m:t>-</m:t>
+                </m:r>
+                <m:r>
+                  <w:rPr>
+                    <w:rFonts w:ascii="Cambria Math" w:hAnsi="Cambria Math"/>
+                    <w:noProof/>
+                    <w:lang w:val="en-US"/>
+                  </w:rPr>
+                  <m:t>1</m:t>
                 </m:r>
               </m:sup>
             </m:sSup>
@@ -3497,7 +3518,23 @@
                     <w:noProof/>
                     <w:lang w:val="en-US"/>
                   </w:rPr>
-                  <m:t>k-1</m:t>
+                  <m:t>k</m:t>
+                </m:r>
+                <m:r>
+                  <w:rPr>
+                    <w:rFonts w:ascii="Cambria Math" w:hAnsi="Cambria Math"/>
+                    <w:noProof/>
+                    <w:lang w:val="en-US"/>
+                  </w:rPr>
+                  <m:t>-</m:t>
+                </m:r>
+                <m:r>
+                  <w:rPr>
+                    <w:rFonts w:ascii="Cambria Math" w:hAnsi="Cambria Math"/>
+                    <w:noProof/>
+                    <w:lang w:val="en-US"/>
+                  </w:rPr>
+                  <m:t>1</m:t>
                 </m:r>
               </m:sup>
             </m:sSup>
@@ -3590,7 +3627,23 @@
                 <w:noProof/>
                 <w:lang w:val="en-US"/>
               </w:rPr>
-              <m:t>k-1</m:t>
+              <m:t>k</m:t>
+            </m:r>
+            <m:r>
+              <w:rPr>
+                <w:rFonts w:ascii="Cambria Math" w:hAnsi="Cambria Math"/>
+                <w:noProof/>
+                <w:lang w:val="en-US"/>
+              </w:rPr>
+              <m:t>-</m:t>
+            </m:r>
+            <m:r>
+              <w:rPr>
+                <w:rFonts w:ascii="Cambria Math" w:hAnsi="Cambria Math"/>
+                <w:noProof/>
+                <w:lang w:val="en-US"/>
+              </w:rPr>
+              <m:t>1</m:t>
             </m:r>
           </m:sup>
         </m:sSup>
@@ -3672,7 +3725,23 @@
                 <w:noProof/>
                 <w:lang w:val="en-US"/>
               </w:rPr>
-              <m:t>k-1</m:t>
+              <m:t>k</m:t>
+            </m:r>
+            <m:r>
+              <w:rPr>
+                <w:rFonts w:ascii="Cambria Math" w:hAnsi="Cambria Math"/>
+                <w:noProof/>
+                <w:lang w:val="en-US"/>
+              </w:rPr>
+              <m:t>-</m:t>
+            </m:r>
+            <m:r>
+              <w:rPr>
+                <w:rFonts w:ascii="Cambria Math" w:hAnsi="Cambria Math"/>
+                <w:noProof/>
+                <w:lang w:val="en-US"/>
+              </w:rPr>
+              <m:t>1</m:t>
             </m:r>
           </m:sup>
         </m:sSup>
@@ -3713,7 +3782,23 @@
                 <w:noProof/>
                 <w:lang w:val="en-US"/>
               </w:rPr>
-              <m:t>k-1</m:t>
+              <m:t>k</m:t>
+            </m:r>
+            <m:r>
+              <w:rPr>
+                <w:rFonts w:ascii="Cambria Math" w:hAnsi="Cambria Math"/>
+                <w:noProof/>
+                <w:lang w:val="en-US"/>
+              </w:rPr>
+              <m:t>-</m:t>
+            </m:r>
+            <m:r>
+              <w:rPr>
+                <w:rFonts w:ascii="Cambria Math" w:hAnsi="Cambria Math"/>
+                <w:noProof/>
+                <w:lang w:val="en-US"/>
+              </w:rPr>
+              <m:t>1</m:t>
             </m:r>
           </m:sup>
         </m:sSup>
@@ -3746,7 +3831,23 @@
                 <w:noProof/>
                 <w:lang w:val="en-US"/>
               </w:rPr>
-              <m:t>k-1</m:t>
+              <m:t>k</m:t>
+            </m:r>
+            <m:r>
+              <w:rPr>
+                <w:rFonts w:ascii="Cambria Math" w:hAnsi="Cambria Math"/>
+                <w:noProof/>
+                <w:lang w:val="en-US"/>
+              </w:rPr>
+              <m:t>-</m:t>
+            </m:r>
+            <m:r>
+              <w:rPr>
+                <w:rFonts w:ascii="Cambria Math" w:hAnsi="Cambria Math"/>
+                <w:noProof/>
+                <w:lang w:val="en-US"/>
+              </w:rPr>
+              <m:t>1</m:t>
             </m:r>
           </m:sup>
         </m:sSup>
@@ -3814,7 +3915,15 @@
             <w:noProof/>
             <w:lang w:val="en-US"/>
           </w:rPr>
-          <m:t>=A</m:t>
+          <m:t>=</m:t>
+        </m:r>
+        <m:r>
+          <w:rPr>
+            <w:rFonts w:ascii="Cambria Math" w:hAnsi="Cambria Math"/>
+            <w:noProof/>
+            <w:lang w:val="en-US"/>
+          </w:rPr>
+          <m:t>A</m:t>
         </m:r>
         <m:sSup>
           <m:sSupPr>
@@ -4133,7 +4242,23 @@
                 <w:noProof/>
                 <w:lang w:val="en-US"/>
               </w:rPr>
-              <m:t>k-1</m:t>
+              <m:t>k</m:t>
+            </m:r>
+            <m:r>
+              <w:rPr>
+                <w:rFonts w:ascii="Cambria Math" w:hAnsi="Cambria Math"/>
+                <w:noProof/>
+                <w:lang w:val="en-US"/>
+              </w:rPr>
+              <m:t>-</m:t>
+            </m:r>
+            <m:r>
+              <w:rPr>
+                <w:rFonts w:ascii="Cambria Math" w:hAnsi="Cambria Math"/>
+                <w:noProof/>
+                <w:lang w:val="en-US"/>
+              </w:rPr>
+              <m:t>1</m:t>
             </m:r>
           </m:sup>
         </m:sSup>
@@ -4267,7 +4392,15 @@
             <w:noProof/>
             <w:lang w:val="en-US"/>
           </w:rPr>
-          <m:t>=A</m:t>
+          <m:t>=</m:t>
+        </m:r>
+        <m:r>
+          <w:rPr>
+            <w:rFonts w:ascii="Cambria Math" w:hAnsi="Cambria Math"/>
+            <w:noProof/>
+            <w:lang w:val="en-US"/>
+          </w:rPr>
+          <m:t>A</m:t>
         </m:r>
         <m:sSup>
           <m:sSupPr>
@@ -4651,7 +4784,23 @@
                 <w:noProof/>
                 <w:lang w:val="en-US"/>
               </w:rPr>
-              <m:t>k-1</m:t>
+              <m:t>k</m:t>
+            </m:r>
+            <m:r>
+              <w:rPr>
+                <w:rFonts w:ascii="Cambria Math" w:hAnsi="Cambria Math"/>
+                <w:noProof/>
+                <w:lang w:val="en-US"/>
+              </w:rPr>
+              <m:t>-</m:t>
+            </m:r>
+            <m:r>
+              <w:rPr>
+                <w:rFonts w:ascii="Cambria Math" w:hAnsi="Cambria Math"/>
+                <w:noProof/>
+                <w:lang w:val="en-US"/>
+              </w:rPr>
+              <m:t>1</m:t>
             </m:r>
           </m:sup>
         </m:sSup>
@@ -5202,14 +5351,14 @@
           <w:lang w:val="en-US"/>
         </w:rPr>
       </w:pPr>
-      <w:bookmarkStart w:id="33" w:name="_Toc228912922"/>
+      <w:bookmarkStart w:id="34" w:name="_Toc231394453"/>
       <w:r>
         <w:rPr>
           <w:noProof/>
         </w:rPr>
         <w:t>Исследования</w:t>
       </w:r>
-      <w:bookmarkEnd w:id="33"/>
+      <w:bookmarkEnd w:id="34"/>
     </w:p>
     <w:p>
       <w:r>
@@ -5305,11 +5454,11 @@
           <w:lang w:val="en-US"/>
         </w:rPr>
       </w:pPr>
-      <w:bookmarkStart w:id="34" w:name="_Toc228912923"/>
+      <w:bookmarkStart w:id="35" w:name="_Toc231394454"/>
       <w:r>
         <w:t>Матрица малой размерности</w:t>
       </w:r>
-      <w:bookmarkEnd w:id="34"/>
+      <w:bookmarkEnd w:id="35"/>
     </w:p>
     <w:p>
       <w:pPr>
@@ -6267,7 +6416,7 @@
           <w:noProof/>
         </w:rPr>
       </w:pPr>
-      <w:bookmarkStart w:id="35" w:name="_Toc228912924"/>
+      <w:bookmarkStart w:id="36" w:name="_Toc231394455"/>
       <w:r>
         <w:rPr>
           <w:rFonts w:eastAsiaTheme="minorEastAsia"/>
@@ -6275,7 +6424,7 @@
         </w:rPr>
         <w:t>Сравнение с методами, используемыми в практическом задании №3 на сетке с большим количеством узлов</w:t>
       </w:r>
-      <w:bookmarkEnd w:id="35"/>
+      <w:bookmarkEnd w:id="36"/>
     </w:p>
     <w:tbl>
       <w:tblPr>
@@ -13994,209 +14143,209 @@
       <w:pPr>
         <w:pStyle w:val="a"/>
       </w:pPr>
-      <w:bookmarkStart w:id="36" w:name="_Toc228912925"/>
+      <w:bookmarkStart w:id="37" w:name="_Toc231394456"/>
       <w:r>
         <w:t>Выводы</w:t>
-      </w:r>
-      <w:bookmarkEnd w:id="36"/>
-    </w:p>
-    <w:p>
-      <w:pPr>
-        <w:jc w:val="both"/>
-      </w:pPr>
-      <w:r>
-        <w:t xml:space="preserve">Из проведенных исследований можно сделать вывод, что </w:t>
-      </w:r>
-      <w:r>
-        <w:t>н</w:t>
-      </w:r>
-      <w:r>
-        <w:t>а сетках с большим количеством узлов</w:t>
-      </w:r>
-      <w:r>
-        <w:t xml:space="preserve"> </w:t>
-      </w:r>
-      <w:r>
-        <w:rPr>
-          <w:lang w:val="en-AU"/>
-        </w:rPr>
-        <w:t>BCGSTAB</w:t>
-      </w:r>
-      <w:r>
-        <w:t xml:space="preserve"> затрачивает</w:t>
-      </w:r>
-      <w:r>
-        <w:t xml:space="preserve"> </w:t>
-      </w:r>
-      <w:r>
-        <w:t>времени</w:t>
-      </w:r>
-      <w:r>
-        <w:t xml:space="preserve"> сопоставимо с </w:t>
-      </w:r>
-      <w:r>
-        <w:rPr>
-          <w:lang w:val="en-US"/>
-        </w:rPr>
-        <w:t>LOS</w:t>
-      </w:r>
-      <w:r>
-        <w:t>.</w:t>
-      </w:r>
-      <w:r>
-        <w:t xml:space="preserve"> Поэтому, </w:t>
-      </w:r>
-      <w:r>
-        <w:t>для этой задачи лучше использовать решатель для несимметричных СЛАУ</w:t>
-      </w:r>
-      <w:r>
-        <w:t xml:space="preserve">. </w:t>
-      </w:r>
-      <w:r>
-        <w:t xml:space="preserve">Также видно, что коэффициенты уравнения в основном влияют на сходимость </w:t>
-      </w:r>
-      <w:r>
-        <w:t>итерационных решателей СЛАУ</w:t>
-      </w:r>
-      <w:r>
-        <w:t>.</w:t>
-      </w:r>
-      <w:r>
-        <w:t xml:space="preserve"> </w:t>
-      </w:r>
-      <w:r>
-        <w:t>М</w:t>
-      </w:r>
-      <w:r>
-        <w:t>ожно заметить, что</w:t>
-      </w:r>
-      <w:r>
-        <w:t xml:space="preserve"> </w:t>
-      </w:r>
-      <w:r>
-        <w:rPr>
-          <w:lang w:val="en-AU"/>
-        </w:rPr>
-        <w:t>BCGSTAB</w:t>
-      </w:r>
-      <w:r>
-        <w:t xml:space="preserve"> также </w:t>
-      </w:r>
-      <w:r>
-        <w:t xml:space="preserve">начинает расходится при больших </w:t>
-      </w:r>
-      <w:r>
-        <w:rPr>
-          <w:rFonts w:cs="Times New Roman"/>
-          <w:noProof/>
-          <w:color w:val="000000"/>
-          <w:sz w:val="22"/>
-          <w:lang w:val="en-US"/>
-        </w:rPr>
-        <w:t>σ</w:t>
-      </w:r>
-      <w:r>
-        <w:rPr>
-          <w:rFonts w:cs="Times New Roman"/>
-          <w:noProof/>
-          <w:color w:val="000000"/>
-          <w:sz w:val="22"/>
-        </w:rPr>
-        <w:t xml:space="preserve">, </w:t>
-      </w:r>
-      <w:r>
-        <w:rPr>
-          <w:rFonts w:cs="Times New Roman"/>
-          <w:noProof/>
-          <w:color w:val="000000"/>
-          <w:sz w:val="22"/>
-          <w:lang w:val="en-US"/>
-        </w:rPr>
-        <w:t>ω</w:t>
-      </w:r>
-      <w:r>
-        <w:rPr>
-          <w:rFonts w:cs="Times New Roman"/>
-          <w:noProof/>
-          <w:color w:val="000000"/>
-          <w:sz w:val="22"/>
-        </w:rPr>
-        <w:t xml:space="preserve"> (но позже чем МСГ)</w:t>
-      </w:r>
-      <w:r>
-        <w:t>.</w:t>
-      </w:r>
-      <w:r>
-        <w:t xml:space="preserve"> </w:t>
-      </w:r>
-      <w:r>
-        <w:t xml:space="preserve">Поэтому можно предположить, что на сходимость </w:t>
-      </w:r>
-      <w:r>
-        <w:rPr>
-          <w:lang w:val="en-US"/>
-        </w:rPr>
-        <w:t>LOS</w:t>
-      </w:r>
-      <w:r>
-        <w:t xml:space="preserve"> влияла не только несимметричность, но и то, что матрица</w:t>
-      </w:r>
-      <w:r>
-        <w:t xml:space="preserve"> </w:t>
-      </w:r>
-      <w:r>
-        <w:t xml:space="preserve">становилась плохо обусловленной при большом разбросе значений коэффициентов (это приводило к большому разбросу собственных значений матрицы). При этом диагональное </w:t>
-      </w:r>
-      <w:proofErr w:type="spellStart"/>
-      <w:r>
-        <w:t>предобуславливание</w:t>
-      </w:r>
-      <w:proofErr w:type="spellEnd"/>
-      <w:r>
-        <w:t xml:space="preserve"> эффективно только когда диагональ доминирует, а при экстремальных коэффициентах </w:t>
-      </w:r>
-      <w:proofErr w:type="spellStart"/>
-      <w:r>
-        <w:t>внедиагональные</w:t>
-      </w:r>
-      <w:proofErr w:type="spellEnd"/>
-      <w:r>
-        <w:t xml:space="preserve"> элементы могут стать сравнимы с диагональными.</w:t>
-      </w:r>
-    </w:p>
-    <w:p>
-      <w:pPr>
-        <w:spacing w:after="160"/>
-        <w:ind w:left="0" w:right="0"/>
-      </w:pPr>
-      <w:r>
-        <w:br w:type="page"/>
-      </w:r>
-    </w:p>
-    <w:p>
-      <w:pPr>
-        <w:pStyle w:val="afd"/>
-        <w:ind w:left="1004"/>
-      </w:pPr>
-    </w:p>
-    <w:p>
-      <w:pPr>
-        <w:pStyle w:val="a"/>
-      </w:pPr>
-      <w:bookmarkStart w:id="37" w:name="_Toc228912926"/>
-      <w:r>
-        <w:t>Текст программы</w:t>
       </w:r>
       <w:bookmarkEnd w:id="37"/>
     </w:p>
     <w:p>
       <w:pPr>
+        <w:jc w:val="both"/>
+      </w:pPr>
+      <w:r>
+        <w:t xml:space="preserve">Из проведенных исследований можно сделать вывод, что </w:t>
+      </w:r>
+      <w:r>
+        <w:t>н</w:t>
+      </w:r>
+      <w:r>
+        <w:t>а сетках с большим количеством узлов</w:t>
+      </w:r>
+      <w:r>
+        <w:t xml:space="preserve"> </w:t>
+      </w:r>
+      <w:r>
+        <w:rPr>
+          <w:lang w:val="en-AU"/>
+        </w:rPr>
+        <w:t>BCGSTAB</w:t>
+      </w:r>
+      <w:r>
+        <w:t xml:space="preserve"> затрачивает</w:t>
+      </w:r>
+      <w:r>
+        <w:t xml:space="preserve"> </w:t>
+      </w:r>
+      <w:r>
+        <w:t>времени</w:t>
+      </w:r>
+      <w:r>
+        <w:t xml:space="preserve"> сопоставимо с </w:t>
+      </w:r>
+      <w:r>
+        <w:rPr>
+          <w:lang w:val="en-US"/>
+        </w:rPr>
+        <w:t>LOS</w:t>
+      </w:r>
+      <w:r>
+        <w:t>.</w:t>
+      </w:r>
+      <w:r>
+        <w:t xml:space="preserve"> Поэтому, </w:t>
+      </w:r>
+      <w:r>
+        <w:t>для этой задачи лучше использовать решатель для несимметричных СЛАУ</w:t>
+      </w:r>
+      <w:r>
+        <w:t xml:space="preserve">. </w:t>
+      </w:r>
+      <w:r>
+        <w:t xml:space="preserve">Также видно, что коэффициенты уравнения в основном влияют на сходимость </w:t>
+      </w:r>
+      <w:r>
+        <w:t>итерационных решателей СЛАУ</w:t>
+      </w:r>
+      <w:r>
+        <w:t>.</w:t>
+      </w:r>
+      <w:r>
+        <w:t xml:space="preserve"> </w:t>
+      </w:r>
+      <w:r>
+        <w:t>М</w:t>
+      </w:r>
+      <w:r>
+        <w:t>ожно заметить, что</w:t>
+      </w:r>
+      <w:r>
+        <w:t xml:space="preserve"> </w:t>
+      </w:r>
+      <w:r>
+        <w:rPr>
+          <w:lang w:val="en-AU"/>
+        </w:rPr>
+        <w:t>BCGSTAB</w:t>
+      </w:r>
+      <w:r>
+        <w:t xml:space="preserve"> также </w:t>
+      </w:r>
+      <w:r>
+        <w:t xml:space="preserve">начинает расходится при больших </w:t>
+      </w:r>
+      <w:r>
+        <w:rPr>
+          <w:rFonts w:cs="Times New Roman"/>
+          <w:noProof/>
+          <w:color w:val="000000"/>
+          <w:sz w:val="22"/>
+          <w:lang w:val="en-US"/>
+        </w:rPr>
+        <w:t>σ</w:t>
+      </w:r>
+      <w:r>
+        <w:rPr>
+          <w:rFonts w:cs="Times New Roman"/>
+          <w:noProof/>
+          <w:color w:val="000000"/>
+          <w:sz w:val="22"/>
+        </w:rPr>
+        <w:t xml:space="preserve">, </w:t>
+      </w:r>
+      <w:r>
+        <w:rPr>
+          <w:rFonts w:cs="Times New Roman"/>
+          <w:noProof/>
+          <w:color w:val="000000"/>
+          <w:sz w:val="22"/>
+          <w:lang w:val="en-US"/>
+        </w:rPr>
+        <w:t>ω</w:t>
+      </w:r>
+      <w:r>
+        <w:rPr>
+          <w:rFonts w:cs="Times New Roman"/>
+          <w:noProof/>
+          <w:color w:val="000000"/>
+          <w:sz w:val="22"/>
+        </w:rPr>
+        <w:t xml:space="preserve"> (но позже чем МСГ)</w:t>
+      </w:r>
+      <w:r>
+        <w:t>.</w:t>
+      </w:r>
+      <w:r>
+        <w:t xml:space="preserve"> </w:t>
+      </w:r>
+      <w:r>
+        <w:t xml:space="preserve">Поэтому можно предположить, что на сходимость </w:t>
+      </w:r>
+      <w:r>
+        <w:rPr>
+          <w:lang w:val="en-US"/>
+        </w:rPr>
+        <w:t>LOS</w:t>
+      </w:r>
+      <w:r>
+        <w:t xml:space="preserve"> влияла не только несимметричность, но и то, что матрица</w:t>
+      </w:r>
+      <w:r>
+        <w:t xml:space="preserve"> </w:t>
+      </w:r>
+      <w:r>
+        <w:t xml:space="preserve">становилась плохо обусловленной при большом разбросе значений коэффициентов (это приводило к большому разбросу собственных значений матрицы). При этом диагональное </w:t>
+      </w:r>
+      <w:proofErr w:type="spellStart"/>
+      <w:r>
+        <w:t>предобуславливание</w:t>
+      </w:r>
+      <w:proofErr w:type="spellEnd"/>
+      <w:r>
+        <w:t xml:space="preserve"> эффективно только когда диагональ доминирует, а при экстремальных коэффициентах </w:t>
+      </w:r>
+      <w:proofErr w:type="spellStart"/>
+      <w:r>
+        <w:t>внедиагональные</w:t>
+      </w:r>
+      <w:proofErr w:type="spellEnd"/>
+      <w:r>
+        <w:t xml:space="preserve"> элементы могут стать сравнимы с диагональными.</w:t>
+      </w:r>
+    </w:p>
+    <w:p>
+      <w:pPr>
+        <w:spacing w:after="160"/>
+        <w:ind w:left="0" w:right="0"/>
+      </w:pPr>
+      <w:r>
+        <w:br w:type="page"/>
+      </w:r>
+    </w:p>
+    <w:p>
+      <w:pPr>
+        <w:pStyle w:val="afd"/>
+        <w:ind w:left="1004"/>
+      </w:pPr>
+    </w:p>
+    <w:p>
+      <w:pPr>
+        <w:pStyle w:val="a"/>
+      </w:pPr>
+      <w:bookmarkStart w:id="38" w:name="_Toc231394457"/>
+      <w:r>
+        <w:t>Текст программы</w:t>
+      </w:r>
+      <w:bookmarkEnd w:id="38"/>
+    </w:p>
+    <w:p>
+      <w:pPr>
         <w:pStyle w:val="a0"/>
         <w:rPr>
           <w:lang w:val="en-US"/>
         </w:rPr>
       </w:pPr>
-      <w:bookmarkStart w:id="38" w:name="_Toc228912927"/>
+      <w:bookmarkStart w:id="39" w:name="_Toc231394458"/>
       <w:proofErr w:type="spellStart"/>
       <w:r>
         <w:rPr>
@@ -14204,7 +14353,7 @@
         </w:rPr>
         <w:t>BCGSTAB.h</w:t>
       </w:r>
-      <w:bookmarkEnd w:id="38"/>
+      <w:bookmarkEnd w:id="39"/>
       <w:proofErr w:type="spellEnd"/>
     </w:p>
     <w:p>
@@ -14751,14 +14900,14 @@
           <w:lang w:val="en-US"/>
         </w:rPr>
       </w:pPr>
-      <w:bookmarkStart w:id="39" w:name="_Toc228912928"/>
+      <w:bookmarkStart w:id="40" w:name="_Toc231394459"/>
       <w:r>
         <w:rPr>
           <w:lang w:val="en-US"/>
         </w:rPr>
         <w:t>BCGSTAB.cpp</w:t>
       </w:r>
-      <w:bookmarkEnd w:id="39"/>
+      <w:bookmarkEnd w:id="40"/>
     </w:p>
     <w:p>
       <w:pPr>
@@ -22217,7 +22366,7 @@
 </file>
 
 <file path=word/endnotes.xml><?xml version="1.0" encoding="utf-8"?>
-<w:endnotes xmlns:wpc="http://schemas.microsoft.com/office/word/2010/wordprocessingCanvas" xmlns:cx="http://schemas.microsoft.com/office/drawing/2014/chartex" xmlns:cx1="http://schemas.microsoft.com/office/drawing/2015/9/8/chartex" xmlns:cx2="http://schemas.microsoft.com/office/drawing/2015/10/21/chartex" xmlns:cx3="http://schemas.microsoft.com/office/drawing/2016/5/9/chartex" xmlns:cx4="http://schemas.microsoft.com/office/drawing/2016/5/10/chartex" xmlns:cx5="http://schemas.microsoft.com/office/drawing/2016/5/11/chartex" xmlns:cx6="http://schemas.microsoft.com/office/drawing/2016/5/12/chartex" xmlns:cx7="http://schemas.microsoft.com/office/drawing/2016/5/13/chartex" xmlns:cx8="http://schemas.microsoft.com/office/drawing/2016/5/14/chartex" xmlns:mc="http://schemas.openxmlformats.org/markup-compatibility/2006" xmlns:aink="http://schemas.microsoft.com/office/drawing/2016/ink" xmlns:am3d="http://schemas.microsoft.com/office/drawing/2017/model3d" xmlns:o="urn:schemas-microsoft-com:office:office" xmlns:oel="http://schemas.microsoft.com/office/2019/extlst" xmlns:r="http://schemas.openxmlformats.org/officeDocument/2006/relationships" xmlns:m="http://schemas.openxmlformats.org/officeDocument/2006/math" xmlns:v="urn:schemas-microsoft-com:vml" xmlns:wp14="http://schemas.microsoft.com/office/word/2010/wordprocessingDrawing" xmlns:wp="http://schemas.openxmlformats.org/drawingml/2006/wordprocessingDrawing" xmlns:w10="urn:schemas-microsoft-com:office:word" xmlns:w="http://schemas.openxmlformats.org/wordprocessingml/2006/main" xmlns:w14="http://schemas.microsoft.com/office/word/2010/wordml" xmlns:w15="http://schemas.microsoft.com/office/word/2012/wordml" xmlns:w16cex="http://schemas.microsoft.com/office/word/2018/wordml/cex" xmlns:w16cid="http://schemas.microsoft.com/office/word/2016/wordml/cid" xmlns:w16="http://schemas.microsoft.com/office/word/2018/wordml" xmlns:w16sdtdh="http://schemas.microsoft.com/office/word/2020/wordml/sdtdatahash" xmlns:w16se="http://schemas.microsoft.com/office/word/2015/wordml/symex" xmlns:wpg="http://schemas.microsoft.com/office/word/2010/wordprocessingGroup" xmlns:wpi="http://schemas.microsoft.com/office/word/2010/wordprocessingInk" xmlns:wne="http://schemas.microsoft.com/office/word/2006/wordml" xmlns:wps="http://schemas.microsoft.com/office/word/2010/wordprocessingShape" mc:Ignorable="w14 w15 w16se w16cid w16 w16cex w16sdtdh wp14">
+<w:endnotes xmlns:wpc="http://schemas.microsoft.com/office/word/2010/wordprocessingCanvas" xmlns:cx="http://schemas.microsoft.com/office/drawing/2014/chartex" xmlns:cx1="http://schemas.microsoft.com/office/drawing/2015/9/8/chartex" xmlns:cx2="http://schemas.microsoft.com/office/drawing/2015/10/21/chartex" xmlns:cx3="http://schemas.microsoft.com/office/drawing/2016/5/9/chartex" xmlns:cx4="http://schemas.microsoft.com/office/drawing/2016/5/10/chartex" xmlns:cx5="http://schemas.microsoft.com/office/drawing/2016/5/11/chartex" xmlns:cx6="http://schemas.microsoft.com/office/drawing/2016/5/12/chartex" xmlns:cx7="http://schemas.microsoft.com/office/drawing/2016/5/13/chartex" xmlns:cx8="http://schemas.microsoft.com/office/drawing/2016/5/14/chartex" xmlns:mc="http://schemas.openxmlformats.org/markup-compatibility/2006" xmlns:aink="http://schemas.microsoft.com/office/drawing/2016/ink" xmlns:am3d="http://schemas.microsoft.com/office/drawing/2017/model3d" xmlns:o="urn:schemas-microsoft-com:office:office" xmlns:r="http://schemas.openxmlformats.org/officeDocument/2006/relationships" xmlns:m="http://schemas.openxmlformats.org/officeDocument/2006/math" xmlns:v="urn:schemas-microsoft-com:vml" xmlns:wp14="http://schemas.microsoft.com/office/word/2010/wordprocessingDrawing" xmlns:wp="http://schemas.openxmlformats.org/drawingml/2006/wordprocessingDrawing" xmlns:w10="urn:schemas-microsoft-com:office:word" xmlns:w="http://schemas.openxmlformats.org/wordprocessingml/2006/main" xmlns:w14="http://schemas.microsoft.com/office/word/2010/wordml" xmlns:w15="http://schemas.microsoft.com/office/word/2012/wordml" xmlns:w16cex="http://schemas.microsoft.com/office/word/2018/wordml/cex" xmlns:w16cid="http://schemas.microsoft.com/office/word/2016/wordml/cid" xmlns:w16="http://schemas.microsoft.com/office/word/2018/wordml" xmlns:w16se="http://schemas.microsoft.com/office/word/2015/wordml/symex" xmlns:wpg="http://schemas.microsoft.com/office/word/2010/wordprocessingGroup" xmlns:wpi="http://schemas.microsoft.com/office/word/2010/wordprocessingInk" xmlns:wne="http://schemas.microsoft.com/office/word/2006/wordml" xmlns:wps="http://schemas.microsoft.com/office/word/2010/wordprocessingShape" mc:Ignorable="w14 w15 w16se w16cid w16 w16cex wp14">
   <w:endnote w:type="separator" w:id="-1">
     <w:p>
       <w:pPr>
@@ -22242,7 +22391,7 @@
 </file>
 
 <file path=word/footer1.xml><?xml version="1.0" encoding="utf-8"?>
-<w:ftr xmlns:wpc="http://schemas.microsoft.com/office/word/2010/wordprocessingCanvas" xmlns:cx="http://schemas.microsoft.com/office/drawing/2014/chartex" xmlns:cx1="http://schemas.microsoft.com/office/drawing/2015/9/8/chartex" xmlns:cx2="http://schemas.microsoft.com/office/drawing/2015/10/21/chartex" xmlns:cx3="http://schemas.microsoft.com/office/drawing/2016/5/9/chartex" xmlns:cx4="http://schemas.microsoft.com/office/drawing/2016/5/10/chartex" xmlns:cx5="http://schemas.microsoft.com/office/drawing/2016/5/11/chartex" xmlns:cx6="http://schemas.microsoft.com/office/drawing/2016/5/12/chartex" xmlns:cx7="http://schemas.microsoft.com/office/drawing/2016/5/13/chartex" xmlns:cx8="http://schemas.microsoft.com/office/drawing/2016/5/14/chartex" xmlns:mc="http://schemas.openxmlformats.org/markup-compatibility/2006" xmlns:aink="http://schemas.microsoft.com/office/drawing/2016/ink" xmlns:am3d="http://schemas.microsoft.com/office/drawing/2017/model3d" xmlns:o="urn:schemas-microsoft-com:office:office" xmlns:oel="http://schemas.microsoft.com/office/2019/extlst" xmlns:r="http://schemas.openxmlformats.org/officeDocument/2006/relationships" xmlns:m="http://schemas.openxmlformats.org/officeDocument/2006/math" xmlns:v="urn:schemas-microsoft-com:vml" xmlns:wp14="http://schemas.microsoft.com/office/word/2010/wordprocessingDrawing" xmlns:wp="http://schemas.openxmlformats.org/drawingml/2006/wordprocessingDrawing" xmlns:w10="urn:schemas-microsoft-com:office:word" xmlns:w="http://schemas.openxmlformats.org/wordprocessingml/2006/main" xmlns:w14="http://schemas.microsoft.com/office/word/2010/wordml" xmlns:w15="http://schemas.microsoft.com/office/word/2012/wordml" xmlns:w16cex="http://schemas.microsoft.com/office/word/2018/wordml/cex" xmlns:w16cid="http://schemas.microsoft.com/office/word/2016/wordml/cid" xmlns:w16="http://schemas.microsoft.com/office/word/2018/wordml" xmlns:w16sdtdh="http://schemas.microsoft.com/office/word/2020/wordml/sdtdatahash" xmlns:w16se="http://schemas.microsoft.com/office/word/2015/wordml/symex" xmlns:wpg="http://schemas.microsoft.com/office/word/2010/wordprocessingGroup" xmlns:wpi="http://schemas.microsoft.com/office/word/2010/wordprocessingInk" xmlns:wne="http://schemas.microsoft.com/office/word/2006/wordml" xmlns:wps="http://schemas.microsoft.com/office/word/2010/wordprocessingShape" mc:Ignorable="w14 w15 w16se w16cid w16 w16cex w16sdtdh wp14">
+<w:ftr xmlns:wpc="http://schemas.microsoft.com/office/word/2010/wordprocessingCanvas" xmlns:cx="http://schemas.microsoft.com/office/drawing/2014/chartex" xmlns:cx1="http://schemas.microsoft.com/office/drawing/2015/9/8/chartex" xmlns:cx2="http://schemas.microsoft.com/office/drawing/2015/10/21/chartex" xmlns:cx3="http://schemas.microsoft.com/office/drawing/2016/5/9/chartex" xmlns:cx4="http://schemas.microsoft.com/office/drawing/2016/5/10/chartex" xmlns:cx5="http://schemas.microsoft.com/office/drawing/2016/5/11/chartex" xmlns:cx6="http://schemas.microsoft.com/office/drawing/2016/5/12/chartex" xmlns:cx7="http://schemas.microsoft.com/office/drawing/2016/5/13/chartex" xmlns:cx8="http://schemas.microsoft.com/office/drawing/2016/5/14/chartex" xmlns:mc="http://schemas.openxmlformats.org/markup-compatibility/2006" xmlns:aink="http://schemas.microsoft.com/office/drawing/2016/ink" xmlns:am3d="http://schemas.microsoft.com/office/drawing/2017/model3d" xmlns:o="urn:schemas-microsoft-com:office:office" xmlns:r="http://schemas.openxmlformats.org/officeDocument/2006/relationships" xmlns:m="http://schemas.openxmlformats.org/officeDocument/2006/math" xmlns:v="urn:schemas-microsoft-com:vml" xmlns:wp14="http://schemas.microsoft.com/office/word/2010/wordprocessingDrawing" xmlns:wp="http://schemas.openxmlformats.org/drawingml/2006/wordprocessingDrawing" xmlns:w10="urn:schemas-microsoft-com:office:word" xmlns:w="http://schemas.openxmlformats.org/wordprocessingml/2006/main" xmlns:w14="http://schemas.microsoft.com/office/word/2010/wordml" xmlns:w15="http://schemas.microsoft.com/office/word/2012/wordml" xmlns:w16cex="http://schemas.microsoft.com/office/word/2018/wordml/cex" xmlns:w16cid="http://schemas.microsoft.com/office/word/2016/wordml/cid" xmlns:w16="http://schemas.microsoft.com/office/word/2018/wordml" xmlns:w16se="http://schemas.microsoft.com/office/word/2015/wordml/symex" xmlns:wpg="http://schemas.microsoft.com/office/word/2010/wordprocessingGroup" xmlns:wpi="http://schemas.microsoft.com/office/word/2010/wordprocessingInk" xmlns:wne="http://schemas.microsoft.com/office/word/2006/wordml" xmlns:wps="http://schemas.microsoft.com/office/word/2010/wordprocessingShape" mc:Ignorable="w14 w15 w16se w16cid w16 w16cex wp14">
   <w:sdt>
     <w:sdtPr>
       <w:id w:val="-404993250"/>
@@ -22251,6 +22400,7 @@
         <w:docPartUnique/>
       </w:docPartObj>
     </w:sdtPr>
+    <w:sdtEndPr/>
     <w:sdtContent>
       <w:p>
         <w:pPr>
@@ -22282,7 +22432,7 @@
 </file>
 
 <file path=word/footer2.xml><?xml version="1.0" encoding="utf-8"?>
-<w:ftr xmlns:wpc="http://schemas.microsoft.com/office/word/2010/wordprocessingCanvas" xmlns:cx="http://schemas.microsoft.com/office/drawing/2014/chartex" xmlns:cx1="http://schemas.microsoft.com/office/drawing/2015/9/8/chartex" xmlns:cx2="http://schemas.microsoft.com/office/drawing/2015/10/21/chartex" xmlns:cx3="http://schemas.microsoft.com/office/drawing/2016/5/9/chartex" xmlns:cx4="http://schemas.microsoft.com/office/drawing/2016/5/10/chartex" xmlns:cx5="http://schemas.microsoft.com/office/drawing/2016/5/11/chartex" xmlns:cx6="http://schemas.microsoft.com/office/drawing/2016/5/12/chartex" xmlns:cx7="http://schemas.microsoft.com/office/drawing/2016/5/13/chartex" xmlns:cx8="http://schemas.microsoft.com/office/drawing/2016/5/14/chartex" xmlns:mc="http://schemas.openxmlformats.org/markup-compatibility/2006" xmlns:aink="http://schemas.microsoft.com/office/drawing/2016/ink" xmlns:am3d="http://schemas.microsoft.com/office/drawing/2017/model3d" xmlns:o="urn:schemas-microsoft-com:office:office" xmlns:oel="http://schemas.microsoft.com/office/2019/extlst" xmlns:r="http://schemas.openxmlformats.org/officeDocument/2006/relationships" xmlns:m="http://schemas.openxmlformats.org/officeDocument/2006/math" xmlns:v="urn:schemas-microsoft-com:vml" xmlns:wp14="http://schemas.microsoft.com/office/word/2010/wordprocessingDrawing" xmlns:wp="http://schemas.openxmlformats.org/drawingml/2006/wordprocessingDrawing" xmlns:w10="urn:schemas-microsoft-com:office:word" xmlns:w="http://schemas.openxmlformats.org/wordprocessingml/2006/main" xmlns:w14="http://schemas.microsoft.com/office/word/2010/wordml" xmlns:w15="http://schemas.microsoft.com/office/word/2012/wordml" xmlns:w16cex="http://schemas.microsoft.com/office/word/2018/wordml/cex" xmlns:w16cid="http://schemas.microsoft.com/office/word/2016/wordml/cid" xmlns:w16="http://schemas.microsoft.com/office/word/2018/wordml" xmlns:w16sdtdh="http://schemas.microsoft.com/office/word/2020/wordml/sdtdatahash" xmlns:w16se="http://schemas.microsoft.com/office/word/2015/wordml/symex" xmlns:wpg="http://schemas.microsoft.com/office/word/2010/wordprocessingGroup" xmlns:wpi="http://schemas.microsoft.com/office/word/2010/wordprocessingInk" xmlns:wne="http://schemas.microsoft.com/office/word/2006/wordml" xmlns:wps="http://schemas.microsoft.com/office/word/2010/wordprocessingShape" mc:Ignorable="w14 w15 w16se w16cid w16 w16cex w16sdtdh wp14">
+<w:ftr xmlns:wpc="http://schemas.microsoft.com/office/word/2010/wordprocessingCanvas" xmlns:cx="http://schemas.microsoft.com/office/drawing/2014/chartex" xmlns:cx1="http://schemas.microsoft.com/office/drawing/2015/9/8/chartex" xmlns:cx2="http://schemas.microsoft.com/office/drawing/2015/10/21/chartex" xmlns:cx3="http://schemas.microsoft.com/office/drawing/2016/5/9/chartex" xmlns:cx4="http://schemas.microsoft.com/office/drawing/2016/5/10/chartex" xmlns:cx5="http://schemas.microsoft.com/office/drawing/2016/5/11/chartex" xmlns:cx6="http://schemas.microsoft.com/office/drawing/2016/5/12/chartex" xmlns:cx7="http://schemas.microsoft.com/office/drawing/2016/5/13/chartex" xmlns:cx8="http://schemas.microsoft.com/office/drawing/2016/5/14/chartex" xmlns:mc="http://schemas.openxmlformats.org/markup-compatibility/2006" xmlns:aink="http://schemas.microsoft.com/office/drawing/2016/ink" xmlns:am3d="http://schemas.microsoft.com/office/drawing/2017/model3d" xmlns:o="urn:schemas-microsoft-com:office:office" xmlns:r="http://schemas.openxmlformats.org/officeDocument/2006/relationships" xmlns:m="http://schemas.openxmlformats.org/officeDocument/2006/math" xmlns:v="urn:schemas-microsoft-com:vml" xmlns:wp14="http://schemas.microsoft.com/office/word/2010/wordprocessingDrawing" xmlns:wp="http://schemas.openxmlformats.org/drawingml/2006/wordprocessingDrawing" xmlns:w10="urn:schemas-microsoft-com:office:word" xmlns:w="http://schemas.openxmlformats.org/wordprocessingml/2006/main" xmlns:w14="http://schemas.microsoft.com/office/word/2010/wordml" xmlns:w15="http://schemas.microsoft.com/office/word/2012/wordml" xmlns:w16cex="http://schemas.microsoft.com/office/word/2018/wordml/cex" xmlns:w16cid="http://schemas.microsoft.com/office/word/2016/wordml/cid" xmlns:w16="http://schemas.microsoft.com/office/word/2018/wordml" xmlns:w16se="http://schemas.microsoft.com/office/word/2015/wordml/symex" xmlns:wpg="http://schemas.microsoft.com/office/word/2010/wordprocessingGroup" xmlns:wpi="http://schemas.microsoft.com/office/word/2010/wordprocessingInk" xmlns:wne="http://schemas.microsoft.com/office/word/2006/wordml" xmlns:wps="http://schemas.microsoft.com/office/word/2010/wordprocessingShape" mc:Ignorable="w14 w15 w16se w16cid w16 w16cex wp14">
   <w:sdt>
     <w:sdtPr>
       <w:id w:val="-627082755"/>
@@ -22291,6 +22441,7 @@
         <w:docPartUnique/>
       </w:docPartObj>
     </w:sdtPr>
+    <w:sdtEndPr/>
     <w:sdtContent>
       <w:p>
         <w:pPr>
@@ -22322,7 +22473,7 @@
 </file>
 
 <file path=word/footnotes.xml><?xml version="1.0" encoding="utf-8"?>
-<w:footnotes xmlns:wpc="http://schemas.microsoft.com/office/word/2010/wordprocessingCanvas" xmlns:cx="http://schemas.microsoft.com/office/drawing/2014/chartex" xmlns:cx1="http://schemas.microsoft.com/office/drawing/2015/9/8/chartex" xmlns:cx2="http://schemas.microsoft.com/office/drawing/2015/10/21/chartex" xmlns:cx3="http://schemas.microsoft.com/office/drawing/2016/5/9/chartex" xmlns:cx4="http://schemas.microsoft.com/office/drawing/2016/5/10/chartex" xmlns:cx5="http://schemas.microsoft.com/office/drawing/2016/5/11/chartex" xmlns:cx6="http://schemas.microsoft.com/office/drawing/2016/5/12/chartex" xmlns:cx7="http://schemas.microsoft.com/office/drawing/2016/5/13/chartex" xmlns:cx8="http://schemas.microsoft.com/office/drawing/2016/5/14/chartex" xmlns:mc="http://schemas.openxmlformats.org/markup-compatibility/2006" xmlns:aink="http://schemas.microsoft.com/office/drawing/2016/ink" xmlns:am3d="http://schemas.microsoft.com/office/drawing/2017/model3d" xmlns:o="urn:schemas-microsoft-com:office:office" xmlns:oel="http://schemas.microsoft.com/office/2019/extlst" xmlns:r="http://schemas.openxmlformats.org/officeDocument/2006/relationships" xmlns:m="http://schemas.openxmlformats.org/officeDocument/2006/math" xmlns:v="urn:schemas-microsoft-com:vml" xmlns:wp14="http://schemas.microsoft.com/office/word/2010/wordprocessingDrawing" xmlns:wp="http://schemas.openxmlformats.org/drawingml/2006/wordprocessingDrawing" xmlns:w10="urn:schemas-microsoft-com:office:word" xmlns:w="http://schemas.openxmlformats.org/wordprocessingml/2006/main" xmlns:w14="http://schemas.microsoft.com/office/word/2010/wordml" xmlns:w15="http://schemas.microsoft.com/office/word/2012/wordml" xmlns:w16cex="http://schemas.microsoft.com/office/word/2018/wordml/cex" xmlns:w16cid="http://schemas.microsoft.com/office/word/2016/wordml/cid" xmlns:w16="http://schemas.microsoft.com/office/word/2018/wordml" xmlns:w16sdtdh="http://schemas.microsoft.com/office/word/2020/wordml/sdtdatahash" xmlns:w16se="http://schemas.microsoft.com/office/word/2015/wordml/symex" xmlns:wpg="http://schemas.microsoft.com/office/word/2010/wordprocessingGroup" xmlns:wpi="http://schemas.microsoft.com/office/word/2010/wordprocessingInk" xmlns:wne="http://schemas.microsoft.com/office/word/2006/wordml" xmlns:wps="http://schemas.microsoft.com/office/word/2010/wordprocessingShape" mc:Ignorable="w14 w15 w16se w16cid w16 w16cex w16sdtdh wp14">
+<w:footnotes xmlns:wpc="http://schemas.microsoft.com/office/word/2010/wordprocessingCanvas" xmlns:cx="http://schemas.microsoft.com/office/drawing/2014/chartex" xmlns:cx1="http://schemas.microsoft.com/office/drawing/2015/9/8/chartex" xmlns:cx2="http://schemas.microsoft.com/office/drawing/2015/10/21/chartex" xmlns:cx3="http://schemas.microsoft.com/office/drawing/2016/5/9/chartex" xmlns:cx4="http://schemas.microsoft.com/office/drawing/2016/5/10/chartex" xmlns:cx5="http://schemas.microsoft.com/office/drawing/2016/5/11/chartex" xmlns:cx6="http://schemas.microsoft.com/office/drawing/2016/5/12/chartex" xmlns:cx7="http://schemas.microsoft.com/office/drawing/2016/5/13/chartex" xmlns:cx8="http://schemas.microsoft.com/office/drawing/2016/5/14/chartex" xmlns:mc="http://schemas.openxmlformats.org/markup-compatibility/2006" xmlns:aink="http://schemas.microsoft.com/office/drawing/2016/ink" xmlns:am3d="http://schemas.microsoft.com/office/drawing/2017/model3d" xmlns:o="urn:schemas-microsoft-com:office:office" xmlns:r="http://schemas.openxmlformats.org/officeDocument/2006/relationships" xmlns:m="http://schemas.openxmlformats.org/officeDocument/2006/math" xmlns:v="urn:schemas-microsoft-com:vml" xmlns:wp14="http://schemas.microsoft.com/office/word/2010/wordprocessingDrawing" xmlns:wp="http://schemas.openxmlformats.org/drawingml/2006/wordprocessingDrawing" xmlns:w10="urn:schemas-microsoft-com:office:word" xmlns:w="http://schemas.openxmlformats.org/wordprocessingml/2006/main" xmlns:w14="http://schemas.microsoft.com/office/word/2010/wordml" xmlns:w15="http://schemas.microsoft.com/office/word/2012/wordml" xmlns:w16cex="http://schemas.microsoft.com/office/word/2018/wordml/cex" xmlns:w16cid="http://schemas.microsoft.com/office/word/2016/wordml/cid" xmlns:w16="http://schemas.microsoft.com/office/word/2018/wordml" xmlns:w16se="http://schemas.microsoft.com/office/word/2015/wordml/symex" xmlns:wpg="http://schemas.microsoft.com/office/word/2010/wordprocessingGroup" xmlns:wpi="http://schemas.microsoft.com/office/word/2010/wordprocessingInk" xmlns:wne="http://schemas.microsoft.com/office/word/2006/wordml" xmlns:wps="http://schemas.microsoft.com/office/word/2010/wordprocessingShape" mc:Ignorable="w14 w15 w16se w16cid w16 w16cex wp14">
   <w:footnote w:type="separator" w:id="-1">
     <w:p>
       <w:pPr>
@@ -22347,7 +22498,7 @@
 </file>
 
 <file path=word/numbering.xml><?xml version="1.0" encoding="utf-8"?>
-<w:numbering xmlns:wpc="http://schemas.microsoft.com/office/word/2010/wordprocessingCanvas" xmlns:cx="http://schemas.microsoft.com/office/drawing/2014/chartex" xmlns:cx1="http://schemas.microsoft.com/office/drawing/2015/9/8/chartex" xmlns:cx2="http://schemas.microsoft.com/office/drawing/2015/10/21/chartex" xmlns:cx3="http://schemas.microsoft.com/office/drawing/2016/5/9/chartex" xmlns:cx4="http://schemas.microsoft.com/office/drawing/2016/5/10/chartex" xmlns:cx5="http://schemas.microsoft.com/office/drawing/2016/5/11/chartex" xmlns:cx6="http://schemas.microsoft.com/office/drawing/2016/5/12/chartex" xmlns:cx7="http://schemas.microsoft.com/office/drawing/2016/5/13/chartex" xmlns:cx8="http://schemas.microsoft.com/office/drawing/2016/5/14/chartex" xmlns:mc="http://schemas.openxmlformats.org/markup-compatibility/2006" xmlns:aink="http://schemas.microsoft.com/office/drawing/2016/ink" xmlns:am3d="http://schemas.microsoft.com/office/drawing/2017/model3d" xmlns:o="urn:schemas-microsoft-com:office:office" xmlns:oel="http://schemas.microsoft.com/office/2019/extlst" xmlns:r="http://schemas.openxmlformats.org/officeDocument/2006/relationships" xmlns:m="http://schemas.openxmlformats.org/officeDocument/2006/math" xmlns:v="urn:schemas-microsoft-com:vml" xmlns:wp14="http://schemas.microsoft.com/office/word/2010/wordprocessingDrawing" xmlns:wp="http://schemas.openxmlformats.org/drawingml/2006/wordprocessingDrawing" xmlns:w10="urn:schemas-microsoft-com:office:word" xmlns:w="http://schemas.openxmlformats.org/wordprocessingml/2006/main" xmlns:w14="http://schemas.microsoft.com/office/word/2010/wordml" xmlns:w15="http://schemas.microsoft.com/office/word/2012/wordml" xmlns:w16cex="http://schemas.microsoft.com/office/word/2018/wordml/cex" xmlns:w16cid="http://schemas.microsoft.com/office/word/2016/wordml/cid" xmlns:w16="http://schemas.microsoft.com/office/word/2018/wordml" xmlns:w16sdtdh="http://schemas.microsoft.com/office/word/2020/wordml/sdtdatahash" xmlns:w16se="http://schemas.microsoft.com/office/word/2015/wordml/symex" xmlns:wpg="http://schemas.microsoft.com/office/word/2010/wordprocessingGroup" xmlns:wpi="http://schemas.microsoft.com/office/word/2010/wordprocessingInk" xmlns:wne="http://schemas.microsoft.com/office/word/2006/wordml" xmlns:wps="http://schemas.microsoft.com/office/word/2010/wordprocessingShape" mc:Ignorable="w14 w15 w16se w16cid w16 w16cex w16sdtdh wp14">
+<w:numbering xmlns:wpc="http://schemas.microsoft.com/office/word/2010/wordprocessingCanvas" xmlns:cx="http://schemas.microsoft.com/office/drawing/2014/chartex" xmlns:cx1="http://schemas.microsoft.com/office/drawing/2015/9/8/chartex" xmlns:cx2="http://schemas.microsoft.com/office/drawing/2015/10/21/chartex" xmlns:cx3="http://schemas.microsoft.com/office/drawing/2016/5/9/chartex" xmlns:cx4="http://schemas.microsoft.com/office/drawing/2016/5/10/chartex" xmlns:cx5="http://schemas.microsoft.com/office/drawing/2016/5/11/chartex" xmlns:cx6="http://schemas.microsoft.com/office/drawing/2016/5/12/chartex" xmlns:cx7="http://schemas.microsoft.com/office/drawing/2016/5/13/chartex" xmlns:cx8="http://schemas.microsoft.com/office/drawing/2016/5/14/chartex" xmlns:mc="http://schemas.openxmlformats.org/markup-compatibility/2006" xmlns:aink="http://schemas.microsoft.com/office/drawing/2016/ink" xmlns:am3d="http://schemas.microsoft.com/office/drawing/2017/model3d" xmlns:o="urn:schemas-microsoft-com:office:office" xmlns:r="http://schemas.openxmlformats.org/officeDocument/2006/relationships" xmlns:m="http://schemas.openxmlformats.org/officeDocument/2006/math" xmlns:v="urn:schemas-microsoft-com:vml" xmlns:wp14="http://schemas.microsoft.com/office/word/2010/wordprocessingDrawing" xmlns:wp="http://schemas.openxmlformats.org/drawingml/2006/wordprocessingDrawing" xmlns:w10="urn:schemas-microsoft-com:office:word" xmlns:w="http://schemas.openxmlformats.org/wordprocessingml/2006/main" xmlns:w14="http://schemas.microsoft.com/office/word/2010/wordml" xmlns:w15="http://schemas.microsoft.com/office/word/2012/wordml" xmlns:w16cex="http://schemas.microsoft.com/office/word/2018/wordml/cex" xmlns:w16cid="http://schemas.microsoft.com/office/word/2016/wordml/cid" xmlns:w16="http://schemas.microsoft.com/office/word/2018/wordml" xmlns:w16se="http://schemas.microsoft.com/office/word/2015/wordml/symex" xmlns:wpg="http://schemas.microsoft.com/office/word/2010/wordprocessingGroup" xmlns:wpi="http://schemas.microsoft.com/office/word/2010/wordprocessingInk" xmlns:wne="http://schemas.microsoft.com/office/word/2006/wordml" xmlns:wps="http://schemas.microsoft.com/office/word/2010/wordprocessingShape" mc:Ignorable="w14 w15 w16se w16cid w16 w16cex wp14">
   <w:abstractNum w:abstractNumId="0" w15:restartNumberingAfterBreak="0">
     <w:nsid w:val="01EA25DD"/>
     <w:multiLevelType w:val="hybridMultilevel"/>
@@ -24005,43 +24156,43 @@
       </w:rPr>
     </w:lvl>
   </w:abstractNum>
-  <w:num w:numId="1" w16cid:durableId="532574039">
+  <w:num w:numId="1">
     <w:abstractNumId w:val="12"/>
   </w:num>
-  <w:num w:numId="2" w16cid:durableId="173305612">
+  <w:num w:numId="2">
     <w:abstractNumId w:val="6"/>
   </w:num>
-  <w:num w:numId="3" w16cid:durableId="177240781">
+  <w:num w:numId="3">
     <w:abstractNumId w:val="11"/>
   </w:num>
-  <w:num w:numId="4" w16cid:durableId="1654481019">
+  <w:num w:numId="4">
     <w:abstractNumId w:val="15"/>
   </w:num>
-  <w:num w:numId="5" w16cid:durableId="1245803203">
+  <w:num w:numId="5">
     <w:abstractNumId w:val="4"/>
   </w:num>
-  <w:num w:numId="6" w16cid:durableId="838277654">
+  <w:num w:numId="6">
     <w:abstractNumId w:val="7"/>
   </w:num>
-  <w:num w:numId="7" w16cid:durableId="1414622849">
+  <w:num w:numId="7">
     <w:abstractNumId w:val="0"/>
   </w:num>
-  <w:num w:numId="8" w16cid:durableId="531043244">
+  <w:num w:numId="8">
     <w:abstractNumId w:val="8"/>
   </w:num>
-  <w:num w:numId="9" w16cid:durableId="179399772">
+  <w:num w:numId="9">
     <w:abstractNumId w:val="9"/>
   </w:num>
-  <w:num w:numId="10" w16cid:durableId="795804540">
+  <w:num w:numId="10">
     <w:abstractNumId w:val="16"/>
   </w:num>
-  <w:num w:numId="11" w16cid:durableId="913275066">
+  <w:num w:numId="11">
     <w:abstractNumId w:val="13"/>
   </w:num>
-  <w:num w:numId="12" w16cid:durableId="353267488">
+  <w:num w:numId="12">
     <w:abstractNumId w:val="5"/>
   </w:num>
-  <w:num w:numId="13" w16cid:durableId="1103112052">
+  <w:num w:numId="13">
     <w:abstractNumId w:val="9"/>
     <w:lvlOverride w:ilvl="0">
       <w:lvl w:ilvl="0">
@@ -24174,7 +24325,7 @@
       </w:lvl>
     </w:lvlOverride>
   </w:num>
-  <w:num w:numId="14" w16cid:durableId="160514701">
+  <w:num w:numId="14">
     <w:abstractNumId w:val="9"/>
     <w:lvlOverride w:ilvl="0">
       <w:startOverride w:val="1"/>
@@ -24204,7 +24355,7 @@
       <w:startOverride w:val="1"/>
     </w:lvlOverride>
   </w:num>
-  <w:num w:numId="15" w16cid:durableId="1408529729">
+  <w:num w:numId="15">
     <w:abstractNumId w:val="9"/>
     <w:lvlOverride w:ilvl="0">
       <w:startOverride w:val="1"/>
@@ -24234,7 +24385,7 @@
       <w:startOverride w:val="1"/>
     </w:lvlOverride>
   </w:num>
-  <w:num w:numId="16" w16cid:durableId="1685325819">
+  <w:num w:numId="16">
     <w:abstractNumId w:val="9"/>
     <w:lvlOverride w:ilvl="0">
       <w:startOverride w:val="1"/>
@@ -24264,7 +24415,7 @@
       <w:startOverride w:val="1"/>
     </w:lvlOverride>
   </w:num>
-  <w:num w:numId="17" w16cid:durableId="1436319007">
+  <w:num w:numId="17">
     <w:abstractNumId w:val="2"/>
     <w:lvlOverride w:ilvl="0">
       <w:startOverride w:val="1"/>
@@ -24294,7 +24445,7 @@
       <w:startOverride w:val="1"/>
     </w:lvlOverride>
   </w:num>
-  <w:num w:numId="18" w16cid:durableId="1611234003">
+  <w:num w:numId="18">
     <w:abstractNumId w:val="9"/>
     <w:lvlOverride w:ilvl="0">
       <w:startOverride w:val="1"/>
@@ -24324,7 +24475,7 @@
       <w:startOverride w:val="1"/>
     </w:lvlOverride>
   </w:num>
-  <w:num w:numId="19" w16cid:durableId="1135413638">
+  <w:num w:numId="19">
     <w:abstractNumId w:val="9"/>
     <w:lvlOverride w:ilvl="0">
       <w:startOverride w:val="1"/>
@@ -24354,7 +24505,7 @@
       <w:startOverride w:val="1"/>
     </w:lvlOverride>
   </w:num>
-  <w:num w:numId="20" w16cid:durableId="309289351">
+  <w:num w:numId="20">
     <w:abstractNumId w:val="9"/>
     <w:lvlOverride w:ilvl="0">
       <w:startOverride w:val="3"/>
@@ -24384,7 +24535,7 @@
       <w:startOverride w:val="1"/>
     </w:lvlOverride>
   </w:num>
-  <w:num w:numId="21" w16cid:durableId="1587152547">
+  <w:num w:numId="21">
     <w:abstractNumId w:val="9"/>
     <w:lvlOverride w:ilvl="0">
       <w:startOverride w:val="7"/>
@@ -24414,7 +24565,7 @@
       <w:startOverride w:val="1"/>
     </w:lvlOverride>
   </w:num>
-  <w:num w:numId="22" w16cid:durableId="427966921">
+  <w:num w:numId="22">
     <w:abstractNumId w:val="9"/>
     <w:lvlOverride w:ilvl="0">
       <w:startOverride w:val="1"/>
@@ -24444,7 +24595,7 @@
       <w:startOverride w:val="1"/>
     </w:lvlOverride>
   </w:num>
-  <w:num w:numId="23" w16cid:durableId="350374359">
+  <w:num w:numId="23">
     <w:abstractNumId w:val="9"/>
     <w:lvlOverride w:ilvl="0">
       <w:startOverride w:val="1"/>
@@ -24474,13 +24625,13 @@
       <w:startOverride w:val="1"/>
     </w:lvlOverride>
   </w:num>
-  <w:num w:numId="24" w16cid:durableId="712774336">
+  <w:num w:numId="24">
     <w:abstractNumId w:val="1"/>
   </w:num>
-  <w:num w:numId="25" w16cid:durableId="975331886">
+  <w:num w:numId="25">
     <w:abstractNumId w:val="10"/>
   </w:num>
-  <w:num w:numId="26" w16cid:durableId="790367328">
+  <w:num w:numId="26">
     <w:abstractNumId w:val="9"/>
     <w:lvlOverride w:ilvl="0">
       <w:startOverride w:val="1"/>
@@ -24510,7 +24661,7 @@
       <w:startOverride w:val="1"/>
     </w:lvlOverride>
   </w:num>
-  <w:num w:numId="27" w16cid:durableId="870151403">
+  <w:num w:numId="27">
     <w:abstractNumId w:val="9"/>
     <w:lvlOverride w:ilvl="0">
       <w:startOverride w:val="1"/>
@@ -24540,7 +24691,7 @@
       <w:startOverride w:val="1"/>
     </w:lvlOverride>
   </w:num>
-  <w:num w:numId="28" w16cid:durableId="2122608513">
+  <w:num w:numId="28">
     <w:abstractNumId w:val="9"/>
     <w:lvlOverride w:ilvl="0">
       <w:startOverride w:val="1"/>
@@ -24570,17 +24721,17 @@
       <w:startOverride w:val="1"/>
     </w:lvlOverride>
   </w:num>
-  <w:num w:numId="29" w16cid:durableId="1160347475">
+  <w:num w:numId="29">
     <w:abstractNumId w:val="14"/>
   </w:num>
-  <w:num w:numId="30" w16cid:durableId="383677436">
+  <w:num w:numId="30">
     <w:abstractNumId w:val="3"/>
   </w:num>
 </w:numbering>
 </file>
 
 <file path=word/styles.xml><?xml version="1.0" encoding="utf-8"?>
-<w:styles xmlns:mc="http://schemas.openxmlformats.org/markup-compatibility/2006" xmlns:r="http://schemas.openxmlformats.org/officeDocument/2006/relationships" xmlns:w="http://schemas.openxmlformats.org/wordprocessingml/2006/main" xmlns:w14="http://schemas.microsoft.com/office/word/2010/wordml" xmlns:w15="http://schemas.microsoft.com/office/word/2012/wordml" xmlns:w16cex="http://schemas.microsoft.com/office/word/2018/wordml/cex" xmlns:w16cid="http://schemas.microsoft.com/office/word/2016/wordml/cid" xmlns:w16="http://schemas.microsoft.com/office/word/2018/wordml" xmlns:w16sdtdh="http://schemas.microsoft.com/office/word/2020/wordml/sdtdatahash" xmlns:w16se="http://schemas.microsoft.com/office/word/2015/wordml/symex" mc:Ignorable="w14 w15 w16se w16cid w16 w16cex w16sdtdh">
+<w:styles xmlns:mc="http://schemas.openxmlformats.org/markup-compatibility/2006" xmlns:r="http://schemas.openxmlformats.org/officeDocument/2006/relationships" xmlns:w="http://schemas.openxmlformats.org/wordprocessingml/2006/main" xmlns:w14="http://schemas.microsoft.com/office/word/2010/wordml" xmlns:w15="http://schemas.microsoft.com/office/word/2012/wordml" xmlns:w16cex="http://schemas.microsoft.com/office/word/2018/wordml/cex" xmlns:w16cid="http://schemas.microsoft.com/office/word/2016/wordml/cid" xmlns:w16="http://schemas.microsoft.com/office/word/2018/wordml" xmlns:w16se="http://schemas.microsoft.com/office/word/2015/wordml/symex" mc:Ignorable="w14 w15 w16se w16cid w16 w16cex">
   <w:docDefaults>
     <w:rPrDefault>
       <w:rPr>
@@ -25914,7 +26065,7 @@
 </file>
 
 <file path=word/glossary/document.xml><?xml version="1.0" encoding="utf-8"?>
-<w:glossaryDocument xmlns:wpc="http://schemas.microsoft.com/office/word/2010/wordprocessingCanvas" xmlns:cx="http://schemas.microsoft.com/office/drawing/2014/chartex" xmlns:cx1="http://schemas.microsoft.com/office/drawing/2015/9/8/chartex" xmlns:cx2="http://schemas.microsoft.com/office/drawing/2015/10/21/chartex" xmlns:cx3="http://schemas.microsoft.com/office/drawing/2016/5/9/chartex" xmlns:cx4="http://schemas.microsoft.com/office/drawing/2016/5/10/chartex" xmlns:cx5="http://schemas.microsoft.com/office/drawing/2016/5/11/chartex" xmlns:cx6="http://schemas.microsoft.com/office/drawing/2016/5/12/chartex" xmlns:cx7="http://schemas.microsoft.com/office/drawing/2016/5/13/chartex" xmlns:cx8="http://schemas.microsoft.com/office/drawing/2016/5/14/chartex" xmlns:mc="http://schemas.openxmlformats.org/markup-compatibility/2006" xmlns:aink="http://schemas.microsoft.com/office/drawing/2016/ink" xmlns:am3d="http://schemas.microsoft.com/office/drawing/2017/model3d" xmlns:o="urn:schemas-microsoft-com:office:office" xmlns:oel="http://schemas.microsoft.com/office/2019/extlst" xmlns:r="http://schemas.openxmlformats.org/officeDocument/2006/relationships" xmlns:m="http://schemas.openxmlformats.org/officeDocument/2006/math" xmlns:v="urn:schemas-microsoft-com:vml" xmlns:wp14="http://schemas.microsoft.com/office/word/2010/wordprocessingDrawing" xmlns:wp="http://schemas.openxmlformats.org/drawingml/2006/wordprocessingDrawing" xmlns:w10="urn:schemas-microsoft-com:office:word" xmlns:w="http://schemas.openxmlformats.org/wordprocessingml/2006/main" xmlns:w14="http://schemas.microsoft.com/office/word/2010/wordml" xmlns:w15="http://schemas.microsoft.com/office/word/2012/wordml" xmlns:w16cex="http://schemas.microsoft.com/office/word/2018/wordml/cex" xmlns:w16cid="http://schemas.microsoft.com/office/word/2016/wordml/cid" xmlns:w16="http://schemas.microsoft.com/office/word/2018/wordml" xmlns:w16sdtdh="http://schemas.microsoft.com/office/word/2020/wordml/sdtdatahash" xmlns:w16se="http://schemas.microsoft.com/office/word/2015/wordml/symex" xmlns:wpg="http://schemas.microsoft.com/office/word/2010/wordprocessingGroup" xmlns:wpi="http://schemas.microsoft.com/office/word/2010/wordprocessingInk" xmlns:wne="http://schemas.microsoft.com/office/word/2006/wordml" xmlns:wps="http://schemas.microsoft.com/office/word/2010/wordprocessingShape" mc:Ignorable="w14 w15 w16se w16cid w16 w16cex w16sdtdh wp14">
+<w:glossaryDocument xmlns:wpc="http://schemas.microsoft.com/office/word/2010/wordprocessingCanvas" xmlns:cx="http://schemas.microsoft.com/office/drawing/2014/chartex" xmlns:cx1="http://schemas.microsoft.com/office/drawing/2015/9/8/chartex" xmlns:cx2="http://schemas.microsoft.com/office/drawing/2015/10/21/chartex" xmlns:cx3="http://schemas.microsoft.com/office/drawing/2016/5/9/chartex" xmlns:cx4="http://schemas.microsoft.com/office/drawing/2016/5/10/chartex" xmlns:cx5="http://schemas.microsoft.com/office/drawing/2016/5/11/chartex" xmlns:cx6="http://schemas.microsoft.com/office/drawing/2016/5/12/chartex" xmlns:cx7="http://schemas.microsoft.com/office/drawing/2016/5/13/chartex" xmlns:cx8="http://schemas.microsoft.com/office/drawing/2016/5/14/chartex" xmlns:mc="http://schemas.openxmlformats.org/markup-compatibility/2006" xmlns:aink="http://schemas.microsoft.com/office/drawing/2016/ink" xmlns:am3d="http://schemas.microsoft.com/office/drawing/2017/model3d" xmlns:o="urn:schemas-microsoft-com:office:office" xmlns:r="http://schemas.openxmlformats.org/officeDocument/2006/relationships" xmlns:m="http://schemas.openxmlformats.org/officeDocument/2006/math" xmlns:v="urn:schemas-microsoft-com:vml" xmlns:wp14="http://schemas.microsoft.com/office/word/2010/wordprocessingDrawing" xmlns:wp="http://schemas.openxmlformats.org/drawingml/2006/wordprocessingDrawing" xmlns:w10="urn:schemas-microsoft-com:office:word" xmlns:w="http://schemas.openxmlformats.org/wordprocessingml/2006/main" xmlns:w14="http://schemas.microsoft.com/office/word/2010/wordml" xmlns:w15="http://schemas.microsoft.com/office/word/2012/wordml" xmlns:w16cex="http://schemas.microsoft.com/office/word/2018/wordml/cex" xmlns:w16cid="http://schemas.microsoft.com/office/word/2016/wordml/cid" xmlns:w16="http://schemas.microsoft.com/office/word/2018/wordml" xmlns:w16se="http://schemas.microsoft.com/office/word/2015/wordml/symex" xmlns:wpg="http://schemas.microsoft.com/office/word/2010/wordprocessingGroup" xmlns:wpi="http://schemas.microsoft.com/office/word/2010/wordprocessingInk" xmlns:wne="http://schemas.microsoft.com/office/word/2006/wordml" xmlns:wps="http://schemas.microsoft.com/office/word/2010/wordprocessingShape" mc:Ignorable="w14 w15 w16se w16cid w16 w16cex wp14">
   <w:docParts>
     <w:docPart>
       <w:docPartPr>
@@ -26124,7 +26275,7 @@
 </file>
 
 <file path=word/glossary/fontTable.xml><?xml version="1.0" encoding="utf-8"?>
-<w:fonts xmlns:mc="http://schemas.openxmlformats.org/markup-compatibility/2006" xmlns:r="http://schemas.openxmlformats.org/officeDocument/2006/relationships" xmlns:w="http://schemas.openxmlformats.org/wordprocessingml/2006/main" xmlns:w14="http://schemas.microsoft.com/office/word/2010/wordml" xmlns:w15="http://schemas.microsoft.com/office/word/2012/wordml" xmlns:w16cex="http://schemas.microsoft.com/office/word/2018/wordml/cex" xmlns:w16cid="http://schemas.microsoft.com/office/word/2016/wordml/cid" xmlns:w16="http://schemas.microsoft.com/office/word/2018/wordml" xmlns:w16sdtdh="http://schemas.microsoft.com/office/word/2020/wordml/sdtdatahash" xmlns:w16se="http://schemas.microsoft.com/office/word/2015/wordml/symex" mc:Ignorable="w14 w15 w16se w16cid w16 w16cex w16sdtdh">
+<w:fonts xmlns:mc="http://schemas.openxmlformats.org/markup-compatibility/2006" xmlns:r="http://schemas.openxmlformats.org/officeDocument/2006/relationships" xmlns:w="http://schemas.openxmlformats.org/wordprocessingml/2006/main" xmlns:w14="http://schemas.microsoft.com/office/word/2010/wordml" xmlns:w15="http://schemas.microsoft.com/office/word/2012/wordml" xmlns:w16cex="http://schemas.microsoft.com/office/word/2018/wordml/cex" xmlns:w16cid="http://schemas.microsoft.com/office/word/2016/wordml/cid" xmlns:w16="http://schemas.microsoft.com/office/word/2018/wordml" xmlns:w16se="http://schemas.microsoft.com/office/word/2015/wordml/symex" mc:Ignorable="w14 w15 w16se w16cid w16 w16cex">
   <w:font w:name="Times New Roman">
     <w:panose1 w:val="02020603050405020304"/>
     <w:charset w:val="CC"/>
@@ -26179,7 +26330,7 @@
     <w:charset w:val="CC"/>
     <w:family w:val="modern"/>
     <w:pitch w:val="fixed"/>
-    <w:sig w:usb0="A10002FF" w:usb1="4000F9FB" w:usb2="00040000" w:usb3="00000000" w:csb0="0000019F" w:csb1="00000000"/>
+    <w:sig w:usb0="A1002AFF" w:usb1="4000F9FB" w:usb2="00040000" w:usb3="00000000" w:csb0="000001FF" w:csb1="00000000"/>
   </w:font>
   <w:font w:name="Arial">
     <w:panose1 w:val="020B0604020202020204"/>
@@ -26195,23 +26346,11 @@
     <w:pitch w:val="variable"/>
     <w:sig w:usb0="E00006FF" w:usb1="420024FF" w:usb2="02000000" w:usb3="00000000" w:csb0="0000019F" w:csb1="00000000"/>
   </w:font>
-  <w:font w:name="Aptos">
-    <w:charset w:val="00"/>
-    <w:family w:val="swiss"/>
-    <w:pitch w:val="variable"/>
-    <w:sig w:usb0="20000287" w:usb1="00000003" w:usb2="00000000" w:usb3="00000000" w:csb0="0000019F" w:csb1="00000000"/>
-  </w:font>
-  <w:font w:name="Aptos Display">
-    <w:charset w:val="00"/>
-    <w:family w:val="swiss"/>
-    <w:pitch w:val="variable"/>
-    <w:sig w:usb0="20000287" w:usb1="00000003" w:usb2="00000000" w:usb3="00000000" w:csb0="0000019F" w:csb1="00000000"/>
-  </w:font>
 </w:fonts>
 </file>
 
 <file path=word/glossary/settings.xml><?xml version="1.0" encoding="utf-8"?>
-<w:settings xmlns:mc="http://schemas.openxmlformats.org/markup-compatibility/2006" xmlns:o="urn:schemas-microsoft-com:office:office" xmlns:r="http://schemas.openxmlformats.org/officeDocument/2006/relationships" xmlns:m="http://schemas.openxmlformats.org/officeDocument/2006/math" xmlns:v="urn:schemas-microsoft-com:vml" xmlns:w10="urn:schemas-microsoft-com:office:word" xmlns:w="http://schemas.openxmlformats.org/wordprocessingml/2006/main" xmlns:w14="http://schemas.microsoft.com/office/word/2010/wordml" xmlns:w15="http://schemas.microsoft.com/office/word/2012/wordml" xmlns:w16cex="http://schemas.microsoft.com/office/word/2018/wordml/cex" xmlns:w16cid="http://schemas.microsoft.com/office/word/2016/wordml/cid" xmlns:w16="http://schemas.microsoft.com/office/word/2018/wordml" xmlns:w16sdtdh="http://schemas.microsoft.com/office/word/2020/wordml/sdtdatahash" xmlns:w16se="http://schemas.microsoft.com/office/word/2015/wordml/symex" xmlns:sl="http://schemas.openxmlformats.org/schemaLibrary/2006/main" mc:Ignorable="w14 w15 w16se w16cid w16 w16cex w16sdtdh">
+<w:settings xmlns:mc="http://schemas.openxmlformats.org/markup-compatibility/2006" xmlns:o="urn:schemas-microsoft-com:office:office" xmlns:r="http://schemas.openxmlformats.org/officeDocument/2006/relationships" xmlns:m="http://schemas.openxmlformats.org/officeDocument/2006/math" xmlns:v="urn:schemas-microsoft-com:vml" xmlns:w10="urn:schemas-microsoft-com:office:word" xmlns:w="http://schemas.openxmlformats.org/wordprocessingml/2006/main" xmlns:w14="http://schemas.microsoft.com/office/word/2010/wordml" xmlns:w15="http://schemas.microsoft.com/office/word/2012/wordml" xmlns:w16cex="http://schemas.microsoft.com/office/word/2018/wordml/cex" xmlns:w16cid="http://schemas.microsoft.com/office/word/2016/wordml/cid" xmlns:w16="http://schemas.microsoft.com/office/word/2018/wordml" xmlns:w16se="http://schemas.microsoft.com/office/word/2015/wordml/symex" xmlns:sl="http://schemas.openxmlformats.org/schemaLibrary/2006/main" mc:Ignorable="w14 w15 w16se w16cid w16 w16cex">
   <w:view w:val="normal"/>
   <w:revisionView w:comments="0" w:insDel="0" w:formatting="0"/>
   <w:defaultTabStop w:val="708"/>
@@ -26281,6 +26420,7 @@
     <w:rsid w:val="00A91C02"/>
     <w:rsid w:val="00AE6F49"/>
     <w:rsid w:val="00B248C2"/>
+    <w:rsid w:val="00B763E4"/>
     <w:rsid w:val="00BC0934"/>
     <w:rsid w:val="00C10B5D"/>
     <w:rsid w:val="00CA5BD0"/>
@@ -26316,7 +26456,7 @@
 </file>
 
 <file path=word/glossary/styles.xml><?xml version="1.0" encoding="utf-8"?>
-<w:styles xmlns:mc="http://schemas.openxmlformats.org/markup-compatibility/2006" xmlns:r="http://schemas.openxmlformats.org/officeDocument/2006/relationships" xmlns:w="http://schemas.openxmlformats.org/wordprocessingml/2006/main" xmlns:w14="http://schemas.microsoft.com/office/word/2010/wordml" xmlns:w15="http://schemas.microsoft.com/office/word/2012/wordml" xmlns:w16cex="http://schemas.microsoft.com/office/word/2018/wordml/cex" xmlns:w16cid="http://schemas.microsoft.com/office/word/2016/wordml/cid" xmlns:w16="http://schemas.microsoft.com/office/word/2018/wordml" xmlns:w16sdtdh="http://schemas.microsoft.com/office/word/2020/wordml/sdtdatahash" xmlns:w16se="http://schemas.microsoft.com/office/word/2015/wordml/symex" mc:Ignorable="w14 w15 w16se w16cid w16 w16cex w16sdtdh">
+<w:styles xmlns:mc="http://schemas.openxmlformats.org/markup-compatibility/2006" xmlns:r="http://schemas.openxmlformats.org/officeDocument/2006/relationships" xmlns:w="http://schemas.openxmlformats.org/wordprocessingml/2006/main" xmlns:w14="http://schemas.microsoft.com/office/word/2010/wordml" xmlns:w15="http://schemas.microsoft.com/office/word/2012/wordml" xmlns:w16cex="http://schemas.microsoft.com/office/word/2018/wordml/cex" xmlns:w16cid="http://schemas.microsoft.com/office/word/2016/wordml/cid" xmlns:w16="http://schemas.microsoft.com/office/word/2018/wordml" xmlns:w16se="http://schemas.microsoft.com/office/word/2015/wordml/symex" mc:Ignorable="w14 w15 w16se w16cid w16 w16cex">
   <w:docDefaults>
     <w:rPrDefault>
       <w:rPr>
@@ -26792,7 +26932,7 @@
 </file>
 
 <file path=word/glossary/webSettings.xml><?xml version="1.0" encoding="utf-8"?>
-<w:webSettings xmlns:mc="http://schemas.openxmlformats.org/markup-compatibility/2006" xmlns:r="http://schemas.openxmlformats.org/officeDocument/2006/relationships" xmlns:w="http://schemas.openxmlformats.org/wordprocessingml/2006/main" xmlns:w14="http://schemas.microsoft.com/office/word/2010/wordml" xmlns:w15="http://schemas.microsoft.com/office/word/2012/wordml" xmlns:w16cex="http://schemas.microsoft.com/office/word/2018/wordml/cex" xmlns:w16cid="http://schemas.microsoft.com/office/word/2016/wordml/cid" xmlns:w16="http://schemas.microsoft.com/office/word/2018/wordml" xmlns:w16sdtdh="http://schemas.microsoft.com/office/word/2020/wordml/sdtdatahash" xmlns:w16se="http://schemas.microsoft.com/office/word/2015/wordml/symex" mc:Ignorable="w14 w15 w16se w16cid w16 w16cex w16sdtdh">
+<w:webSettings xmlns:mc="http://schemas.openxmlformats.org/markup-compatibility/2006" xmlns:r="http://schemas.openxmlformats.org/officeDocument/2006/relationships" xmlns:w="http://schemas.openxmlformats.org/wordprocessingml/2006/main" xmlns:w14="http://schemas.microsoft.com/office/word/2010/wordml" xmlns:w15="http://schemas.microsoft.com/office/word/2012/wordml" xmlns:w16cex="http://schemas.microsoft.com/office/word/2018/wordml/cex" xmlns:w16cid="http://schemas.microsoft.com/office/word/2016/wordml/cid" xmlns:w16="http://schemas.microsoft.com/office/word/2018/wordml" xmlns:w16se="http://schemas.microsoft.com/office/word/2015/wordml/symex" mc:Ignorable="w14 w15 w16se w16cid w16 w16cex">
   <w:optimizeForBrowser/>
   <w:allowPNG/>
 </w:webSettings>
@@ -27098,7 +27238,7 @@
 </file>
 
 <file path=customXml/itemProps1.xml><?xml version="1.0" encoding="utf-8"?>
-<ds:datastoreItem xmlns:ds="http://schemas.openxmlformats.org/officeDocument/2006/customXml" ds:itemID="{2F531C4A-AEF8-41CD-8812-6A20879F9E3F}">
+<ds:datastoreItem xmlns:ds="http://schemas.openxmlformats.org/officeDocument/2006/customXml" ds:itemID="{B520BD3F-F9F0-4F44-8DC2-C31684487D57}">
   <ds:schemaRefs>
     <ds:schemaRef ds:uri="http://schemas.openxmlformats.org/officeDocument/2006/bibliography"/>
   </ds:schemaRefs>
